--- a/entregables/LPG_1-1_Version_3.docx
+++ b/entregables/LPG_1-1_Version_3.docx
@@ -44,7 +44,7 @@
         <w:rPr>
           <w:b/>
         </w:rPr>
-        <w:t>ENTIDAD: GAM VALLES                                                                                  PERÌODO: GESTIÒN 2018</w:t>
+        <w:t>ENTIDAD: GAM VALLES                                                                                  PERÍODO: GESTIÓN 2018</w:t>
       </w:r>
     </w:p>
     <w:p>
@@ -742,7 +742,7 @@
         <w:rPr>
           <w:b/>
         </w:rPr>
-        <w:t xml:space="preserve">           PERÌODO: GESTIÒN 2018</w:t>
+        <w:t xml:space="preserve">           PERÍODO: GESTIÓN 2018</w:t>
       </w:r>
     </w:p>
     <w:p>
@@ -804,7 +804,7 @@
         <w:jc w:val="center"/>
       </w:pPr>
       <w:r>
-        <w:t xml:space="preserve">Documentar las debilidades identificadas durante la evaluación del sistema de control interno.</w:t>
+        <w:t>Archivar las deficiencias identificadas en la evaluación del sistema de control interno.</w:t>
       </w:r>
     </w:p>
     <w:p>
@@ -903,6 +903,7 @@
         <w:tc>
           <w:tcPr>
             <w:tcW w:w="709" w:type="dxa"/>
+            <w:vAlign w:val="center"/>
           </w:tcPr>
           <w:p>
             <w:pPr>
@@ -914,8 +915,9 @@
             <w:r>
               <w:rPr>
                 <w:b/>
-              </w:rPr>
-              <w:t>LPI</w:t>
+                <w:color w:val="FF0000"/>
+              </w:rPr>
+              <w:t xml:space="preserve">LPI 1-1</w:t>
             </w:r>
           </w:p>
         </w:tc>
@@ -925,15 +927,6 @@
           </w:tcPr>
           <w:p>
             <w:pPr>
-              <w:jc w:val="both"/>
-              <w:rPr>
-                <w:b/>
-                <w:u w:val="single"/>
-              </w:rPr>
-            </w:pPr>
-          </w:p>
-          <w:p>
-            <w:pPr>
               <w:pStyle w:val="Prrafodelista"/>
               <w:numPr>
                 <w:ilvl w:val="0"/>
@@ -954,7 +947,7 @@
                 <w:szCs w:val="24"/>
                 <w:u w:val="single"/>
               </w:rPr>
-              <w:t xml:space="preserve">Carencia de Código de Ética</w:t>
+              <w:t xml:space="preserve">Inexistencia del Código de Ética</w:t>
             </w:r>
           </w:p>
           <w:p>
@@ -1000,7 +993,7 @@
                 <w:sz w:val="24"/>
                 <w:szCs w:val="24"/>
               </w:rPr>
-              <w:t xml:space="preserve">Como resultado de la evaluación se determinó que el Gobierno Autónomo Municipal Valles no dispone de un Código de Ética formalmente diseñado, aprobado e implantado.</w:t>
+              <w:t xml:space="preserve">Se verificó que el Gobierno Autónomo Municipal Valles no cuenta con un Código de Ética que haya sido diseñado, aprobado e implantado.</w:t>
             </w:r>
             <w:r>
               <w:rPr>
@@ -1118,7 +1111,7 @@
                 <w:sz w:val="24"/>
                 <w:szCs w:val="24"/>
               </w:rPr>
-              <w:t>, menciona: “</w:t>
+              <w:t>, señala: “</w:t>
             </w:r>
             <w:r>
               <w:rPr>
@@ -1192,7 +1185,7 @@
                 <w:sz w:val="24"/>
                 <w:szCs w:val="24"/>
               </w:rPr>
-              <w:t xml:space="preserve">Lo mencionado se origina en la falta de iniciativa del Alcalde para impulsar el diseño, la aprobación y la implementación del Código de Ética municipal.</w:t>
+              <w:t xml:space="preserve">Esta situación se debe a que el Alcalde no ha impulsado el diseño, aprobación e implementación del Código de Ética en el municipio.</w:t>
             </w:r>
             <w:r>
               <w:rPr>
@@ -1266,7 +1259,7 @@
                 <w:sz w:val="24"/>
                 <w:szCs w:val="24"/>
               </w:rPr>
-              <w:t xml:space="preserve">Ello puede propiciar infracciones relacionadas con el comportamiento ético de los servidores públicos en las actividades que desempeñan.</w:t>
+              <w:t xml:space="preserve">Esta situación puede generar que se cometan infracciones de carácter ético en las actividades que realizan los funcionarios del municipio.</w:t>
             </w:r>
             <w:r>
               <w:rPr>
@@ -1326,7 +1319,7 @@
                 <w:sz w:val="24"/>
                 <w:szCs w:val="24"/>
               </w:rPr>
-              <w:t xml:space="preserve">El Alcalde Municipal debería instruir al Secretario General que proceda con la elaboración del Código de Ética, para su posterior aprobación, implantación y difusión a todos los funcionarios del municipio.</w:t>
+              <w:t xml:space="preserve">Se recomienda al Alcalde Municipal instruir al Secretario General la redacción del Código de Ética, para que posteriormente se apruebe, implemente y socialice con todos los funcionarios del municipio.</w:t>
             </w:r>
             <w:r>
               <w:rPr>
@@ -1376,6 +1369,90 @@
               </w:rPr>
             </w:pPr>
           </w:p>
+        </w:tc>
+        <w:tc>
+          <w:tcPr>
+            <w:tcW w:w="1276" w:type="dxa"/>
+            <w:vAlign w:val="center"/>
+          </w:tcPr>
+          <w:p>
+            <w:pPr>
+              <w:jc w:val="center"/>
+              <w:rPr>
+                <w:b/>
+                <w:i/>
+              </w:rPr>
+            </w:pPr>
+            <w:r>
+              <w:rPr>
+                <w:b/>
+                <w:i/>
+                <w:color w:val="0070C0"/>
+              </w:rPr>
+              <w:lastRenderedPageBreak/>
+              <w:t xml:space="preserve">Deficiencia incluida en informe de C.I.</w:t>
+            </w:r>
+            <w:r>
+              <w:rPr>
+                <w:b/>
+                <w:i/>
+                <w:color w:val="0070C0"/>
+              </w:rPr>
+              <w:t/>
+            </w:r>
+            <w:r>
+              <w:rPr>
+                <w:b/>
+                <w:i/>
+                <w:color w:val="0070C0"/>
+              </w:rPr>
+              <w:t/>
+            </w:r>
+            <w:r>
+              <w:rPr>
+                <w:b/>
+                <w:i/>
+                <w:color w:val="0070C0"/>
+              </w:rPr>
+              <w:t/>
+            </w:r>
+            <w:r>
+              <w:rPr>
+                <w:b/>
+                <w:i/>
+                <w:color w:val="0070C0"/>
+              </w:rPr>
+              <w:t xml:space="preserve"/>
+            </w:r>
+          </w:p>
+        </w:tc>
+      </w:tr>
+      <w:tr>
+        <w:tc>
+          <w:tcPr>
+            <w:tcW w:w="709" w:type="dxa"/>
+            <w:vAlign w:val="center"/>
+          </w:tcPr>
+          <w:p>
+            <w:pPr>
+              <w:jc w:val="center"/>
+              <w:rPr>
+                <w:b/>
+              </w:rPr>
+            </w:pPr>
+            <w:r>
+              <w:rPr>
+                <w:b/>
+                <w:color w:val="FF0000"/>
+              </w:rPr>
+              <w:t xml:space="preserve">LPI 1-1</w:t>
+            </w:r>
+          </w:p>
+        </w:tc>
+        <w:tc>
+          <w:tcPr>
+            <w:tcW w:w="8647" w:type="dxa"/>
+          </w:tcPr>
           <w:p>
             <w:pPr>
               <w:pStyle w:val="Prrafodelista"/>
@@ -1398,7 +1475,7 @@
                 <w:szCs w:val="24"/>
                 <w:u w:val="single"/>
               </w:rPr>
-              <w:t xml:space="preserve">Ausencia de procesos de reclutamiento</w:t>
+              <w:t xml:space="preserve">Reclutamiento de personal</w:t>
             </w:r>
             <w:r>
               <w:rPr>
@@ -1462,7 +1539,7 @@
                 <w:sz w:val="24"/>
                 <w:szCs w:val="24"/>
               </w:rPr>
-              <w:t xml:space="preserve">Se evidenció que el Gobierno Autónomo Municipal Valles carece de procesos de contratación para la incorporación de personal.</w:t>
+              <w:t xml:space="preserve">Se verificó que el Gobierno Autónomo Municipal Valles no desarrolla procesos de contratación para reclutar a su personal de acuerdo a su competencia para el cargo.</w:t>
             </w:r>
             <w:r>
               <w:rPr>
@@ -1608,7 +1685,7 @@
                 <w:sz w:val="24"/>
                 <w:szCs w:val="24"/>
               </w:rPr>
-              <w:t>, menciona: “</w:t>
+              <w:t>, señala: “</w:t>
             </w:r>
             <w:r>
               <w:rPr>
@@ -1718,7 +1795,7 @@
                 <w:sz w:val="24"/>
                 <w:szCs w:val="24"/>
               </w:rPr>
-              <w:t xml:space="preserve">La situación descrita se origina en la falta de control del Encargado de la Administración de Personal.</w:t>
+              <w:t xml:space="preserve">Esta situación se debe a que el Encargado de la Administración de Personal no ejerce control sobre los procesos de contratación.</w:t>
             </w:r>
             <w:r>
               <w:rPr>
@@ -1848,7 +1925,7 @@
                 <w:sz w:val="24"/>
                 <w:szCs w:val="24"/>
               </w:rPr>
-              <w:t xml:space="preserve">Ello podría provocar que se incorpore personal que no cumple con el perfil exigido para cada puesto de trabajo.</w:t>
+              <w:t xml:space="preserve">Esta situación puede generar que los puestos de trabajo sean ocupados por personal que no cumple con el perfil correspondiente.</w:t>
             </w:r>
           </w:p>
           <w:p>
@@ -1894,7 +1971,7 @@
                 <w:sz w:val="24"/>
                 <w:szCs w:val="24"/>
               </w:rPr>
-              <w:t xml:space="preserve">El Alcalde Municipal debería instruir al Encargado de la Administración de Personal que realice el seguimiento y control de los procesos de contratación destinados al reclutamiento de personal del Gobierno Autónomo Municipal Valles, de modo que se cumplan las Normas Básicas del Sistema de Administración de Personal.</w:t>
+              <w:t xml:space="preserve">Se recomienda al Alcalde Municipal instruir al Encargado de la Administración de Personal que adopte las acciones necesarias para supervisar los procesos de contratación del personal del Gobierno Autónomo Municipal Valles, conforme a las Normas Básicas del Sistema de Administración de Personal.</w:t>
             </w:r>
             <w:r>
               <w:rPr>
@@ -1988,18 +2065,90 @@
               </w:rPr>
             </w:pPr>
           </w:p>
-          <w:p>
-            <w:pPr>
-              <w:pStyle w:val="Prrafodelista"/>
-              <w:jc w:val="both"/>
-              <w:rPr>
-                <w:b/>
-                <w:sz w:val="24"/>
-                <w:szCs w:val="24"/>
-                <w:u w:val="single"/>
-              </w:rPr>
-            </w:pPr>
-          </w:p>
+        </w:tc>
+        <w:tc>
+          <w:tcPr>
+            <w:tcW w:w="1276" w:type="dxa"/>
+            <w:vAlign w:val="center"/>
+          </w:tcPr>
+          <w:p>
+            <w:pPr>
+              <w:jc w:val="center"/>
+              <w:rPr>
+                <w:b/>
+                <w:i/>
+              </w:rPr>
+            </w:pPr>
+            <w:r>
+              <w:rPr>
+                <w:b/>
+                <w:i/>
+                <w:color w:val="0070C0"/>
+              </w:rPr>
+              <w:lastRenderedPageBreak/>
+              <w:t xml:space="preserve">Deficiencia incluida en informe de C.I.</w:t>
+            </w:r>
+            <w:r>
+              <w:rPr>
+                <w:b/>
+                <w:i/>
+                <w:color w:val="0070C0"/>
+              </w:rPr>
+              <w:t/>
+            </w:r>
+            <w:r>
+              <w:rPr>
+                <w:b/>
+                <w:i/>
+                <w:color w:val="0070C0"/>
+              </w:rPr>
+              <w:t/>
+            </w:r>
+            <w:r>
+              <w:rPr>
+                <w:b/>
+                <w:i/>
+                <w:color w:val="0070C0"/>
+              </w:rPr>
+              <w:t/>
+            </w:r>
+            <w:r>
+              <w:rPr>
+                <w:b/>
+                <w:i/>
+                <w:color w:val="0070C0"/>
+              </w:rPr>
+              <w:t xml:space="preserve"/>
+            </w:r>
+          </w:p>
+        </w:tc>
+      </w:tr>
+      <w:tr>
+        <w:tc>
+          <w:tcPr>
+            <w:tcW w:w="709" w:type="dxa"/>
+            <w:vAlign w:val="center"/>
+          </w:tcPr>
+          <w:p>
+            <w:pPr>
+              <w:jc w:val="center"/>
+              <w:rPr>
+                <w:b/>
+              </w:rPr>
+            </w:pPr>
+            <w:r>
+              <w:rPr>
+                <w:b/>
+                <w:color w:val="FF0000"/>
+              </w:rPr>
+              <w:t xml:space="preserve">LPI 1-1</w:t>
+            </w:r>
+          </w:p>
+        </w:tc>
+        <w:tc>
+          <w:tcPr>
+            <w:tcW w:w="8647" w:type="dxa"/>
+          </w:tcPr>
           <w:p>
             <w:pPr>
               <w:pStyle w:val="Prrafodelista"/>
@@ -2022,7 +2171,7 @@
                 <w:szCs w:val="24"/>
                 <w:u w:val="single"/>
               </w:rPr>
-              <w:t xml:space="preserve">Ausencia de políticas de identificación de riesgos</w:t>
+              <w:t xml:space="preserve">Políticas para identificar los riesgos</w:t>
             </w:r>
             <w:r>
               <w:rPr>
@@ -2113,7 +2262,7 @@
                 <w:sz w:val="24"/>
                 <w:szCs w:val="24"/>
               </w:rPr>
-              <w:t xml:space="preserve">A partir de la documentación de respaldo se evidenció que el Gobierno Autónomo Municipal Valles carece de políticas para identificar los riesgos asociados a las operaciones de compra y destino del combustible.</w:t>
+              <w:t xml:space="preserve">Se verificó, a través de la documentación de respaldo, que el Gobierno Autónomo Municipal Valles carece de políticas para identificar los riesgos que inciden en las operaciones de compra y destino de combustible.</w:t>
             </w:r>
             <w:r>
               <w:rPr>
@@ -2237,7 +2386,7 @@
                 <w:sz w:val="24"/>
                 <w:szCs w:val="24"/>
               </w:rPr>
-              <w:t>, menciona: “</w:t>
+              <w:t>, indica: “</w:t>
             </w:r>
             <w:r>
               <w:rPr>
@@ -2306,7 +2455,7 @@
                 <w:sz w:val="24"/>
                 <w:szCs w:val="24"/>
               </w:rPr>
-              <w:t xml:space="preserve">La situación descrita se origina en el incumplimiento, por parte del Director Administrativo Financiero, de la Guía de los Principios, Normas Generales y Básicas de Control Interno Gubernamental en lo referente a la identificación de riesgos.</w:t>
+              <w:t xml:space="preserve">Esta situación se debe al incumplimiento de la Guía de los Principios, Normas Generales y Básicas de Control Interno Gubernamental en lo referido a la identificación de riesgos, por parte del Director Administrativo Financiero.</w:t>
             </w:r>
             <w:r>
               <w:rPr>
@@ -2408,7 +2557,7 @@
                 <w:sz w:val="24"/>
                 <w:szCs w:val="24"/>
               </w:rPr>
-              <w:t xml:space="preserve">Ello podría dejar al gobierno municipal expuesto a riesgos en sus operaciones económicas y financieras.</w:t>
+              <w:t xml:space="preserve">Esta situación puede generar que la entidad esté propensa a riesgos en las operaciones económico financieras que realiza.</w:t>
             </w:r>
           </w:p>
           <w:p>
@@ -2455,7 +2604,7 @@
                 <w:sz w:val="24"/>
                 <w:szCs w:val="24"/>
               </w:rPr>
-              <w:t xml:space="preserve">El Alcalde Municipal debería instruir al Director Administrativo Financiero que, a través de las acciones necesarias y en coordinación con los encargados de las diferentes unidades, identifique los riesgos relevantes en las operaciones económicas y financieras del Gobierno Municipal.</w:t>
+              <w:t xml:space="preserve">Se recomienda al Alcalde Municipal instruir al Director Administrativo Financiero que, junto con los encargados de las distintas unidades, establezca las acciones pertinentes para identificar los riesgos significativos en las operaciones económico financieras del Gobierno Municipal.</w:t>
             </w:r>
             <w:r>
               <w:rPr>
@@ -2524,54 +2673,90 @@
               </w:rPr>
             </w:pPr>
           </w:p>
-          <w:p>
-            <w:pPr>
-              <w:jc w:val="both"/>
-              <w:rPr>
-                <w:sz w:val="24"/>
-                <w:szCs w:val="24"/>
-              </w:rPr>
-            </w:pPr>
-          </w:p>
-          <w:p>
-            <w:pPr>
-              <w:jc w:val="both"/>
-              <w:rPr>
-                <w:sz w:val="24"/>
-                <w:szCs w:val="24"/>
-              </w:rPr>
-            </w:pPr>
-          </w:p>
-          <w:p>
-            <w:pPr>
-              <w:jc w:val="both"/>
-              <w:rPr>
-                <w:sz w:val="24"/>
-                <w:szCs w:val="24"/>
-              </w:rPr>
-            </w:pPr>
-          </w:p>
-          <w:p>
-            <w:pPr>
-              <w:jc w:val="both"/>
-              <w:rPr>
-                <w:sz w:val="24"/>
-                <w:szCs w:val="24"/>
-              </w:rPr>
-            </w:pPr>
-          </w:p>
-          <w:p>
-            <w:pPr>
-              <w:pStyle w:val="Prrafodelista"/>
-              <w:jc w:val="both"/>
-              <w:rPr>
-                <w:b/>
-                <w:sz w:val="24"/>
-                <w:szCs w:val="24"/>
-                <w:u w:val="single"/>
-              </w:rPr>
-            </w:pPr>
-          </w:p>
+        </w:tc>
+        <w:tc>
+          <w:tcPr>
+            <w:tcW w:w="1276" w:type="dxa"/>
+            <w:vAlign w:val="center"/>
+          </w:tcPr>
+          <w:p>
+            <w:pPr>
+              <w:jc w:val="center"/>
+              <w:rPr>
+                <w:b/>
+                <w:i/>
+              </w:rPr>
+            </w:pPr>
+            <w:r>
+              <w:rPr>
+                <w:b/>
+                <w:i/>
+                <w:color w:val="0070C0"/>
+              </w:rPr>
+              <w:lastRenderedPageBreak/>
+              <w:t xml:space="preserve">Deficiencia incluida en informe de C.I.</w:t>
+            </w:r>
+            <w:r>
+              <w:rPr>
+                <w:b/>
+                <w:i/>
+                <w:color w:val="0070C0"/>
+              </w:rPr>
+              <w:t/>
+            </w:r>
+            <w:r>
+              <w:rPr>
+                <w:b/>
+                <w:i/>
+                <w:color w:val="0070C0"/>
+              </w:rPr>
+              <w:t/>
+            </w:r>
+            <w:r>
+              <w:rPr>
+                <w:b/>
+                <w:i/>
+                <w:color w:val="0070C0"/>
+              </w:rPr>
+              <w:t/>
+            </w:r>
+            <w:r>
+              <w:rPr>
+                <w:b/>
+                <w:i/>
+                <w:color w:val="0070C0"/>
+              </w:rPr>
+              <w:t xml:space="preserve"/>
+            </w:r>
+          </w:p>
+        </w:tc>
+      </w:tr>
+      <w:tr>
+        <w:tc>
+          <w:tcPr>
+            <w:tcW w:w="709" w:type="dxa"/>
+            <w:vAlign w:val="center"/>
+          </w:tcPr>
+          <w:p>
+            <w:pPr>
+              <w:jc w:val="center"/>
+              <w:rPr>
+                <w:b/>
+              </w:rPr>
+            </w:pPr>
+            <w:r>
+              <w:rPr>
+                <w:b/>
+                <w:color w:val="FF0000"/>
+              </w:rPr>
+              <w:t xml:space="preserve">LPI 1-1</w:t>
+            </w:r>
+          </w:p>
+        </w:tc>
+        <w:tc>
+          <w:tcPr>
+            <w:tcW w:w="8647" w:type="dxa"/>
+          </w:tcPr>
           <w:p>
             <w:pPr>
               <w:pStyle w:val="Prrafodelista"/>
@@ -2594,7 +2779,7 @@
                 <w:szCs w:val="24"/>
                 <w:u w:val="single"/>
               </w:rPr>
-              <w:t xml:space="preserve">Ausencia de evaluación de riesgos</w:t>
+              <w:t xml:space="preserve">Evaluación de los riesgos identificados</w:t>
             </w:r>
             <w:r>
               <w:rPr>
@@ -2685,7 +2870,7 @@
                 <w:sz w:val="24"/>
                 <w:szCs w:val="24"/>
               </w:rPr>
-              <w:t xml:space="preserve">A partir de la documentación de respaldo se evidenció que el Gobierno Autónomo Municipal Valles carece de políticas para analizar y evaluar los riesgos identificados en sus operaciones económicas y financieras.</w:t>
+              <w:t xml:space="preserve">Se verificó, a través de la documentación de respaldo, que el Gobierno Autónomo Municipal Valles carece de políticas para la evaluación de los riesgos identificados en sus operaciones económico financieras.</w:t>
             </w:r>
             <w:r>
               <w:rPr>
@@ -2811,7 +2996,7 @@
                 <w:sz w:val="24"/>
                 <w:szCs w:val="24"/>
               </w:rPr>
-              <w:t xml:space="preserve">, menciona: </w:t>
+              <w:t xml:space="preserve">, indica: </w:t>
             </w:r>
             <w:r>
               <w:rPr>
@@ -2879,7 +3064,7 @@
                 <w:sz w:val="24"/>
                 <w:szCs w:val="24"/>
               </w:rPr>
-              <w:t xml:space="preserve">La situación descrita se origina en el incumplimiento de la Guía de los Principios, Normas Generales y Básicas de Control Interno Gubernamental respecto a la evaluación de riesgos.</w:t>
+              <w:t xml:space="preserve">Esta situación se debe al incumplimiento de la Guía de los Principios, Normas Generales y Básicas de Control Interno Gubernamental en lo referido a la evaluación de riesgos.</w:t>
             </w:r>
             <w:r>
               <w:rPr>
@@ -2960,7 +3145,7 @@
                 <w:sz w:val="24"/>
                 <w:szCs w:val="24"/>
               </w:rPr>
-              <w:t xml:space="preserve">Ello podría dejar al gobierno municipal expuesto a riesgos no gestionados en sus operaciones económicas y financieras.</w:t>
+              <w:t xml:space="preserve">Esta situación puede generar que la entidad esté propensa a riesgos en sus operaciones económico financieras sin una adecuada gestión de los mismos.</w:t>
             </w:r>
           </w:p>
           <w:p>
@@ -3005,7 +3190,7 @@
                 <w:sz w:val="24"/>
                 <w:szCs w:val="24"/>
               </w:rPr>
-              <w:t xml:space="preserve">El Alcalde Municipal debería instruir al Secretario General que, a través de las acciones necesarias y en coordinación con los encargados de las diferentes unidades, evalúe los riesgos identificados en las operaciones económicas y financieras del Gobierno Municipal.</w:t>
+              <w:t xml:space="preserve">Se recomienda al Alcalde Municipal instruir al Secretario General que, junto con los encargados de las distintas unidades, establezca las acciones pertinentes para evaluar los riesgos identificados en las operaciones económico financieras del Gobierno Municipal.</w:t>
             </w:r>
             <w:r>
               <w:rPr>
@@ -3055,6 +3240,90 @@
               </w:rPr>
             </w:pPr>
           </w:p>
+        </w:tc>
+        <w:tc>
+          <w:tcPr>
+            <w:tcW w:w="1276" w:type="dxa"/>
+            <w:vAlign w:val="center"/>
+          </w:tcPr>
+          <w:p>
+            <w:pPr>
+              <w:jc w:val="center"/>
+              <w:rPr>
+                <w:b/>
+                <w:i/>
+              </w:rPr>
+            </w:pPr>
+            <w:r>
+              <w:rPr>
+                <w:b/>
+                <w:i/>
+                <w:color w:val="0070C0"/>
+              </w:rPr>
+              <w:lastRenderedPageBreak/>
+              <w:t xml:space="preserve">Deficiencia incluida en informe de C.I.</w:t>
+            </w:r>
+            <w:r>
+              <w:rPr>
+                <w:b/>
+                <w:i/>
+                <w:color w:val="0070C0"/>
+              </w:rPr>
+              <w:t/>
+            </w:r>
+            <w:r>
+              <w:rPr>
+                <w:b/>
+                <w:i/>
+                <w:color w:val="0070C0"/>
+              </w:rPr>
+              <w:t/>
+            </w:r>
+            <w:r>
+              <w:rPr>
+                <w:b/>
+                <w:i/>
+                <w:color w:val="0070C0"/>
+              </w:rPr>
+              <w:t/>
+            </w:r>
+            <w:r>
+              <w:rPr>
+                <w:b/>
+                <w:i/>
+                <w:color w:val="0070C0"/>
+              </w:rPr>
+              <w:t xml:space="preserve"/>
+            </w:r>
+          </w:p>
+        </w:tc>
+      </w:tr>
+      <w:tr>
+        <w:tc>
+          <w:tcPr>
+            <w:tcW w:w="709" w:type="dxa"/>
+            <w:vAlign w:val="center"/>
+          </w:tcPr>
+          <w:p>
+            <w:pPr>
+              <w:jc w:val="center"/>
+              <w:rPr>
+                <w:b/>
+              </w:rPr>
+            </w:pPr>
+            <w:r>
+              <w:rPr>
+                <w:b/>
+                <w:color w:val="FF0000"/>
+              </w:rPr>
+              <w:t xml:space="preserve">LPI 1-1</w:t>
+            </w:r>
+          </w:p>
+        </w:tc>
+        <w:tc>
+          <w:tcPr>
+            <w:tcW w:w="8647" w:type="dxa"/>
+          </w:tcPr>
           <w:p>
             <w:pPr>
               <w:pStyle w:val="Prrafodelista"/>
@@ -3077,7 +3346,7 @@
                 <w:szCs w:val="24"/>
                 <w:u w:val="single"/>
               </w:rPr>
-              <w:t xml:space="preserve">Ausencia de Manual de Procedimientos de Combustible</w:t>
+              <w:t xml:space="preserve">Manual de Procedimientos de Combustible</w:t>
             </w:r>
           </w:p>
           <w:p>
@@ -3123,7 +3392,7 @@
                 <w:sz w:val="24"/>
                 <w:szCs w:val="24"/>
               </w:rPr>
-              <w:t xml:space="preserve">Se evidenció que el Gobierno Autónomo Municipal Valles carece de un Manual de Procedimientos para la adquisición de combustible.</w:t>
+              <w:t xml:space="preserve">Se verificó que en el Gobierno Autónomo Municipal Valles no existe un Manual de Procedimientos para la adquisición de combustible.</w:t>
             </w:r>
           </w:p>
           <w:p>
@@ -3209,7 +3478,7 @@
                 <w:sz w:val="24"/>
                 <w:szCs w:val="24"/>
               </w:rPr>
-              <w:t>, menciona: “</w:t>
+              <w:t>, indica: “</w:t>
             </w:r>
             <w:r>
               <w:rPr>
@@ -3309,7 +3578,7 @@
                 <w:sz w:val="24"/>
                 <w:szCs w:val="24"/>
               </w:rPr>
-              <w:t xml:space="preserve">La situación descrita se origina en la falta de acciones del Alcalde para la elaboración del Manual de Procedimientos de Combustible.</w:t>
+              <w:t xml:space="preserve">Esta situación se debe a que el Alcalde no promovió la elaboración del Manual de Procedimientos de Combustible.</w:t>
             </w:r>
           </w:p>
           <w:p>
@@ -3355,7 +3624,7 @@
                 <w:sz w:val="24"/>
                 <w:szCs w:val="24"/>
               </w:rPr>
-              <w:t xml:space="preserve">Ello podría dar lugar a una administración discrecional del combustible.</w:t>
+              <w:t xml:space="preserve">Esta situación puede generar que el manejo del combustible quede a discreción de los funcionarios.</w:t>
             </w:r>
             <w:r>
               <w:rPr>
@@ -3414,7 +3683,7 @@
                 <w:sz w:val="24"/>
                 <w:szCs w:val="24"/>
               </w:rPr>
-              <w:t xml:space="preserve">El Alcalde Municipal debería instruir al Secretario General que elabore el Manual de Procedimientos de Combustible, para luego implantarlo y socializarlo con los funcionarios del municipio.</w:t>
+              <w:t xml:space="preserve">Se recomienda al Alcalde Municipal instruir al Secretario General que elabore el Manual de Procedimientos de Combustible, para luego implantarlo y darlo a conocer a los funcionarios del municipio.</w:t>
             </w:r>
             <w:r>
               <w:rPr>
@@ -3443,6 +3712,90 @@
               </w:rPr>
             </w:pPr>
           </w:p>
+        </w:tc>
+        <w:tc>
+          <w:tcPr>
+            <w:tcW w:w="1276" w:type="dxa"/>
+            <w:vAlign w:val="center"/>
+          </w:tcPr>
+          <w:p>
+            <w:pPr>
+              <w:jc w:val="center"/>
+              <w:rPr>
+                <w:b/>
+                <w:i/>
+              </w:rPr>
+            </w:pPr>
+            <w:r>
+              <w:rPr>
+                <w:b/>
+                <w:i/>
+                <w:color w:val="0070C0"/>
+              </w:rPr>
+              <w:lastRenderedPageBreak/>
+              <w:t xml:space="preserve">Deficiencia incluida en informe de C.I.</w:t>
+            </w:r>
+            <w:r>
+              <w:rPr>
+                <w:b/>
+                <w:i/>
+                <w:color w:val="0070C0"/>
+              </w:rPr>
+              <w:t/>
+            </w:r>
+            <w:r>
+              <w:rPr>
+                <w:b/>
+                <w:i/>
+                <w:color w:val="0070C0"/>
+              </w:rPr>
+              <w:t/>
+            </w:r>
+            <w:r>
+              <w:rPr>
+                <w:b/>
+                <w:i/>
+                <w:color w:val="0070C0"/>
+              </w:rPr>
+              <w:t/>
+            </w:r>
+            <w:r>
+              <w:rPr>
+                <w:b/>
+                <w:i/>
+                <w:color w:val="0070C0"/>
+              </w:rPr>
+              <w:t xml:space="preserve"/>
+            </w:r>
+          </w:p>
+        </w:tc>
+      </w:tr>
+      <w:tr>
+        <w:tc>
+          <w:tcPr>
+            <w:tcW w:w="709" w:type="dxa"/>
+            <w:vAlign w:val="center"/>
+          </w:tcPr>
+          <w:p>
+            <w:pPr>
+              <w:jc w:val="center"/>
+              <w:rPr>
+                <w:b/>
+              </w:rPr>
+            </w:pPr>
+            <w:r>
+              <w:rPr>
+                <w:b/>
+                <w:color w:val="FF0000"/>
+              </w:rPr>
+              <w:t xml:space="preserve">LPI 1-1</w:t>
+            </w:r>
+          </w:p>
+        </w:tc>
+        <w:tc>
+          <w:tcPr>
+            <w:tcW w:w="8647" w:type="dxa"/>
+          </w:tcPr>
           <w:p>
             <w:pPr>
               <w:pStyle w:val="Prrafodelista"/>
@@ -3465,7 +3818,7 @@
                 <w:szCs w:val="24"/>
                 <w:u w:val="single"/>
               </w:rPr>
-              <w:t xml:space="preserve">Ausencia de solicitud de la Unidad Solicitante</w:t>
+              <w:t xml:space="preserve">Solicitud de la Unidad Solicitante</w:t>
             </w:r>
           </w:p>
           <w:p>
@@ -3511,7 +3864,7 @@
                 <w:sz w:val="24"/>
                 <w:szCs w:val="24"/>
               </w:rPr>
-              <w:t xml:space="preserve">Se evidenció que en el Gobierno Autónomo Municipal Valles la compra de combustible carece de una solicitud formal por parte de la unidad solicitante.</w:t>
+              <w:t xml:space="preserve">Se verificó que en el Gobierno Autónomo Municipal Valles no toda compra de combustible está respaldada con una solicitud formal de la unidad solicitante.</w:t>
             </w:r>
             <w:r>
               <w:rPr>
@@ -3617,7 +3970,7 @@
                 <w:sz w:val="24"/>
                 <w:szCs w:val="24"/>
               </w:rPr>
-              <w:t>, menciona: “</w:t>
+              <w:t>, indica: “</w:t>
             </w:r>
             <w:r>
               <w:rPr>
@@ -3717,7 +4070,7 @@
                 <w:sz w:val="24"/>
                 <w:szCs w:val="24"/>
               </w:rPr>
-              <w:t xml:space="preserve">La situación descrita se origina en la inexistencia del Manual de Procedimientos de Combustible en el municipio.</w:t>
+              <w:t xml:space="preserve">Esta situación se debe a la inexistencia del Manual de Procedimientos de Combustible en el municipio.</w:t>
             </w:r>
             <w:r>
               <w:rPr>
@@ -3770,7 +4123,7 @@
                 <w:sz w:val="24"/>
                 <w:szCs w:val="24"/>
               </w:rPr>
-              <w:t xml:space="preserve">Ello podría dar lugar a una administración discrecional del combustible.</w:t>
+              <w:t xml:space="preserve">Esta situación puede generar que el manejo del combustible quede a discreción de los funcionarios.</w:t>
             </w:r>
           </w:p>
           <w:p>
@@ -3815,53 +4168,137 @@
                 <w:sz w:val="24"/>
                 <w:szCs w:val="24"/>
               </w:rPr>
-              <w:t xml:space="preserve">El Alcalde Municipal debería instruir al Secretario General que elabore el Manual de Procedimientos de Combustible, para luego implantarlo y socializarlo con los funcionarios del municipio, incorporando como requisito que el inicio del proceso de compra de combustible cuente con la solicitud de la unidad solicitante.</w:t>
-            </w:r>
-            <w:r>
-              <w:rPr>
-                <w:sz w:val="24"/>
-                <w:szCs w:val="24"/>
-              </w:rPr>
-              <w:t xml:space="preserve"/>
-            </w:r>
-            <w:r>
-              <w:rPr>
-                <w:sz w:val="24"/>
-                <w:szCs w:val="24"/>
-              </w:rPr>
-              <w:t/>
-            </w:r>
-            <w:r>
-              <w:rPr>
-                <w:sz w:val="24"/>
-                <w:szCs w:val="24"/>
-              </w:rPr>
-              <w:t xml:space="preserve"/>
-            </w:r>
-            <w:r>
-              <w:rPr>
-                <w:sz w:val="24"/>
-                <w:szCs w:val="24"/>
-              </w:rPr>
-              <w:t xml:space="preserve"/>
-            </w:r>
-            <w:r>
-              <w:rPr>
-                <w:sz w:val="24"/>
-                <w:szCs w:val="24"/>
-              </w:rPr>
-              <w:t xml:space="preserve"/>
-            </w:r>
-          </w:p>
-          <w:p>
-            <w:pPr>
-              <w:jc w:val="both"/>
-              <w:rPr>
-                <w:sz w:val="24"/>
-                <w:szCs w:val="24"/>
-              </w:rPr>
-            </w:pPr>
-          </w:p>
+              <w:t xml:space="preserve">Se recomienda al Alcalde Municipal instruir al Secretario General que elabore el Manual de Procedimientos de Combustible, para luego implantarlo y darlo a conocer a los funcionarios del municipio, incorporando como requisito que el inicio del proceso de compra de combustible cuente con la solicitud formal de la unidad solicitante.</w:t>
+            </w:r>
+            <w:r>
+              <w:rPr>
+                <w:sz w:val="24"/>
+                <w:szCs w:val="24"/>
+              </w:rPr>
+              <w:t xml:space="preserve"/>
+            </w:r>
+            <w:r>
+              <w:rPr>
+                <w:sz w:val="24"/>
+                <w:szCs w:val="24"/>
+              </w:rPr>
+              <w:t/>
+            </w:r>
+            <w:r>
+              <w:rPr>
+                <w:sz w:val="24"/>
+                <w:szCs w:val="24"/>
+              </w:rPr>
+              <w:t xml:space="preserve"/>
+            </w:r>
+            <w:r>
+              <w:rPr>
+                <w:sz w:val="24"/>
+                <w:szCs w:val="24"/>
+              </w:rPr>
+              <w:t xml:space="preserve"/>
+            </w:r>
+            <w:r>
+              <w:rPr>
+                <w:sz w:val="24"/>
+                <w:szCs w:val="24"/>
+              </w:rPr>
+              <w:t xml:space="preserve"/>
+            </w:r>
+          </w:p>
+          <w:p>
+            <w:pPr>
+              <w:jc w:val="both"/>
+              <w:rPr>
+                <w:sz w:val="24"/>
+                <w:szCs w:val="24"/>
+              </w:rPr>
+            </w:pPr>
+          </w:p>
+        </w:tc>
+        <w:tc>
+          <w:tcPr>
+            <w:tcW w:w="1276" w:type="dxa"/>
+            <w:vAlign w:val="center"/>
+          </w:tcPr>
+          <w:p>
+            <w:pPr>
+              <w:jc w:val="center"/>
+              <w:rPr>
+                <w:b/>
+                <w:i/>
+              </w:rPr>
+            </w:pPr>
+            <w:r>
+              <w:rPr>
+                <w:b/>
+                <w:i/>
+                <w:color w:val="0070C0"/>
+              </w:rPr>
+              <w:lastRenderedPageBreak/>
+              <w:t xml:space="preserve">Deficiencia incluida en informe de C.I.</w:t>
+            </w:r>
+            <w:r>
+              <w:rPr>
+                <w:b/>
+                <w:i/>
+                <w:color w:val="0070C0"/>
+              </w:rPr>
+              <w:t/>
+            </w:r>
+            <w:r>
+              <w:rPr>
+                <w:b/>
+                <w:i/>
+                <w:color w:val="0070C0"/>
+              </w:rPr>
+              <w:t/>
+            </w:r>
+            <w:r>
+              <w:rPr>
+                <w:b/>
+                <w:i/>
+                <w:color w:val="0070C0"/>
+              </w:rPr>
+              <w:t/>
+            </w:r>
+            <w:r>
+              <w:rPr>
+                <w:b/>
+                <w:i/>
+                <w:color w:val="0070C0"/>
+              </w:rPr>
+              <w:t xml:space="preserve"/>
+            </w:r>
+          </w:p>
+        </w:tc>
+      </w:tr>
+      <w:tr>
+        <w:tc>
+          <w:tcPr>
+            <w:tcW w:w="709" w:type="dxa"/>
+            <w:vAlign w:val="center"/>
+          </w:tcPr>
+          <w:p>
+            <w:pPr>
+              <w:jc w:val="center"/>
+              <w:rPr>
+                <w:b/>
+              </w:rPr>
+            </w:pPr>
+            <w:r>
+              <w:rPr>
+                <w:b/>
+                <w:color w:val="FF0000"/>
+              </w:rPr>
+              <w:t xml:space="preserve">LPI 1-1</w:t>
+            </w:r>
+          </w:p>
+        </w:tc>
+        <w:tc>
+          <w:tcPr>
+            <w:tcW w:w="8647" w:type="dxa"/>
+          </w:tcPr>
           <w:p>
             <w:pPr>
               <w:pStyle w:val="Prrafodelista"/>
@@ -3884,16 +4321,16 @@
                 <w:szCs w:val="24"/>
                 <w:u w:val="single"/>
               </w:rPr>
-              <w:t xml:space="preserve">Falta de aprobación de la solicitud de la Unidad Solicitante</w:t>
-            </w:r>
-            <w:r>
-              <w:rPr>
-                <w:b/>
-                <w:sz w:val="24"/>
-                <w:szCs w:val="24"/>
-                <w:u w:val="single"/>
-              </w:rPr>
-              <w:t xml:space="preserve"> 8</w:t>
+              <w:t xml:space="preserve">Aprobación de la Solicitud de la Unidad Solicitante</w:t>
+            </w:r>
+            <w:r>
+              <w:rPr>
+                <w:b/>
+                <w:sz w:val="24"/>
+                <w:szCs w:val="24"/>
+                <w:u w:val="single"/>
+              </w:rPr>
+              <w:t xml:space="preserve"/>
             </w:r>
           </w:p>
           <w:p>
@@ -3939,7 +4376,7 @@
                 <w:sz w:val="24"/>
                 <w:szCs w:val="24"/>
               </w:rPr>
-              <w:t xml:space="preserve">Se evidenció que en el Gobierno Autónomo Municipal Valles la compra de combustible carece de una solicitud formal de la unidad solicitante con la debida aprobación.</w:t>
+              <w:t xml:space="preserve">Se verificó que en el Gobierno Autónomo Municipal Valles las compras de combustible se efectúan sin que la solicitud de la unidad solicitante haya sido aprobada por la autoridad competente.</w:t>
             </w:r>
           </w:p>
           <w:p>
@@ -4017,7 +4454,7 @@
                 <w:sz w:val="24"/>
                 <w:szCs w:val="24"/>
               </w:rPr>
-              <w:t>, menciona: “</w:t>
+              <w:t>, indica: “</w:t>
             </w:r>
             <w:r>
               <w:rPr>
@@ -4117,7 +4554,7 @@
                 <w:sz w:val="24"/>
                 <w:szCs w:val="24"/>
               </w:rPr>
-              <w:t xml:space="preserve">La situación descrita se origina en la inexistencia del Manual de Procedimientos de Combustible en el municipio.</w:t>
+              <w:t xml:space="preserve">Esta situación se debe a la inexistencia del Manual de Procedimientos de Combustible en el municipio.</w:t>
             </w:r>
           </w:p>
           <w:p>
@@ -4163,7 +4600,7 @@
                 <w:sz w:val="24"/>
                 <w:szCs w:val="24"/>
               </w:rPr>
-              <w:t xml:space="preserve">Ello podría dar lugar a una administración discrecional del combustible.</w:t>
+              <w:t xml:space="preserve">Esta situación puede generar que el manejo del combustible quede a discreción de los funcionarios.</w:t>
             </w:r>
           </w:p>
           <w:p>
@@ -4208,53 +4645,137 @@
                 <w:sz w:val="24"/>
                 <w:szCs w:val="24"/>
               </w:rPr>
-              <w:t xml:space="preserve">El Alcalde Municipal debería instruir al Secretario General que elabore el Manual de Procedimientos de Combustible, para luego implantarlo y socializarlo con los funcionarios del municipio, incorporando como requisito que el inicio del proceso de compra de combustible cuente con la solicitud de la unidad solicitante autorizada por la autoridad competente.</w:t>
-            </w:r>
-            <w:r>
-              <w:rPr>
-                <w:sz w:val="24"/>
-                <w:szCs w:val="24"/>
-              </w:rPr>
-              <w:t/>
-            </w:r>
-            <w:r>
-              <w:rPr>
-                <w:sz w:val="24"/>
-                <w:szCs w:val="24"/>
-              </w:rPr>
-              <w:t xml:space="preserve"/>
-            </w:r>
-            <w:r>
-              <w:rPr>
-                <w:sz w:val="24"/>
-                <w:szCs w:val="24"/>
-              </w:rPr>
-              <w:t xml:space="preserve"/>
-            </w:r>
-            <w:r>
-              <w:rPr>
-                <w:sz w:val="24"/>
-                <w:szCs w:val="24"/>
-              </w:rPr>
-              <w:t xml:space="preserve"/>
-            </w:r>
-            <w:r>
-              <w:rPr>
-                <w:sz w:val="24"/>
-                <w:szCs w:val="24"/>
-              </w:rPr>
-              <w:t xml:space="preserve"/>
-            </w:r>
-          </w:p>
-          <w:p>
-            <w:pPr>
-              <w:jc w:val="both"/>
-              <w:rPr>
-                <w:sz w:val="24"/>
-                <w:szCs w:val="24"/>
-              </w:rPr>
-            </w:pPr>
-          </w:p>
+              <w:t xml:space="preserve">Se recomienda al Alcalde Municipal instruir al Secretario General que elabore el Manual de Procedimientos de Combustible, para luego implantarlo y darlo a conocer a los funcionarios del municipio, incorporando como requisito que la solicitud de la unidad solicitante sea aprobada por la autoridad competente para dar inicio al proceso de compra de combustible.</w:t>
+            </w:r>
+            <w:r>
+              <w:rPr>
+                <w:sz w:val="24"/>
+                <w:szCs w:val="24"/>
+              </w:rPr>
+              <w:t/>
+            </w:r>
+            <w:r>
+              <w:rPr>
+                <w:sz w:val="24"/>
+                <w:szCs w:val="24"/>
+              </w:rPr>
+              <w:t xml:space="preserve"/>
+            </w:r>
+            <w:r>
+              <w:rPr>
+                <w:sz w:val="24"/>
+                <w:szCs w:val="24"/>
+              </w:rPr>
+              <w:t xml:space="preserve"/>
+            </w:r>
+            <w:r>
+              <w:rPr>
+                <w:sz w:val="24"/>
+                <w:szCs w:val="24"/>
+              </w:rPr>
+              <w:t xml:space="preserve"/>
+            </w:r>
+            <w:r>
+              <w:rPr>
+                <w:sz w:val="24"/>
+                <w:szCs w:val="24"/>
+              </w:rPr>
+              <w:t xml:space="preserve"/>
+            </w:r>
+          </w:p>
+          <w:p>
+            <w:pPr>
+              <w:jc w:val="both"/>
+              <w:rPr>
+                <w:sz w:val="24"/>
+                <w:szCs w:val="24"/>
+              </w:rPr>
+            </w:pPr>
+          </w:p>
+        </w:tc>
+        <w:tc>
+          <w:tcPr>
+            <w:tcW w:w="1276" w:type="dxa"/>
+            <w:vAlign w:val="center"/>
+          </w:tcPr>
+          <w:p>
+            <w:pPr>
+              <w:jc w:val="center"/>
+              <w:rPr>
+                <w:b/>
+                <w:i/>
+              </w:rPr>
+            </w:pPr>
+            <w:r>
+              <w:rPr>
+                <w:b/>
+                <w:i/>
+                <w:color w:val="0070C0"/>
+              </w:rPr>
+              <w:lastRenderedPageBreak/>
+              <w:t xml:space="preserve">Deficiencia incluida en informe de C.I.</w:t>
+            </w:r>
+            <w:r>
+              <w:rPr>
+                <w:b/>
+                <w:i/>
+                <w:color w:val="0070C0"/>
+              </w:rPr>
+              <w:t/>
+            </w:r>
+            <w:r>
+              <w:rPr>
+                <w:b/>
+                <w:i/>
+                <w:color w:val="0070C0"/>
+              </w:rPr>
+              <w:t/>
+            </w:r>
+            <w:r>
+              <w:rPr>
+                <w:b/>
+                <w:i/>
+                <w:color w:val="0070C0"/>
+              </w:rPr>
+              <w:t/>
+            </w:r>
+            <w:r>
+              <w:rPr>
+                <w:b/>
+                <w:i/>
+                <w:color w:val="0070C0"/>
+              </w:rPr>
+              <w:t xml:space="preserve"/>
+            </w:r>
+          </w:p>
+        </w:tc>
+      </w:tr>
+      <w:tr>
+        <w:tc>
+          <w:tcPr>
+            <w:tcW w:w="709" w:type="dxa"/>
+            <w:vAlign w:val="center"/>
+          </w:tcPr>
+          <w:p>
+            <w:pPr>
+              <w:jc w:val="center"/>
+              <w:rPr>
+                <w:b/>
+              </w:rPr>
+            </w:pPr>
+            <w:r>
+              <w:rPr>
+                <w:b/>
+                <w:color w:val="FF0000"/>
+              </w:rPr>
+              <w:t xml:space="preserve">LPI 1-1</w:t>
+            </w:r>
+          </w:p>
+        </w:tc>
+        <w:tc>
+          <w:tcPr>
+            <w:tcW w:w="8647" w:type="dxa"/>
+          </w:tcPr>
           <w:p>
             <w:pPr>
               <w:pStyle w:val="Prrafodelista"/>
@@ -4278,16 +4799,16 @@
                 <w:u w:val="single"/>
               </w:rPr>
               <w:lastRenderedPageBreak/>
-              <w:t xml:space="preserve">Emisión de facturas por compra de combustible</w:t>
-            </w:r>
-            <w:r>
-              <w:rPr>
-                <w:b/>
-                <w:sz w:val="24"/>
-                <w:szCs w:val="24"/>
-                <w:u w:val="single"/>
-              </w:rPr>
-              <w:t xml:space="preserve"> 9</w:t>
+              <w:t xml:space="preserve">Facturas por compra de combustible</w:t>
+            </w:r>
+            <w:r>
+              <w:rPr>
+                <w:b/>
+                <w:sz w:val="24"/>
+                <w:szCs w:val="24"/>
+                <w:u w:val="single"/>
+              </w:rPr>
+              <w:t xml:space="preserve"/>
             </w:r>
           </w:p>
           <w:p>
@@ -4333,7 +4854,7 @@
                 <w:sz w:val="24"/>
                 <w:szCs w:val="24"/>
               </w:rPr>
-              <w:t xml:space="preserve">Al examinar la documentación contable al 31 de diciembre de 2023, se evidenció que las facturas Nº 100, 200, 300 y 400, que respaldan los comprobantes contables Nº 31, 32, 33 y 34 del 15/03/2023, no fueron emitidas a nombre del Gobierno Autónomo Municipal Valles.</w:t>
+              <w:t xml:space="preserve">Se verificó, al revisar la documentación contable al 31 de diciembre de 2018, que las facturas Nº 100, 200, 300 y 400, que respaldan los comprobantes contables Nº 31, 32, 33 y 34 de fecha 15/03/2018, no consignan el nombre del Gobierno Autónomo Municipal Valles.</w:t>
             </w:r>
             <w:r>
               <w:rPr>
@@ -4431,7 +4952,7 @@
                 <w:sz w:val="24"/>
                 <w:szCs w:val="24"/>
               </w:rPr>
-              <w:t xml:space="preserve">La normativa (RND 10-0025-14) en su artículo 54, punto 5 menciona: </w:t>
+              <w:t xml:space="preserve">La normativa (RND 10-0025-14) en su artículo 54, punto 5 dice lo siguiente: </w:t>
             </w:r>
             <w:r>
               <w:rPr>
@@ -4497,7 +5018,7 @@
                 <w:sz w:val="24"/>
                 <w:szCs w:val="24"/>
               </w:rPr>
-              <w:t xml:space="preserve">La situación descrita se origina en la falta de control del Contador sobre las facturas de compra de combustible.</w:t>
+              <w:t xml:space="preserve">Esta situación se debe a que el Contador no ejerce control sobre las facturas emitidas por la compra de combustible.</w:t>
             </w:r>
             <w:r>
               <w:rPr>
@@ -4564,7 +5085,7 @@
                 <w:sz w:val="24"/>
                 <w:szCs w:val="24"/>
               </w:rPr>
-              <w:t xml:space="preserve">Ello podría implicar que el combustible adquirido no se haya empleado en las actividades propias del municipio.</w:t>
+              <w:t xml:space="preserve">Esta situación puede generar que la adquisición de combustible no corresponda a las actividades propias del municipio.</w:t>
             </w:r>
             <w:r>
               <w:rPr>
@@ -4658,118 +5179,193 @@
                 <w:sz w:val="24"/>
                 <w:szCs w:val="24"/>
               </w:rPr>
-              <w:t xml:space="preserve">El Alcalde Municipal debería instruir al Contador del municipio que, mediante las acciones pertinentes, verifique que todas las facturas de las adquisiciones del municipio se emitan a nombre del Gobierno Autónomo Municipal Valles.</w:t>
-            </w:r>
-            <w:r>
-              <w:rPr>
-                <w:sz w:val="24"/>
-                <w:szCs w:val="24"/>
-              </w:rPr>
-              <w:t xml:space="preserve"/>
-            </w:r>
-            <w:r>
-              <w:rPr>
-                <w:sz w:val="24"/>
-                <w:szCs w:val="24"/>
-              </w:rPr>
-              <w:t/>
-            </w:r>
-            <w:r>
-              <w:rPr>
-                <w:sz w:val="24"/>
-                <w:szCs w:val="24"/>
-              </w:rPr>
-              <w:t xml:space="preserve"/>
-            </w:r>
-            <w:r>
-              <w:rPr>
-                <w:sz w:val="24"/>
-                <w:szCs w:val="24"/>
-              </w:rPr>
-              <w:t xml:space="preserve"/>
-            </w:r>
-            <w:r>
-              <w:rPr>
-                <w:sz w:val="24"/>
-                <w:szCs w:val="24"/>
-              </w:rPr>
-              <w:t xml:space="preserve"/>
-            </w:r>
-            <w:r>
-              <w:rPr>
-                <w:sz w:val="24"/>
-                <w:szCs w:val="24"/>
-              </w:rPr>
-              <w:t/>
-            </w:r>
-            <w:r>
-              <w:rPr>
-                <w:sz w:val="24"/>
-                <w:szCs w:val="24"/>
-              </w:rPr>
-              <w:t xml:space="preserve"/>
-            </w:r>
-            <w:r>
-              <w:rPr>
-                <w:sz w:val="24"/>
-                <w:szCs w:val="24"/>
-              </w:rPr>
-              <w:t/>
-            </w:r>
-            <w:r>
-              <w:rPr>
-                <w:sz w:val="24"/>
-                <w:szCs w:val="24"/>
-              </w:rPr>
-              <w:t xml:space="preserve"/>
-            </w:r>
-            <w:r>
-              <w:rPr>
-                <w:sz w:val="24"/>
-                <w:szCs w:val="24"/>
-              </w:rPr>
-              <w:t/>
-            </w:r>
-            <w:r>
-              <w:rPr>
-                <w:sz w:val="24"/>
-                <w:szCs w:val="24"/>
-              </w:rPr>
-              <w:t xml:space="preserve"/>
-            </w:r>
-            <w:r>
-              <w:rPr>
-                <w:sz w:val="24"/>
-                <w:szCs w:val="24"/>
-              </w:rPr>
-              <w:t/>
-            </w:r>
-            <w:r>
-              <w:rPr>
-                <w:sz w:val="24"/>
-                <w:szCs w:val="24"/>
-              </w:rPr>
-              <w:t xml:space="preserve"/>
-            </w:r>
-          </w:p>
-          <w:p>
-            <w:pPr>
-              <w:jc w:val="both"/>
-              <w:rPr>
-                <w:sz w:val="24"/>
-                <w:szCs w:val="24"/>
-              </w:rPr>
-            </w:pPr>
-          </w:p>
-          <w:p>
-            <w:pPr>
-              <w:jc w:val="both"/>
-              <w:rPr>
-                <w:sz w:val="24"/>
-                <w:szCs w:val="24"/>
-              </w:rPr>
-            </w:pPr>
-          </w:p>
+              <w:t xml:space="preserve">Se recomienda al Alcalde Municipal instruir al Contador del municipio que verifique que todas las facturas que respaldan las adquisiciones del municipio sean emitidas a nombre del Gobierno Autónomo Municipal Valles.</w:t>
+            </w:r>
+            <w:r>
+              <w:rPr>
+                <w:sz w:val="24"/>
+                <w:szCs w:val="24"/>
+              </w:rPr>
+              <w:t xml:space="preserve"/>
+            </w:r>
+            <w:r>
+              <w:rPr>
+                <w:sz w:val="24"/>
+                <w:szCs w:val="24"/>
+              </w:rPr>
+              <w:t/>
+            </w:r>
+            <w:r>
+              <w:rPr>
+                <w:sz w:val="24"/>
+                <w:szCs w:val="24"/>
+              </w:rPr>
+              <w:t xml:space="preserve"/>
+            </w:r>
+            <w:r>
+              <w:rPr>
+                <w:sz w:val="24"/>
+                <w:szCs w:val="24"/>
+              </w:rPr>
+              <w:t xml:space="preserve"/>
+            </w:r>
+            <w:r>
+              <w:rPr>
+                <w:sz w:val="24"/>
+                <w:szCs w:val="24"/>
+              </w:rPr>
+              <w:t xml:space="preserve"/>
+            </w:r>
+            <w:r>
+              <w:rPr>
+                <w:sz w:val="24"/>
+                <w:szCs w:val="24"/>
+              </w:rPr>
+              <w:t/>
+            </w:r>
+            <w:r>
+              <w:rPr>
+                <w:sz w:val="24"/>
+                <w:szCs w:val="24"/>
+              </w:rPr>
+              <w:t xml:space="preserve"/>
+            </w:r>
+            <w:r>
+              <w:rPr>
+                <w:sz w:val="24"/>
+                <w:szCs w:val="24"/>
+              </w:rPr>
+              <w:t/>
+            </w:r>
+            <w:r>
+              <w:rPr>
+                <w:sz w:val="24"/>
+                <w:szCs w:val="24"/>
+              </w:rPr>
+              <w:t xml:space="preserve"/>
+            </w:r>
+            <w:r>
+              <w:rPr>
+                <w:sz w:val="24"/>
+                <w:szCs w:val="24"/>
+              </w:rPr>
+              <w:t/>
+            </w:r>
+            <w:r>
+              <w:rPr>
+                <w:sz w:val="24"/>
+                <w:szCs w:val="24"/>
+              </w:rPr>
+              <w:t xml:space="preserve"/>
+            </w:r>
+            <w:r>
+              <w:rPr>
+                <w:sz w:val="24"/>
+                <w:szCs w:val="24"/>
+              </w:rPr>
+              <w:t/>
+            </w:r>
+            <w:r>
+              <w:rPr>
+                <w:sz w:val="24"/>
+                <w:szCs w:val="24"/>
+              </w:rPr>
+              <w:t xml:space="preserve"/>
+            </w:r>
+          </w:p>
+          <w:p>
+            <w:pPr>
+              <w:jc w:val="both"/>
+              <w:rPr>
+                <w:sz w:val="24"/>
+                <w:szCs w:val="24"/>
+              </w:rPr>
+            </w:pPr>
+          </w:p>
+        </w:tc>
+        <w:tc>
+          <w:tcPr>
+            <w:tcW w:w="1276" w:type="dxa"/>
+            <w:vAlign w:val="center"/>
+          </w:tcPr>
+          <w:p>
+            <w:pPr>
+              <w:jc w:val="center"/>
+              <w:rPr>
+                <w:b/>
+                <w:i/>
+              </w:rPr>
+            </w:pPr>
+            <w:r>
+              <w:rPr>
+                <w:b/>
+                <w:i/>
+                <w:color w:val="0070C0"/>
+              </w:rPr>
+              <w:lastRenderedPageBreak/>
+              <w:t xml:space="preserve">Deficiencia incluida en informe de C.I.</w:t>
+            </w:r>
+            <w:r>
+              <w:rPr>
+                <w:b/>
+                <w:i/>
+                <w:color w:val="0070C0"/>
+              </w:rPr>
+              <w:t/>
+            </w:r>
+            <w:r>
+              <w:rPr>
+                <w:b/>
+                <w:i/>
+                <w:color w:val="0070C0"/>
+              </w:rPr>
+              <w:t/>
+            </w:r>
+            <w:r>
+              <w:rPr>
+                <w:b/>
+                <w:i/>
+                <w:color w:val="0070C0"/>
+              </w:rPr>
+              <w:t/>
+            </w:r>
+            <w:r>
+              <w:rPr>
+                <w:b/>
+                <w:i/>
+                <w:color w:val="0070C0"/>
+              </w:rPr>
+              <w:t xml:space="preserve"/>
+            </w:r>
+          </w:p>
+        </w:tc>
+      </w:tr>
+      <w:tr>
+        <w:tc>
+          <w:tcPr>
+            <w:tcW w:w="709" w:type="dxa"/>
+            <w:vAlign w:val="center"/>
+          </w:tcPr>
+          <w:p>
+            <w:pPr>
+              <w:jc w:val="center"/>
+              <w:rPr>
+                <w:b/>
+              </w:rPr>
+            </w:pPr>
+            <w:r>
+              <w:rPr>
+                <w:b/>
+                <w:color w:val="FF0000"/>
+              </w:rPr>
+              <w:t xml:space="preserve">LPI 1-1</w:t>
+            </w:r>
+          </w:p>
+        </w:tc>
+        <w:tc>
+          <w:tcPr>
+            <w:tcW w:w="8647" w:type="dxa"/>
+          </w:tcPr>
           <w:p>
             <w:pPr>
               <w:pStyle w:val="Prrafodelista"/>
@@ -4792,16 +5388,16 @@
                 <w:szCs w:val="24"/>
                 <w:u w:val="single"/>
               </w:rPr>
-              <w:t xml:space="preserve">Control de cantidades entre Nota de Recepción y Factura</w:t>
-            </w:r>
-            <w:r>
-              <w:rPr>
-                <w:b/>
-                <w:sz w:val="24"/>
-                <w:szCs w:val="24"/>
-                <w:u w:val="single"/>
-              </w:rPr>
-              <w:t xml:space="preserve"> 12</w:t>
+              <w:t xml:space="preserve">Cantidad, Notas de Recepción y Factura</w:t>
+            </w:r>
+            <w:r>
+              <w:rPr>
+                <w:b/>
+                <w:sz w:val="24"/>
+                <w:szCs w:val="24"/>
+                <w:u w:val="single"/>
+              </w:rPr>
+              <w:t xml:space="preserve"/>
             </w:r>
           </w:p>
           <w:p>
@@ -4847,7 +5443,7 @@
                 <w:sz w:val="24"/>
                 <w:szCs w:val="24"/>
               </w:rPr>
-              <w:t xml:space="preserve">Se evidenció que, en la documentación que respalda la compra de combustible, no se verifica la concordancia entre la cantidad y el tipo de combustible de la nota de recepción y los datos registrados en la factura.</w:t>
+              <w:t xml:space="preserve">Se verificó, en la documentación que sustenta la adquisición de combustible, que no se compara la cantidad y tipo de combustible señalados en la nota de recepción con los datos de la factura.</w:t>
             </w:r>
           </w:p>
           <w:p>
@@ -4918,7 +5514,7 @@
                 <w:sz w:val="24"/>
                 <w:szCs w:val="24"/>
               </w:rPr>
-              <w:t>, menciona: “</w:t>
+              <w:t>, indica: “</w:t>
             </w:r>
             <w:r>
               <w:rPr>
@@ -5027,7 +5623,7 @@
                 <w:sz w:val="24"/>
                 <w:szCs w:val="24"/>
               </w:rPr>
-              <w:t xml:space="preserve">La situación descrita se origina en la inexistencia del Manual de Procedimientos de Combustible en el municipio.</w:t>
+              <w:t xml:space="preserve">Esta situación se debe a la inexistencia del Manual de Procedimientos de Combustible en el municipio.</w:t>
             </w:r>
           </w:p>
           <w:p>
@@ -5073,7 +5669,7 @@
                 <w:sz w:val="24"/>
                 <w:szCs w:val="24"/>
               </w:rPr>
-              <w:t xml:space="preserve">Ello podría dar lugar a una administración discrecional del combustible.</w:t>
+              <w:t xml:space="preserve">Esta situación puede generar que el manejo del combustible quede a discreción de los funcionarios.</w:t>
             </w:r>
           </w:p>
           <w:p>
@@ -5118,69 +5714,144 @@
                 <w:sz w:val="24"/>
                 <w:szCs w:val="24"/>
               </w:rPr>
-              <w:t xml:space="preserve">El Alcalde Municipal debería instruir al Secretario General que elabore el Manual de Procedimientos de Combustible, para luego implantarlo y socializarlo con los funcionarios del municipio, incorporando el procedimiento de verificación de la cantidad y tipo de combustible consignados en la nota de recepción frente a los datos de la factura.</w:t>
-            </w:r>
-            <w:r>
-              <w:rPr>
-                <w:sz w:val="24"/>
-                <w:szCs w:val="24"/>
-              </w:rPr>
-              <w:t/>
-            </w:r>
-            <w:r>
-              <w:rPr>
-                <w:sz w:val="24"/>
-                <w:szCs w:val="24"/>
-              </w:rPr>
-              <w:t xml:space="preserve"/>
-            </w:r>
-            <w:r>
-              <w:rPr>
-                <w:sz w:val="24"/>
-                <w:szCs w:val="24"/>
-              </w:rPr>
-              <w:t/>
-            </w:r>
-            <w:r>
-              <w:rPr>
-                <w:sz w:val="24"/>
-                <w:szCs w:val="24"/>
-              </w:rPr>
-              <w:t xml:space="preserve"/>
-            </w:r>
-            <w:r>
-              <w:rPr>
-                <w:sz w:val="24"/>
-                <w:szCs w:val="24"/>
-              </w:rPr>
-              <w:t/>
-            </w:r>
-            <w:r>
-              <w:rPr>
-                <w:sz w:val="24"/>
-                <w:szCs w:val="24"/>
-              </w:rPr>
-              <w:t/>
-            </w:r>
-          </w:p>
-          <w:p>
-            <w:pPr>
-              <w:jc w:val="both"/>
-              <w:rPr>
-                <w:sz w:val="24"/>
-                <w:szCs w:val="24"/>
-              </w:rPr>
-            </w:pPr>
-          </w:p>
-          <w:p>
-            <w:pPr>
-              <w:jc w:val="both"/>
-              <w:rPr>
-                <w:sz w:val="24"/>
-                <w:szCs w:val="24"/>
-              </w:rPr>
-            </w:pPr>
-          </w:p>
+              <w:t xml:space="preserve">Se recomienda al Alcalde Municipal instruir al Secretario General que elabore el Manual de Procedimientos de Combustible, para luego implantarlo y darlo a conocer a los funcionarios del municipio, incorporando el procedimiento de comparación entre la cantidad y tipo de combustible de la nota de recepción y los datos de la factura.</w:t>
+            </w:r>
+            <w:r>
+              <w:rPr>
+                <w:sz w:val="24"/>
+                <w:szCs w:val="24"/>
+              </w:rPr>
+              <w:t/>
+            </w:r>
+            <w:r>
+              <w:rPr>
+                <w:sz w:val="24"/>
+                <w:szCs w:val="24"/>
+              </w:rPr>
+              <w:t xml:space="preserve"/>
+            </w:r>
+            <w:r>
+              <w:rPr>
+                <w:sz w:val="24"/>
+                <w:szCs w:val="24"/>
+              </w:rPr>
+              <w:t/>
+            </w:r>
+            <w:r>
+              <w:rPr>
+                <w:sz w:val="24"/>
+                <w:szCs w:val="24"/>
+              </w:rPr>
+              <w:t xml:space="preserve"/>
+            </w:r>
+            <w:r>
+              <w:rPr>
+                <w:sz w:val="24"/>
+                <w:szCs w:val="24"/>
+              </w:rPr>
+              <w:t/>
+            </w:r>
+            <w:r>
+              <w:rPr>
+                <w:sz w:val="24"/>
+                <w:szCs w:val="24"/>
+              </w:rPr>
+              <w:t/>
+            </w:r>
+          </w:p>
+          <w:p>
+            <w:pPr>
+              <w:jc w:val="both"/>
+              <w:rPr>
+                <w:sz w:val="24"/>
+                <w:szCs w:val="24"/>
+              </w:rPr>
+            </w:pPr>
+          </w:p>
+        </w:tc>
+        <w:tc>
+          <w:tcPr>
+            <w:tcW w:w="1276" w:type="dxa"/>
+            <w:vAlign w:val="center"/>
+          </w:tcPr>
+          <w:p>
+            <w:pPr>
+              <w:jc w:val="center"/>
+              <w:rPr>
+                <w:b/>
+                <w:i/>
+              </w:rPr>
+            </w:pPr>
+            <w:r>
+              <w:rPr>
+                <w:b/>
+                <w:i/>
+                <w:color w:val="0070C0"/>
+              </w:rPr>
+              <w:lastRenderedPageBreak/>
+              <w:t xml:space="preserve">Deficiencia incluida en informe de C.I.</w:t>
+            </w:r>
+            <w:r>
+              <w:rPr>
+                <w:b/>
+                <w:i/>
+                <w:color w:val="0070C0"/>
+              </w:rPr>
+              <w:t/>
+            </w:r>
+            <w:r>
+              <w:rPr>
+                <w:b/>
+                <w:i/>
+                <w:color w:val="0070C0"/>
+              </w:rPr>
+              <w:t/>
+            </w:r>
+            <w:r>
+              <w:rPr>
+                <w:b/>
+                <w:i/>
+                <w:color w:val="0070C0"/>
+              </w:rPr>
+              <w:t/>
+            </w:r>
+            <w:r>
+              <w:rPr>
+                <w:b/>
+                <w:i/>
+                <w:color w:val="0070C0"/>
+              </w:rPr>
+              <w:t xml:space="preserve"/>
+            </w:r>
+          </w:p>
+        </w:tc>
+      </w:tr>
+      <w:tr>
+        <w:tc>
+          <w:tcPr>
+            <w:tcW w:w="709" w:type="dxa"/>
+            <w:vAlign w:val="center"/>
+          </w:tcPr>
+          <w:p>
+            <w:pPr>
+              <w:jc w:val="center"/>
+              <w:rPr>
+                <w:b/>
+              </w:rPr>
+            </w:pPr>
+            <w:r>
+              <w:rPr>
+                <w:b/>
+                <w:color w:val="FF0000"/>
+              </w:rPr>
+              <w:t xml:space="preserve">LPI 1-1</w:t>
+            </w:r>
+          </w:p>
+        </w:tc>
+        <w:tc>
+          <w:tcPr>
+            <w:tcW w:w="8647" w:type="dxa"/>
+          </w:tcPr>
           <w:p>
             <w:pPr>
               <w:pStyle w:val="Prrafodelista"/>
@@ -5203,16 +5874,16 @@
                 <w:szCs w:val="24"/>
                 <w:u w:val="single"/>
               </w:rPr>
-              <w:t xml:space="preserve">Registro de gastos fuera de periodo</w:t>
-            </w:r>
-            <w:r>
-              <w:rPr>
-                <w:b/>
-                <w:sz w:val="24"/>
-                <w:szCs w:val="24"/>
-                <w:u w:val="single"/>
-              </w:rPr>
-              <w:t xml:space="preserve"> 13</w:t>
+              <w:t xml:space="preserve">Gastos registrados</w:t>
+            </w:r>
+            <w:r>
+              <w:rPr>
+                <w:b/>
+                <w:sz w:val="24"/>
+                <w:szCs w:val="24"/>
+                <w:u w:val="single"/>
+              </w:rPr>
+              <w:t xml:space="preserve"/>
             </w:r>
           </w:p>
           <w:p>
@@ -5258,7 +5929,7 @@
                 <w:sz w:val="24"/>
                 <w:szCs w:val="24"/>
               </w:rPr>
-              <w:t xml:space="preserve">Al examinar la documentación contable al 31 de diciembre de 2016, se evidenció que los comprobantes Nº 100 y 200 del 10 de enero de 2016 no se registraron en el periodo en que se incurrió el gasto.</w:t>
+              <w:t xml:space="preserve">Se verificó, en la documentación contable al 31 de diciembre de 2018, que los comprobantes Nº 100 y 200 de fecha 10 de enero de 2018 fueron registrados en un periodo distinto al que se incurrió el gasto.</w:t>
             </w:r>
           </w:p>
           <w:p>
@@ -5303,14 +5974,14 @@
                 <w:sz w:val="24"/>
                 <w:szCs w:val="24"/>
               </w:rPr>
-              <w:t xml:space="preserve">Al respecto las Normas Básicas del Sistema de Contabilidad Integrada, aprobado mediante D.S. </w:t>
-            </w:r>
-            <w:r>
-              <w:rPr>
-                <w:sz w:val="24"/>
-                <w:szCs w:val="24"/>
-              </w:rPr>
-              <w:t>222957 aprobado en fecha 4 de marzo de 2005,</w:t>
+              <w:t xml:space="preserve">Al respecto las Normas Básicas del Sistema de Contabilidad Integrada, aprobadas mediante R.S. </w:t>
+            </w:r>
+            <w:r>
+              <w:rPr>
+                <w:sz w:val="24"/>
+                <w:szCs w:val="24"/>
+              </w:rPr>
+              <w:t>222957 de fecha 4 de marzo de 2005,</w:t>
             </w:r>
             <w:r>
               <w:rPr>
@@ -5387,7 +6058,7 @@
                 <w:sz w:val="24"/>
                 <w:szCs w:val="24"/>
               </w:rPr>
-              <w:t xml:space="preserve">, menciona: </w:t>
+              <w:t xml:space="preserve">, señala: </w:t>
             </w:r>
             <w:r>
               <w:rPr>
@@ -5448,7 +6119,7 @@
                 <w:sz w:val="24"/>
                 <w:szCs w:val="24"/>
               </w:rPr>
-              <w:t xml:space="preserve">La situación descrita se origina en el incumplimiento de las NBSCI por parte del Contador del municipio.</w:t>
+              <w:t xml:space="preserve">Esta situación se debe a que el Contador del municipio no aplicó las NBSCI.</w:t>
             </w:r>
             <w:r>
               <w:rPr>
@@ -5522,7 +6193,7 @@
                 <w:sz w:val="24"/>
                 <w:szCs w:val="24"/>
               </w:rPr>
-              <w:t xml:space="preserve">Ello podría impedir que se cuente con información oportuna y confiable respecto a los gastos efectuados por el municipio.</w:t>
+              <w:t xml:space="preserve">Esta situación puede generar que el municipio no disponga de información oportuna y confiable respecto a sus gastos.</w:t>
             </w:r>
             <w:r>
               <w:rPr>
@@ -5582,57 +6253,123 @@
                 <w:szCs w:val="24"/>
               </w:rPr>
               <w:lastRenderedPageBreak/>
-              <w:t xml:space="preserve">El Alcalde Municipal debería instruir al Contador que, a través de las acciones pertinentes, garantice que los registros contables se realicen en el periodo en que se incurre el gasto, en aplicación de las NBSCI.</w:t>
-            </w:r>
-            <w:r>
-              <w:rPr>
-                <w:sz w:val="24"/>
-                <w:szCs w:val="24"/>
-              </w:rPr>
-              <w:t/>
-            </w:r>
-            <w:r>
-              <w:rPr>
-                <w:sz w:val="24"/>
-                <w:szCs w:val="24"/>
-              </w:rPr>
-              <w:t xml:space="preserve"/>
-            </w:r>
-            <w:r>
-              <w:rPr>
-                <w:sz w:val="24"/>
-                <w:szCs w:val="24"/>
-              </w:rPr>
-              <w:t/>
-            </w:r>
-          </w:p>
-          <w:p>
-            <w:pPr>
-              <w:jc w:val="both"/>
-              <w:rPr>
-                <w:sz w:val="24"/>
-                <w:szCs w:val="24"/>
-              </w:rPr>
-            </w:pPr>
-          </w:p>
-          <w:p>
-            <w:pPr>
-              <w:jc w:val="both"/>
-              <w:rPr>
-                <w:sz w:val="24"/>
-                <w:szCs w:val="24"/>
-              </w:rPr>
-            </w:pPr>
-          </w:p>
-          <w:p>
-            <w:pPr>
-              <w:jc w:val="both"/>
-              <w:rPr>
-                <w:sz w:val="24"/>
-                <w:szCs w:val="24"/>
-              </w:rPr>
-            </w:pPr>
-          </w:p>
+              <w:t xml:space="preserve">Se recomienda al Alcalde Municipal instruir al Contador que garantice que los registros contables de los gastos se efectúen en el periodo en que se originan, en cumplimiento de las NBSCI.</w:t>
+            </w:r>
+            <w:r>
+              <w:rPr>
+                <w:sz w:val="24"/>
+                <w:szCs w:val="24"/>
+              </w:rPr>
+              <w:t/>
+            </w:r>
+            <w:r>
+              <w:rPr>
+                <w:sz w:val="24"/>
+                <w:szCs w:val="24"/>
+              </w:rPr>
+              <w:t xml:space="preserve"/>
+            </w:r>
+            <w:r>
+              <w:rPr>
+                <w:sz w:val="24"/>
+                <w:szCs w:val="24"/>
+              </w:rPr>
+              <w:t/>
+            </w:r>
+          </w:p>
+          <w:p>
+            <w:pPr>
+              <w:jc w:val="both"/>
+              <w:rPr>
+                <w:sz w:val="24"/>
+                <w:szCs w:val="24"/>
+              </w:rPr>
+            </w:pPr>
+          </w:p>
+        </w:tc>
+        <w:tc>
+          <w:tcPr>
+            <w:tcW w:w="1276" w:type="dxa"/>
+            <w:vAlign w:val="center"/>
+          </w:tcPr>
+          <w:p>
+            <w:pPr>
+              <w:jc w:val="center"/>
+              <w:rPr>
+                <w:b/>
+                <w:i/>
+              </w:rPr>
+            </w:pPr>
+            <w:r>
+              <w:rPr>
+                <w:b/>
+                <w:i/>
+                <w:color w:val="0070C0"/>
+              </w:rPr>
+              <w:lastRenderedPageBreak/>
+              <w:t xml:space="preserve">Deficiencia incluida en informe de C.I.</w:t>
+            </w:r>
+            <w:r>
+              <w:rPr>
+                <w:b/>
+                <w:i/>
+                <w:color w:val="0070C0"/>
+              </w:rPr>
+              <w:t/>
+            </w:r>
+            <w:r>
+              <w:rPr>
+                <w:b/>
+                <w:i/>
+                <w:color w:val="0070C0"/>
+              </w:rPr>
+              <w:t/>
+            </w:r>
+            <w:r>
+              <w:rPr>
+                <w:b/>
+                <w:i/>
+                <w:color w:val="0070C0"/>
+              </w:rPr>
+              <w:t/>
+            </w:r>
+            <w:r>
+              <w:rPr>
+                <w:b/>
+                <w:i/>
+                <w:color w:val="0070C0"/>
+              </w:rPr>
+              <w:t xml:space="preserve"/>
+            </w:r>
+          </w:p>
+        </w:tc>
+      </w:tr>
+      <w:tr>
+        <w:tc>
+          <w:tcPr>
+            <w:tcW w:w="709" w:type="dxa"/>
+            <w:vAlign w:val="center"/>
+          </w:tcPr>
+          <w:p>
+            <w:pPr>
+              <w:jc w:val="center"/>
+              <w:rPr>
+                <w:b/>
+              </w:rPr>
+            </w:pPr>
+            <w:r>
+              <w:rPr>
+                <w:b/>
+                <w:color w:val="FF0000"/>
+              </w:rPr>
+              <w:t xml:space="preserve">LPI 1-1</w:t>
+            </w:r>
+          </w:p>
+        </w:tc>
+        <w:tc>
+          <w:tcPr>
+            <w:tcW w:w="8647" w:type="dxa"/>
+          </w:tcPr>
           <w:p>
             <w:pPr>
               <w:pStyle w:val="Prrafodelista"/>
@@ -5655,7 +6392,7 @@
                 <w:szCs w:val="24"/>
                 <w:u w:val="single"/>
               </w:rPr>
-              <w:t xml:space="preserve">Respaldo documental de los gastos</w:t>
+              <w:t xml:space="preserve">Control del respaldo de gastos</w:t>
             </w:r>
             <w:r>
               <w:rPr>
@@ -5719,7 +6456,7 @@
                 <w:sz w:val="24"/>
                 <w:szCs w:val="24"/>
               </w:rPr>
-              <w:t xml:space="preserve">Al examinar la documentación que sustenta las operaciones del municipio, se evidenció que los comprobantes Nº 300 y 400 del 20 de enero de 2023 muestran diferencias entre los importes contabilizados y los documentos de respaldo.</w:t>
+              <w:t xml:space="preserve">Se verificó, al revisar la documentación de respaldo de las operaciones del municipio, que los importes de los comprobantes Nº 300 y 400 de fecha 20 de enero de 2018 no coinciden con los documentos que los respaldan.</w:t>
             </w:r>
             <w:r>
               <w:rPr>
@@ -5900,7 +6637,7 @@
                 <w:sz w:val="24"/>
                 <w:szCs w:val="24"/>
               </w:rPr>
-              <w:t xml:space="preserve">, menciona: </w:t>
+              <w:t xml:space="preserve">, señala: </w:t>
             </w:r>
           </w:p>
           <w:p>
@@ -6086,7 +6823,7 @@
                 <w:sz w:val="24"/>
                 <w:szCs w:val="24"/>
               </w:rPr>
-              <w:t xml:space="preserve">La situación descrita se origina en la falta de control del Contador sobre la integridad y confiabilidad de la documentación de respaldo.</w:t>
+              <w:t xml:space="preserve">Esta situación se debe a la falta de control del Contador sobre la integridad y confiabilidad de la documentación de respaldo.</w:t>
             </w:r>
             <w:r>
               <w:rPr>
@@ -6140,7 +6877,7 @@
                 <w:sz w:val="24"/>
                 <w:szCs w:val="24"/>
               </w:rPr>
-              <w:t xml:space="preserve">Ello podría impedir que se cuente con información confiable respecto a la adquisición de combustible.</w:t>
+              <w:t xml:space="preserve">Esta situación puede generar que la información referida a la adquisición de combustible carezca de confiabilidad.</w:t>
             </w:r>
             <w:r>
               <w:rPr>
@@ -6199,2960 +6936,22 @@
                 <w:sz w:val="24"/>
                 <w:szCs w:val="24"/>
               </w:rPr>
-              <w:t xml:space="preserve">El Alcalde Municipal debería instruir al Contador del municipio que, mediante las acciones pertinentes, verifique que los comprobantes contables estén sustentados con documentación íntegra y confiable, sin diferencias respecto a la información que respalda las operaciones del municipio.</w:t>
-            </w:r>
-            <w:r>
-              <w:rPr>
-                <w:sz w:val="24"/>
-                <w:szCs w:val="24"/>
-              </w:rPr>
-              <w:t/>
-            </w:r>
-          </w:p>
-          <w:p>
-            <w:pPr>
-              <w:jc w:val="both"/>
-              <w:rPr>
-                <w:sz w:val="24"/>
-                <w:szCs w:val="24"/>
-              </w:rPr>
-            </w:pPr>
-          </w:p>
-          <w:p>
-            <w:pPr>
-              <w:pStyle w:val="Prrafodelista"/>
-              <w:numPr>
-                <w:ilvl w:val="0"/>
-                <w:numId w:val="1"/>
-              </w:numPr>
-              <w:jc w:val="both"/>
-              <w:rPr>
-                <w:b/>
-                <w:sz w:val="24"/>
-                <w:szCs w:val="24"/>
-                <w:u w:val="single"/>
-              </w:rPr>
-            </w:pPr>
-            <w:r>
-              <w:rPr>
-                <w:b/>
-                <w:sz w:val="24"/>
-                <w:szCs w:val="24"/>
-                <w:u w:val="single"/>
-              </w:rPr>
-              <w:t xml:space="preserve">Imputación contable incorrecta</w:t>
-            </w:r>
-            <w:r>
-              <w:rPr>
-                <w:b/>
-                <w:sz w:val="24"/>
-                <w:szCs w:val="24"/>
-                <w:u w:val="single"/>
-              </w:rPr>
-              <w:t xml:space="preserve"/>
-            </w:r>
-            <w:r>
-              <w:rPr>
-                <w:b/>
-                <w:sz w:val="24"/>
-                <w:szCs w:val="24"/>
-                <w:u w:val="single"/>
-              </w:rPr>
-              <w:t/>
-            </w:r>
-          </w:p>
-          <w:p>
-            <w:pPr>
-              <w:jc w:val="both"/>
-              <w:rPr>
-                <w:sz w:val="24"/>
-                <w:szCs w:val="24"/>
-                <w:u w:val="single"/>
-              </w:rPr>
-            </w:pPr>
-          </w:p>
-          <w:p>
-            <w:pPr>
-              <w:jc w:val="both"/>
-              <w:rPr>
-                <w:b/>
-                <w:sz w:val="24"/>
-                <w:szCs w:val="24"/>
-                <w:u w:val="single"/>
-              </w:rPr>
-            </w:pPr>
-            <w:r>
-              <w:rPr>
-                <w:b/>
-                <w:sz w:val="24"/>
-                <w:szCs w:val="24"/>
-                <w:u w:val="single"/>
-              </w:rPr>
-              <w:t>Condición</w:t>
-            </w:r>
-          </w:p>
-          <w:p>
-            <w:pPr>
-              <w:jc w:val="both"/>
-              <w:rPr>
-                <w:sz w:val="24"/>
-                <w:szCs w:val="24"/>
-              </w:rPr>
-            </w:pPr>
-            <w:r>
-              <w:rPr>
-                <w:sz w:val="24"/>
-                <w:szCs w:val="24"/>
-              </w:rPr>
-              <w:t xml:space="preserve">Se evidenció que la compra de combustible registrada con los comprobantes contables Nº 500 y 600 del 30 de enero de 2016 se contabilizó en una cuenta que no corresponde, sin considerar el clasificador presupuestario.</w:t>
-            </w:r>
-            <w:r>
-              <w:rPr>
-                <w:sz w:val="24"/>
-                <w:szCs w:val="24"/>
-              </w:rPr>
-              <w:lastRenderedPageBreak/>
-              <w:t/>
-            </w:r>
-            <w:r>
-              <w:rPr>
-                <w:sz w:val="24"/>
-                <w:szCs w:val="24"/>
-              </w:rPr>
-              <w:t xml:space="preserve"/>
-            </w:r>
-            <w:r>
-              <w:rPr>
-                <w:sz w:val="24"/>
-                <w:szCs w:val="24"/>
-              </w:rPr>
-              <w:t/>
-            </w:r>
-          </w:p>
-          <w:p>
-            <w:pPr>
-              <w:jc w:val="both"/>
-              <w:rPr>
-                <w:sz w:val="24"/>
-                <w:szCs w:val="24"/>
-              </w:rPr>
-            </w:pPr>
-          </w:p>
-          <w:p>
-            <w:pPr>
-              <w:jc w:val="both"/>
-              <w:rPr>
-                <w:b/>
-                <w:sz w:val="24"/>
-                <w:szCs w:val="24"/>
-                <w:u w:val="single"/>
-              </w:rPr>
-            </w:pPr>
-            <w:r>
-              <w:rPr>
-                <w:b/>
-                <w:sz w:val="24"/>
-                <w:szCs w:val="24"/>
-                <w:u w:val="single"/>
-              </w:rPr>
-              <w:t>Criterio</w:t>
-            </w:r>
-          </w:p>
-          <w:p>
-            <w:pPr>
-              <w:jc w:val="both"/>
-              <w:rPr>
-                <w:i/>
-                <w:sz w:val="24"/>
-                <w:szCs w:val="24"/>
-              </w:rPr>
-            </w:pPr>
-            <w:r>
-              <w:rPr>
-                <w:sz w:val="24"/>
-                <w:szCs w:val="24"/>
-              </w:rPr>
-              <w:t xml:space="preserve">Al respecto las Normas Básicas del Sistema de Contabilidad Integrada, aprobado mediante D.S. </w:t>
-            </w:r>
-            <w:r>
-              <w:rPr>
-                <w:sz w:val="24"/>
-                <w:szCs w:val="24"/>
-              </w:rPr>
-              <w:t>222957 aprobado en fecha 4 de marzo de 2005,</w:t>
-            </w:r>
-            <w:r>
-              <w:rPr>
-                <w:sz w:val="24"/>
-                <w:szCs w:val="24"/>
-              </w:rPr>
-              <w:t xml:space="preserve"> en su </w:t>
-            </w:r>
-            <w:r>
-              <w:rPr>
-                <w:rFonts w:ascii="Arial,Bold" w:hAnsi="Arial,Bold" w:cs="Arial,Bold"/>
-                <w:bCs/>
-                <w:sz w:val="20"/>
-                <w:szCs w:val="20"/>
-              </w:rPr>
-              <w:t>A</w:t>
-            </w:r>
-            <w:r>
-              <w:rPr>
-                <w:sz w:val="24"/>
-                <w:szCs w:val="24"/>
-              </w:rPr>
-              <w:t xml:space="preserve">rtículo 27 </w:t>
-            </w:r>
-            <w:r>
-              <w:rPr>
-                <w:b/>
-                <w:sz w:val="24"/>
-                <w:szCs w:val="24"/>
-              </w:rPr>
-              <w:t>Clasificadores y Tablas del Sistema</w:t>
-            </w:r>
-            <w:r>
-              <w:rPr>
-                <w:b/>
-                <w:sz w:val="24"/>
-                <w:szCs w:val="24"/>
-              </w:rPr>
-              <w:t xml:space="preserve">, </w:t>
-            </w:r>
-            <w:r>
-              <w:rPr>
-                <w:sz w:val="24"/>
-                <w:szCs w:val="24"/>
-              </w:rPr>
-              <w:t>menciona:</w:t>
-            </w:r>
-            <w:r>
-              <w:rPr>
-                <w:sz w:val="24"/>
-                <w:szCs w:val="24"/>
-              </w:rPr>
-              <w:t xml:space="preserve"> “</w:t>
-            </w:r>
-            <w:r>
-              <w:rPr>
-                <w:i/>
-                <w:sz w:val="24"/>
-                <w:szCs w:val="24"/>
-              </w:rPr>
-              <w:t>El SCI opera a través de un conjunto ordenado de clasificadores, tablas, plan único de cuentas contables, auxiliares y matrices de conversión, debidamente integrados, que facilitan el proceso contable y estos son:</w:t>
-            </w:r>
-          </w:p>
-          <w:p>
-            <w:pPr>
-              <w:jc w:val="both"/>
-              <w:rPr>
-                <w:i/>
-                <w:sz w:val="24"/>
-                <w:szCs w:val="24"/>
-              </w:rPr>
-            </w:pPr>
-          </w:p>
-          <w:p>
-            <w:pPr>
-              <w:jc w:val="both"/>
-              <w:rPr>
-                <w:i/>
-                <w:sz w:val="24"/>
-                <w:szCs w:val="24"/>
-              </w:rPr>
-            </w:pPr>
-            <w:r>
-              <w:rPr>
-                <w:b/>
-                <w:i/>
-                <w:sz w:val="24"/>
-                <w:szCs w:val="24"/>
-              </w:rPr>
-              <w:t>a) Clasificadores presupuestarios</w:t>
-            </w:r>
-            <w:r>
-              <w:rPr>
-                <w:i/>
-                <w:sz w:val="24"/>
-                <w:szCs w:val="24"/>
-              </w:rPr>
-              <w:t>: entre los que se tiene el institucional, de categorías programáticas, por fuentes de financiamiento, por organismos financiadores, por objeto del gasto, por rubros de recursos, por entidad de transferencia origen y destino, de sectores y subsectores económicos, de funciones, geográfico y otros.</w:t>
-            </w:r>
-          </w:p>
-          <w:p>
-            <w:pPr>
-              <w:jc w:val="both"/>
-              <w:rPr>
-                <w:i/>
-                <w:sz w:val="24"/>
-                <w:szCs w:val="24"/>
-              </w:rPr>
-            </w:pPr>
-          </w:p>
-          <w:p>
-            <w:pPr>
-              <w:jc w:val="both"/>
-              <w:rPr>
-                <w:sz w:val="24"/>
-                <w:szCs w:val="24"/>
-              </w:rPr>
-            </w:pPr>
-            <w:r>
-              <w:rPr>
-                <w:b/>
-                <w:i/>
-                <w:sz w:val="24"/>
-                <w:szCs w:val="24"/>
-              </w:rPr>
-              <w:t>b) Plan Único de Cuentas</w:t>
-            </w:r>
-            <w:r>
-              <w:rPr>
-                <w:i/>
-                <w:sz w:val="24"/>
-                <w:szCs w:val="24"/>
-              </w:rPr>
-              <w:t>, estructurado en activo, pasivo, patrimonio, recursos, gastos, cuentas de cierre y de orden</w:t>
-            </w:r>
-            <w:r>
-              <w:rPr>
-                <w:i/>
-                <w:sz w:val="24"/>
-                <w:szCs w:val="24"/>
-              </w:rPr>
-              <w:t>”</w:t>
-            </w:r>
-            <w:r>
-              <w:rPr>
-                <w:sz w:val="24"/>
-                <w:szCs w:val="24"/>
-              </w:rPr>
-              <w:t>.</w:t>
-            </w:r>
-          </w:p>
-          <w:p>
-            <w:pPr>
-              <w:jc w:val="both"/>
-              <w:rPr>
-                <w:b/>
-                <w:sz w:val="24"/>
-                <w:szCs w:val="24"/>
-                <w:u w:val="single"/>
-              </w:rPr>
-            </w:pPr>
-          </w:p>
-          <w:p>
-            <w:pPr>
-              <w:jc w:val="both"/>
-              <w:rPr>
-                <w:b/>
-                <w:sz w:val="24"/>
-                <w:szCs w:val="24"/>
-              </w:rPr>
-            </w:pPr>
-            <w:r>
-              <w:rPr>
-                <w:b/>
-                <w:sz w:val="24"/>
-                <w:szCs w:val="24"/>
-                <w:u w:val="single"/>
-              </w:rPr>
-              <w:t>Causa</w:t>
-            </w:r>
-          </w:p>
-          <w:p>
-            <w:pPr>
-              <w:jc w:val="both"/>
-              <w:rPr>
-                <w:sz w:val="24"/>
-                <w:szCs w:val="24"/>
-              </w:rPr>
-            </w:pPr>
-            <w:r>
-              <w:rPr>
-                <w:sz w:val="24"/>
-                <w:szCs w:val="24"/>
-              </w:rPr>
-              <w:t xml:space="preserve">La situación descrita se origina en el incumplimiento de las NBSCI por parte del Contador del municipio respecto al registro contable conforme al clasificador presupuestario y al Plan Único de Cuentas.</w:t>
-            </w:r>
-            <w:r>
-              <w:rPr>
-                <w:sz w:val="24"/>
-                <w:szCs w:val="24"/>
-              </w:rPr>
-              <w:t xml:space="preserve"/>
-            </w:r>
-            <w:r>
-              <w:rPr>
-                <w:sz w:val="24"/>
-                <w:szCs w:val="24"/>
-              </w:rPr>
-              <w:t/>
-            </w:r>
-            <w:r>
-              <w:rPr>
-                <w:sz w:val="24"/>
-                <w:szCs w:val="24"/>
-              </w:rPr>
-              <w:t xml:space="preserve"/>
-            </w:r>
-            <w:r>
-              <w:rPr>
-                <w:sz w:val="24"/>
-                <w:szCs w:val="24"/>
-              </w:rPr>
-              <w:t/>
-            </w:r>
-            <w:r>
-              <w:rPr>
-                <w:sz w:val="24"/>
-                <w:szCs w:val="24"/>
-              </w:rPr>
-              <w:t/>
-            </w:r>
-            <w:r>
-              <w:rPr>
-                <w:sz w:val="24"/>
-                <w:szCs w:val="24"/>
-              </w:rPr>
-              <w:t xml:space="preserve"/>
-            </w:r>
-          </w:p>
-          <w:p>
-            <w:pPr>
-              <w:jc w:val="both"/>
-              <w:rPr>
-                <w:sz w:val="24"/>
-                <w:szCs w:val="24"/>
-                <w:u w:val="single"/>
-              </w:rPr>
-            </w:pPr>
-          </w:p>
-          <w:p>
-            <w:pPr>
-              <w:jc w:val="both"/>
-              <w:rPr>
-                <w:b/>
-                <w:sz w:val="24"/>
-                <w:szCs w:val="24"/>
-                <w:u w:val="single"/>
-              </w:rPr>
-            </w:pPr>
-            <w:r>
-              <w:rPr>
-                <w:b/>
-                <w:sz w:val="24"/>
-                <w:szCs w:val="24"/>
-                <w:u w:val="single"/>
-              </w:rPr>
-              <w:t>Efecto</w:t>
-            </w:r>
-          </w:p>
-          <w:p>
-            <w:pPr>
-              <w:jc w:val="both"/>
-              <w:rPr>
-                <w:sz w:val="24"/>
-                <w:szCs w:val="24"/>
-              </w:rPr>
-            </w:pPr>
-            <w:r>
-              <w:rPr>
-                <w:sz w:val="24"/>
-                <w:szCs w:val="24"/>
-              </w:rPr>
-              <w:t xml:space="preserve">Ello podría provocar que los saldos de los Estados Financieros estén sobrevaluados.</w:t>
-            </w:r>
-            <w:r>
-              <w:rPr>
-                <w:sz w:val="24"/>
-                <w:szCs w:val="24"/>
-              </w:rPr>
-              <w:t xml:space="preserve"/>
-            </w:r>
-            <w:r>
-              <w:rPr>
-                <w:sz w:val="24"/>
-                <w:szCs w:val="24"/>
-              </w:rPr>
-              <w:t xml:space="preserve"/>
-            </w:r>
-            <w:r>
-              <w:rPr>
-                <w:sz w:val="24"/>
-                <w:szCs w:val="24"/>
-              </w:rPr>
-              <w:t/>
-            </w:r>
-            <w:r>
-              <w:rPr>
-                <w:sz w:val="24"/>
-                <w:szCs w:val="24"/>
-              </w:rPr>
-              <w:t xml:space="preserve"/>
-            </w:r>
-          </w:p>
-          <w:p>
-            <w:pPr>
-              <w:jc w:val="both"/>
-              <w:rPr>
-                <w:sz w:val="24"/>
-                <w:szCs w:val="24"/>
-              </w:rPr>
-            </w:pPr>
-          </w:p>
-          <w:p>
-            <w:pPr>
-              <w:jc w:val="both"/>
-              <w:rPr>
-                <w:b/>
-                <w:sz w:val="24"/>
-                <w:szCs w:val="24"/>
-                <w:u w:val="single"/>
-              </w:rPr>
-            </w:pPr>
-            <w:r>
-              <w:rPr>
-                <w:b/>
-                <w:sz w:val="24"/>
-                <w:szCs w:val="24"/>
-                <w:u w:val="single"/>
-              </w:rPr>
-              <w:t>Recomendación</w:t>
-            </w:r>
-          </w:p>
-          <w:p>
-            <w:pPr>
-              <w:jc w:val="both"/>
-              <w:rPr>
-                <w:sz w:val="24"/>
-                <w:szCs w:val="24"/>
-              </w:rPr>
-            </w:pPr>
-            <w:r>
-              <w:rPr>
-                <w:sz w:val="24"/>
-                <w:szCs w:val="24"/>
-              </w:rPr>
-              <w:t xml:space="preserve">El Alcalde Municipal debería instruir al Contador que todos los registros contables de las transacciones del municipio se efectúen de acuerdo con la naturaleza del gasto, aplicando el Clasificador Presupuestario y el Plan Único de Cuentas, en cumplimiento de las NBSCI.</w:t>
-            </w:r>
-            <w:r>
-              <w:rPr>
-                <w:sz w:val="24"/>
-                <w:szCs w:val="24"/>
-              </w:rPr>
-              <w:t xml:space="preserve"/>
-            </w:r>
-            <w:r>
-              <w:rPr>
-                <w:sz w:val="24"/>
-                <w:szCs w:val="24"/>
-              </w:rPr>
-              <w:t/>
-            </w:r>
-            <w:r>
-              <w:rPr>
-                <w:sz w:val="24"/>
-                <w:szCs w:val="24"/>
-              </w:rPr>
-              <w:t xml:space="preserve"/>
-            </w:r>
-            <w:r>
-              <w:rPr>
-                <w:sz w:val="24"/>
-                <w:szCs w:val="24"/>
-              </w:rPr>
-              <w:t xml:space="preserve"/>
-            </w:r>
-            <w:r>
-              <w:rPr>
-                <w:sz w:val="24"/>
-                <w:szCs w:val="24"/>
-              </w:rPr>
-              <w:t/>
-            </w:r>
-            <w:r>
-              <w:rPr>
-                <w:sz w:val="24"/>
-                <w:szCs w:val="24"/>
-              </w:rPr>
-              <w:t xml:space="preserve"/>
-            </w:r>
-            <w:r>
-              <w:rPr>
-                <w:sz w:val="24"/>
-                <w:szCs w:val="24"/>
-              </w:rPr>
-              <w:t xml:space="preserve"/>
-            </w:r>
-            <w:r>
-              <w:rPr>
-                <w:sz w:val="24"/>
-                <w:szCs w:val="24"/>
-              </w:rPr>
-              <w:t xml:space="preserve"/>
-            </w:r>
-          </w:p>
-          <w:p>
-            <w:pPr>
-              <w:jc w:val="both"/>
-              <w:rPr>
-                <w:b/>
-                <w:u w:val="single"/>
-              </w:rPr>
-            </w:pPr>
-          </w:p>
-          <w:p>
-            <w:pPr>
-              <w:pStyle w:val="Prrafodelista"/>
-              <w:numPr>
-                <w:ilvl w:val="0"/>
-                <w:numId w:val="1"/>
-              </w:numPr>
-              <w:jc w:val="both"/>
-              <w:rPr>
-                <w:b/>
-                <w:sz w:val="24"/>
-                <w:szCs w:val="24"/>
-                <w:u w:val="single"/>
-              </w:rPr>
-            </w:pPr>
-            <w:r>
-              <w:rPr>
-                <w:b/>
-                <w:sz w:val="24"/>
-                <w:szCs w:val="24"/>
-                <w:u w:val="single"/>
-              </w:rPr>
-              <w:t xml:space="preserve">Adquisiciones fuera del Presupuesto Aprobado</w:t>
-            </w:r>
-            <w:r>
-              <w:rPr>
-                <w:b/>
-                <w:sz w:val="24"/>
-                <w:szCs w:val="24"/>
-                <w:u w:val="single"/>
-              </w:rPr>
-              <w:t/>
-            </w:r>
-            <w:r>
-              <w:rPr>
-                <w:b/>
-                <w:sz w:val="24"/>
-                <w:szCs w:val="24"/>
-                <w:u w:val="single"/>
-              </w:rPr>
-              <w:t xml:space="preserve"/>
-            </w:r>
-            <w:r>
-              <w:rPr>
-                <w:b/>
-                <w:sz w:val="24"/>
-                <w:szCs w:val="24"/>
-                <w:u w:val="single"/>
-              </w:rPr>
-              <w:t/>
-            </w:r>
-          </w:p>
-          <w:p>
-            <w:pPr>
-              <w:jc w:val="both"/>
-              <w:rPr>
-                <w:sz w:val="24"/>
-                <w:szCs w:val="24"/>
-                <w:u w:val="single"/>
-              </w:rPr>
-            </w:pPr>
-          </w:p>
-          <w:p>
-            <w:pPr>
-              <w:jc w:val="both"/>
-              <w:rPr>
-                <w:b/>
-                <w:sz w:val="24"/>
-                <w:szCs w:val="24"/>
-                <w:u w:val="single"/>
-              </w:rPr>
-            </w:pPr>
-            <w:r>
-              <w:rPr>
-                <w:b/>
-                <w:sz w:val="24"/>
-                <w:szCs w:val="24"/>
-                <w:u w:val="single"/>
-              </w:rPr>
-              <w:t>Condición</w:t>
-            </w:r>
-          </w:p>
-          <w:p>
-            <w:pPr>
-              <w:jc w:val="both"/>
-              <w:rPr>
-                <w:sz w:val="24"/>
-                <w:szCs w:val="24"/>
-              </w:rPr>
-            </w:pPr>
-            <w:r>
-              <w:rPr>
-                <w:sz w:val="24"/>
-                <w:szCs w:val="24"/>
-              </w:rPr>
-              <w:t xml:space="preserve">Se evidenció que en el Gobierno Autónomo Municipal Valles ciertas adquisiciones se realizan sin el respaldo de un presupuesto aprobado.</w:t>
-            </w:r>
-            <w:r>
-              <w:rPr>
-                <w:sz w:val="24"/>
-                <w:szCs w:val="24"/>
-              </w:rPr>
-              <w:t/>
-            </w:r>
-            <w:r>
-              <w:rPr>
-                <w:sz w:val="24"/>
-                <w:szCs w:val="24"/>
-              </w:rPr>
-              <w:t xml:space="preserve"/>
-            </w:r>
-            <w:r>
-              <w:rPr>
-                <w:sz w:val="24"/>
-                <w:szCs w:val="24"/>
-              </w:rPr>
-              <w:t xml:space="preserve"/>
-            </w:r>
-            <w:r>
-              <w:rPr>
-                <w:sz w:val="24"/>
-                <w:szCs w:val="24"/>
-              </w:rPr>
-              <w:t/>
-            </w:r>
-            <w:r>
-              <w:rPr>
-                <w:sz w:val="24"/>
-                <w:szCs w:val="24"/>
-              </w:rPr>
-              <w:t/>
-            </w:r>
-            <w:r>
-              <w:rPr>
-                <w:sz w:val="24"/>
-                <w:szCs w:val="24"/>
-              </w:rPr>
-              <w:t/>
-            </w:r>
-          </w:p>
-          <w:p>
-            <w:pPr>
-              <w:jc w:val="both"/>
-              <w:rPr>
-                <w:sz w:val="24"/>
-                <w:szCs w:val="24"/>
-              </w:rPr>
-            </w:pPr>
-          </w:p>
-          <w:p>
-            <w:pPr>
-              <w:jc w:val="both"/>
-              <w:rPr>
-                <w:b/>
-                <w:sz w:val="24"/>
-                <w:szCs w:val="24"/>
-                <w:u w:val="single"/>
-              </w:rPr>
-            </w:pPr>
-            <w:r>
-              <w:rPr>
-                <w:b/>
-                <w:sz w:val="24"/>
-                <w:szCs w:val="24"/>
-                <w:u w:val="single"/>
-              </w:rPr>
-              <w:t>Criterio</w:t>
-            </w:r>
-          </w:p>
-          <w:p>
-            <w:pPr>
-              <w:jc w:val="both"/>
-              <w:rPr>
-                <w:sz w:val="24"/>
-                <w:szCs w:val="24"/>
-              </w:rPr>
-            </w:pPr>
-            <w:r>
-              <w:rPr>
-                <w:sz w:val="24"/>
-                <w:szCs w:val="24"/>
-              </w:rPr>
-              <w:t xml:space="preserve">Al respecto las Normas Básicas del Sistema de Contabilidad Integrada, aprobado mediante D.S. </w:t>
-            </w:r>
-            <w:r>
-              <w:rPr>
-                <w:sz w:val="24"/>
-                <w:szCs w:val="24"/>
-              </w:rPr>
-              <w:t>222957 aprobado en fecha 4 de marzo de 2005,</w:t>
-            </w:r>
-            <w:r>
-              <w:rPr>
-                <w:sz w:val="24"/>
-                <w:szCs w:val="24"/>
-              </w:rPr>
-              <w:t xml:space="preserve"> en su </w:t>
-            </w:r>
-            <w:r>
-              <w:rPr>
-                <w:rFonts w:ascii="Arial,Bold" w:hAnsi="Arial,Bold" w:cs="Arial,Bold"/>
-                <w:bCs/>
-                <w:sz w:val="20"/>
-                <w:szCs w:val="20"/>
-              </w:rPr>
-              <w:t>A</w:t>
-            </w:r>
-            <w:r>
-              <w:rPr>
-                <w:sz w:val="24"/>
-                <w:szCs w:val="24"/>
-              </w:rPr>
-              <w:t xml:space="preserve">rtículo 22 </w:t>
-            </w:r>
-            <w:r>
-              <w:rPr>
-                <w:b/>
-                <w:sz w:val="24"/>
-                <w:szCs w:val="24"/>
-              </w:rPr>
-              <w:t>Momentos de Registro de Gastos</w:t>
-            </w:r>
-            <w:r>
-              <w:rPr>
-                <w:b/>
-                <w:sz w:val="24"/>
-                <w:szCs w:val="24"/>
-              </w:rPr>
-              <w:t xml:space="preserve">, </w:t>
-            </w:r>
-            <w:r>
-              <w:rPr>
-                <w:sz w:val="24"/>
-                <w:szCs w:val="24"/>
-              </w:rPr>
-              <w:t>inciso a) Apropiación o Asignación</w:t>
-            </w:r>
-            <w:r>
-              <w:rPr>
-                <w:sz w:val="24"/>
-                <w:szCs w:val="24"/>
-              </w:rPr>
-              <w:t xml:space="preserve">, menciona: </w:t>
-            </w:r>
-            <w:r>
-              <w:rPr>
-                <w:i/>
-                <w:sz w:val="24"/>
-                <w:szCs w:val="24"/>
-              </w:rPr>
-              <w:t>“La apropiación o asignación de gastos es el momento en el cual se registran en el sistema, los importes aprobados en el presupuesto de las entidades del sector público, para cada una de las partidas por objeto del gasto. Apertura los registros auxiliares de la ejecución presupuestaria de gastos”</w:t>
-            </w:r>
-            <w:r>
-              <w:rPr>
-                <w:sz w:val="24"/>
-                <w:szCs w:val="24"/>
-              </w:rPr>
-              <w:t>.</w:t>
-            </w:r>
-          </w:p>
-          <w:p>
-            <w:pPr>
-              <w:jc w:val="both"/>
-              <w:rPr>
-                <w:b/>
-                <w:sz w:val="24"/>
-                <w:szCs w:val="24"/>
-                <w:u w:val="single"/>
-              </w:rPr>
-            </w:pPr>
-          </w:p>
-          <w:p>
-            <w:pPr>
-              <w:jc w:val="both"/>
-              <w:rPr>
-                <w:b/>
-                <w:sz w:val="24"/>
-                <w:szCs w:val="24"/>
-              </w:rPr>
-            </w:pPr>
-            <w:r>
-              <w:rPr>
-                <w:b/>
-                <w:sz w:val="24"/>
-                <w:szCs w:val="24"/>
-                <w:u w:val="single"/>
-              </w:rPr>
-              <w:t>Causa</w:t>
-            </w:r>
-          </w:p>
-          <w:p>
-            <w:pPr>
-              <w:jc w:val="both"/>
-              <w:rPr>
-                <w:sz w:val="24"/>
-                <w:szCs w:val="24"/>
-              </w:rPr>
-            </w:pPr>
-            <w:r>
-              <w:rPr>
-                <w:sz w:val="24"/>
-                <w:szCs w:val="24"/>
-              </w:rPr>
-              <w:t xml:space="preserve">La situación descrita se origina en la falta de control del Director Financiero sobre la ejecución de los gastos en función del presupuesto aprobado.</w:t>
-            </w:r>
-            <w:r>
-              <w:rPr>
-                <w:sz w:val="24"/>
-                <w:szCs w:val="24"/>
-              </w:rPr>
-              <w:t xml:space="preserve"/>
-            </w:r>
-            <w:r>
-              <w:rPr>
-                <w:sz w:val="24"/>
-                <w:szCs w:val="24"/>
-              </w:rPr>
-              <w:t/>
-            </w:r>
-          </w:p>
-          <w:p>
-            <w:pPr>
-              <w:jc w:val="both"/>
-              <w:rPr>
-                <w:sz w:val="24"/>
-                <w:szCs w:val="24"/>
-                <w:u w:val="single"/>
-              </w:rPr>
-            </w:pPr>
-          </w:p>
-          <w:p>
-            <w:pPr>
-              <w:jc w:val="both"/>
-              <w:rPr>
-                <w:b/>
-                <w:sz w:val="24"/>
-                <w:szCs w:val="24"/>
-                <w:u w:val="single"/>
-              </w:rPr>
-            </w:pPr>
-            <w:r>
-              <w:rPr>
-                <w:b/>
-                <w:sz w:val="24"/>
-                <w:szCs w:val="24"/>
-                <w:u w:val="single"/>
-              </w:rPr>
-              <w:t>Efecto</w:t>
-            </w:r>
-          </w:p>
-          <w:p>
-            <w:pPr>
-              <w:jc w:val="both"/>
-              <w:rPr>
-                <w:sz w:val="24"/>
-                <w:szCs w:val="24"/>
-              </w:rPr>
-            </w:pPr>
-            <w:r>
-              <w:rPr>
-                <w:sz w:val="24"/>
-                <w:szCs w:val="24"/>
-              </w:rPr>
-              <w:t xml:space="preserve">Ello podría provocar que los gastos realizados sin considerar el presupuesto aprobado afecten a otras partidas aprobadas para las actividades del municipio.</w:t>
-            </w:r>
-            <w:r>
-              <w:rPr>
-                <w:sz w:val="24"/>
-                <w:szCs w:val="24"/>
-              </w:rPr>
-              <w:t xml:space="preserve"/>
-            </w:r>
-            <w:r>
-              <w:rPr>
-                <w:sz w:val="24"/>
-                <w:szCs w:val="24"/>
-              </w:rPr>
-              <w:t/>
-            </w:r>
-            <w:r>
-              <w:rPr>
-                <w:sz w:val="24"/>
-                <w:szCs w:val="24"/>
-              </w:rPr>
-              <w:t xml:space="preserve"/>
-            </w:r>
-            <w:r>
-              <w:rPr>
-                <w:sz w:val="24"/>
-                <w:szCs w:val="24"/>
-              </w:rPr>
-              <w:t xml:space="preserve"/>
-            </w:r>
-          </w:p>
-          <w:p>
-            <w:pPr>
-              <w:jc w:val="both"/>
-              <w:rPr>
-                <w:sz w:val="24"/>
-                <w:szCs w:val="24"/>
-              </w:rPr>
-            </w:pPr>
-          </w:p>
-          <w:p>
-            <w:pPr>
-              <w:jc w:val="both"/>
-              <w:rPr>
-                <w:b/>
-                <w:sz w:val="24"/>
-                <w:szCs w:val="24"/>
-                <w:u w:val="single"/>
-              </w:rPr>
-            </w:pPr>
-            <w:r>
-              <w:rPr>
-                <w:b/>
-                <w:sz w:val="24"/>
-                <w:szCs w:val="24"/>
-                <w:u w:val="single"/>
-              </w:rPr>
-              <w:t>Recomendación</w:t>
-            </w:r>
-          </w:p>
-          <w:p>
-            <w:pPr>
-              <w:jc w:val="both"/>
-              <w:rPr>
-                <w:sz w:val="24"/>
-                <w:szCs w:val="24"/>
-              </w:rPr>
-            </w:pPr>
-            <w:r>
-              <w:rPr>
-                <w:sz w:val="24"/>
-                <w:szCs w:val="24"/>
-              </w:rPr>
-              <w:t xml:space="preserve">El Alcalde Municipal debería instruir al Contador que todos los registros contables de las transacciones del municipio se realicen en función del presupuesto aprobado, en aplicación de las NBSCI.</w:t>
-            </w:r>
-            <w:r>
-              <w:rPr>
-                <w:sz w:val="24"/>
-                <w:szCs w:val="24"/>
-              </w:rPr>
-              <w:t xml:space="preserve"/>
-            </w:r>
-          </w:p>
-          <w:p>
-            <w:pPr>
-              <w:jc w:val="both"/>
-              <w:rPr>
-                <w:b/>
-                <w:u w:val="single"/>
-              </w:rPr>
-            </w:pPr>
-          </w:p>
-          <w:p>
-            <w:pPr>
-              <w:pStyle w:val="Prrafodelista"/>
-              <w:numPr>
-                <w:ilvl w:val="0"/>
-                <w:numId w:val="1"/>
-              </w:numPr>
-              <w:jc w:val="both"/>
-              <w:rPr>
-                <w:b/>
-                <w:sz w:val="24"/>
-                <w:szCs w:val="24"/>
-                <w:u w:val="single"/>
-              </w:rPr>
-            </w:pPr>
-            <w:r>
-              <w:rPr>
-                <w:b/>
-                <w:sz w:val="24"/>
-                <w:szCs w:val="24"/>
-                <w:u w:val="single"/>
-              </w:rPr>
-              <w:t xml:space="preserve">Falta de información financiera diaria y semanal</w:t>
-            </w:r>
-            <w:r>
-              <w:rPr>
-                <w:b/>
-                <w:sz w:val="24"/>
-                <w:szCs w:val="24"/>
-                <w:u w:val="single"/>
-              </w:rPr>
-              <w:t xml:space="preserve"> 19</w:t>
-            </w:r>
-          </w:p>
-          <w:p>
-            <w:pPr>
-              <w:jc w:val="both"/>
-              <w:rPr>
-                <w:sz w:val="24"/>
-                <w:szCs w:val="24"/>
-                <w:u w:val="single"/>
-              </w:rPr>
-            </w:pPr>
-          </w:p>
-          <w:p>
-            <w:pPr>
-              <w:jc w:val="both"/>
-              <w:rPr>
-                <w:b/>
-                <w:sz w:val="24"/>
-                <w:szCs w:val="24"/>
-                <w:u w:val="single"/>
-              </w:rPr>
-            </w:pPr>
-            <w:r>
-              <w:rPr>
-                <w:b/>
-                <w:sz w:val="24"/>
-                <w:szCs w:val="24"/>
-                <w:u w:val="single"/>
-              </w:rPr>
-              <w:t>Condición</w:t>
-            </w:r>
-          </w:p>
-          <w:p>
-            <w:pPr>
-              <w:jc w:val="both"/>
-              <w:rPr>
-                <w:sz w:val="24"/>
-                <w:szCs w:val="24"/>
-              </w:rPr>
-            </w:pPr>
-            <w:r>
-              <w:rPr>
-                <w:sz w:val="24"/>
-                <w:szCs w:val="24"/>
-              </w:rPr>
-              <w:t xml:space="preserve">Como resultado de la auditoría se evidenció que el Gobierno Autónomo Municipal Valles no cuenta con información financiera diaria y/o semanal de las operaciones que realiza.</w:t>
-            </w:r>
-            <w:r>
-              <w:rPr>
-                <w:sz w:val="24"/>
-                <w:szCs w:val="24"/>
-              </w:rPr>
-              <w:t/>
-            </w:r>
-            <w:r>
-              <w:rPr>
-                <w:sz w:val="24"/>
-                <w:szCs w:val="24"/>
-              </w:rPr>
-              <w:t xml:space="preserve"/>
-            </w:r>
-            <w:r>
-              <w:rPr>
-                <w:sz w:val="24"/>
-                <w:szCs w:val="24"/>
-              </w:rPr>
-              <w:t xml:space="preserve"/>
-            </w:r>
-            <w:r>
-              <w:rPr>
-                <w:sz w:val="24"/>
-                <w:szCs w:val="24"/>
-              </w:rPr>
-              <w:t xml:space="preserve"/>
-            </w:r>
-            <w:r>
-              <w:rPr>
-                <w:sz w:val="24"/>
-                <w:szCs w:val="24"/>
-              </w:rPr>
-              <w:t xml:space="preserve"/>
-            </w:r>
-            <w:r>
-              <w:rPr>
-                <w:sz w:val="24"/>
-                <w:szCs w:val="24"/>
-              </w:rPr>
-              <w:t/>
-            </w:r>
-          </w:p>
-          <w:p>
-            <w:pPr>
-              <w:jc w:val="both"/>
-              <w:rPr>
-                <w:sz w:val="24"/>
-                <w:szCs w:val="24"/>
-              </w:rPr>
-            </w:pPr>
-          </w:p>
-          <w:p>
-            <w:pPr>
-              <w:autoSpaceDE w:val="0"/>
-              <w:autoSpaceDN w:val="0"/>
-              <w:adjustRightInd w:val="0"/>
-              <w:jc w:val="both"/>
-              <w:rPr>
-                <w:b/>
-                <w:sz w:val="24"/>
-                <w:szCs w:val="24"/>
-                <w:u w:val="single"/>
-              </w:rPr>
-            </w:pPr>
-            <w:r>
-              <w:rPr>
-                <w:b/>
-                <w:sz w:val="24"/>
-                <w:szCs w:val="24"/>
-                <w:u w:val="single"/>
-              </w:rPr>
-              <w:t>Criterio</w:t>
-            </w:r>
-          </w:p>
-          <w:p>
-            <w:pPr>
-              <w:autoSpaceDE w:val="0"/>
-              <w:autoSpaceDN w:val="0"/>
-              <w:adjustRightInd w:val="0"/>
-              <w:jc w:val="both"/>
-              <w:rPr>
-                <w:sz w:val="24"/>
-                <w:szCs w:val="24"/>
-              </w:rPr>
-            </w:pPr>
-            <w:r>
-              <w:rPr>
-                <w:sz w:val="24"/>
-                <w:szCs w:val="24"/>
-              </w:rPr>
-              <w:t xml:space="preserve">La Guía de los Principios, Normas Generales y Básicas de Control Interno Gubernamental aprobada mediante Resolución CGR-1-173/2002, en el punto </w:t>
-            </w:r>
-            <w:r>
-              <w:rPr>
-                <w:rFonts w:cs="Times New Roman"/>
-                <w:b/>
-                <w:bCs/>
-                <w:iCs/>
-                <w:sz w:val="24"/>
-                <w:szCs w:val="24"/>
-                <w:lang w:val="es-BO"/>
-              </w:rPr>
-              <w:t>4.1.1. Rol del sistema de información en el proceso de control interno</w:t>
-            </w:r>
-            <w:r>
-              <w:rPr>
-                <w:sz w:val="24"/>
-                <w:szCs w:val="24"/>
-              </w:rPr>
-              <w:t xml:space="preserve">, menciona: </w:t>
-            </w:r>
-            <w:r>
-              <w:rPr>
-                <w:sz w:val="24"/>
-                <w:szCs w:val="24"/>
-              </w:rPr>
-              <w:t>“</w:t>
-            </w:r>
-            <w:r>
-              <w:rPr>
-                <w:sz w:val="24"/>
-                <w:szCs w:val="24"/>
-              </w:rPr>
-              <w:t>La entidad debe implantar un sistema de información que genere los reportes correspondientes para la satisfacción de las necesidades de información operacional, financiera y de cumplimiento haciendo posible su conducción y control</w:t>
-            </w:r>
-            <w:r>
-              <w:rPr>
-                <w:sz w:val="24"/>
-                <w:szCs w:val="24"/>
-              </w:rPr>
-              <w:t>”</w:t>
-            </w:r>
-            <w:r>
-              <w:rPr>
-                <w:sz w:val="24"/>
-                <w:szCs w:val="24"/>
-              </w:rPr>
-              <w:t>.</w:t>
-            </w:r>
-          </w:p>
-          <w:p>
-            <w:pPr>
-              <w:jc w:val="both"/>
-              <w:rPr>
-                <w:b/>
-                <w:sz w:val="24"/>
-                <w:szCs w:val="24"/>
-              </w:rPr>
-            </w:pPr>
-            <w:r>
-              <w:rPr>
-                <w:b/>
-                <w:sz w:val="24"/>
-                <w:szCs w:val="24"/>
-                <w:u w:val="single"/>
-              </w:rPr>
-              <w:t>Causa</w:t>
-            </w:r>
-          </w:p>
-          <w:p>
-            <w:pPr>
-              <w:jc w:val="both"/>
-              <w:rPr>
-                <w:sz w:val="24"/>
-                <w:szCs w:val="24"/>
-              </w:rPr>
-            </w:pPr>
-            <w:r>
-              <w:rPr>
-                <w:sz w:val="24"/>
-                <w:szCs w:val="24"/>
-              </w:rPr>
-              <w:t xml:space="preserve">La situación descrita se origina en la falta de supervisión del Contador sobre la información financiera.</w:t>
-            </w:r>
-            <w:r>
-              <w:rPr>
-                <w:sz w:val="24"/>
-                <w:szCs w:val="24"/>
-              </w:rPr>
-              <w:t xml:space="preserve"/>
-            </w:r>
-            <w:r>
-              <w:rPr>
-                <w:sz w:val="24"/>
-                <w:szCs w:val="24"/>
-              </w:rPr>
-              <w:t/>
-            </w:r>
-            <w:r>
-              <w:rPr>
-                <w:sz w:val="24"/>
-                <w:szCs w:val="24"/>
-              </w:rPr>
-              <w:t/>
-            </w:r>
-          </w:p>
-          <w:p>
-            <w:pPr>
-              <w:jc w:val="both"/>
-              <w:rPr>
-                <w:b/>
-                <w:sz w:val="24"/>
-                <w:szCs w:val="24"/>
-                <w:u w:val="single"/>
-              </w:rPr>
-            </w:pPr>
-          </w:p>
-          <w:p>
-            <w:pPr>
-              <w:jc w:val="both"/>
-              <w:rPr>
-                <w:b/>
-                <w:sz w:val="24"/>
-                <w:szCs w:val="24"/>
-                <w:u w:val="single"/>
-              </w:rPr>
-            </w:pPr>
-            <w:r>
-              <w:rPr>
-                <w:b/>
-                <w:sz w:val="24"/>
-                <w:szCs w:val="24"/>
-                <w:u w:val="single"/>
-              </w:rPr>
-              <w:t>Efecto</w:t>
-            </w:r>
-          </w:p>
-          <w:p>
-            <w:pPr>
-              <w:jc w:val="both"/>
-              <w:rPr>
-                <w:sz w:val="24"/>
-                <w:szCs w:val="24"/>
-              </w:rPr>
-            </w:pPr>
-            <w:r>
-              <w:rPr>
-                <w:sz w:val="24"/>
-                <w:szCs w:val="24"/>
-              </w:rPr>
-              <w:t xml:space="preserve">Ello podría impedir que se disponga de información confiable en forma diaria y/o semanal.</w:t>
-            </w:r>
-            <w:r>
-              <w:rPr>
-                <w:sz w:val="24"/>
-                <w:szCs w:val="24"/>
-              </w:rPr>
-              <w:t xml:space="preserve"/>
-            </w:r>
-            <w:r>
-              <w:rPr>
-                <w:sz w:val="24"/>
-                <w:szCs w:val="24"/>
-              </w:rPr>
-              <w:t xml:space="preserve"/>
-            </w:r>
-            <w:r>
-              <w:rPr>
-                <w:sz w:val="24"/>
-                <w:szCs w:val="24"/>
-              </w:rPr>
-              <w:t xml:space="preserve"/>
-            </w:r>
-          </w:p>
-          <w:p>
-            <w:pPr>
-              <w:jc w:val="both"/>
-              <w:rPr>
-                <w:sz w:val="24"/>
-                <w:szCs w:val="24"/>
-              </w:rPr>
-            </w:pPr>
-          </w:p>
-          <w:p>
-            <w:pPr>
-              <w:jc w:val="both"/>
-              <w:rPr>
-                <w:b/>
-                <w:sz w:val="24"/>
-                <w:szCs w:val="24"/>
-                <w:u w:val="single"/>
-              </w:rPr>
-            </w:pPr>
-            <w:r>
-              <w:rPr>
-                <w:b/>
-                <w:sz w:val="24"/>
-                <w:szCs w:val="24"/>
-                <w:u w:val="single"/>
-              </w:rPr>
-              <w:t>Recomendación</w:t>
-            </w:r>
-          </w:p>
-          <w:p>
-            <w:pPr>
-              <w:jc w:val="both"/>
-              <w:rPr>
-                <w:sz w:val="24"/>
-                <w:szCs w:val="24"/>
-              </w:rPr>
-            </w:pPr>
-            <w:r>
-              <w:rPr>
-                <w:sz w:val="24"/>
-                <w:szCs w:val="24"/>
-              </w:rPr>
-              <w:t xml:space="preserve">El Alcalde Municipal debería instruir al Contador del municipio que, a través de las acciones pertinentes, garantice que la información financiera completa de las operaciones de la entidad pueda obtenerse a cualquier fecha, tanto de forma diaria como semanal.</w:t>
-            </w:r>
-            <w:r>
-              <w:rPr>
-                <w:sz w:val="24"/>
-                <w:szCs w:val="24"/>
-              </w:rPr>
-              <w:t/>
-            </w:r>
-            <w:r>
-              <w:rPr>
-                <w:sz w:val="24"/>
-                <w:szCs w:val="24"/>
-              </w:rPr>
-              <w:t xml:space="preserve"/>
-            </w:r>
-            <w:r>
-              <w:rPr>
-                <w:sz w:val="24"/>
-                <w:szCs w:val="24"/>
-              </w:rPr>
-              <w:t xml:space="preserve"/>
-            </w:r>
-            <w:r>
-              <w:rPr>
-                <w:sz w:val="24"/>
-                <w:szCs w:val="24"/>
-              </w:rPr>
-              <w:t/>
-            </w:r>
-            <w:r>
-              <w:rPr>
-                <w:sz w:val="24"/>
-                <w:szCs w:val="24"/>
-              </w:rPr>
-              <w:t xml:space="preserve"/>
-            </w:r>
-          </w:p>
-          <w:p>
-            <w:pPr>
-              <w:jc w:val="both"/>
-              <w:rPr>
-                <w:sz w:val="24"/>
-                <w:szCs w:val="24"/>
-              </w:rPr>
-            </w:pPr>
-            <w:r>
-              <w:rPr>
-                <w:sz w:val="24"/>
-                <w:szCs w:val="24"/>
-              </w:rPr>
-              <w:t xml:space="preserve"> </w:t>
-            </w:r>
-          </w:p>
-          <w:p>
-            <w:pPr>
-              <w:pStyle w:val="Prrafodelista"/>
-              <w:numPr>
-                <w:ilvl w:val="0"/>
-                <w:numId w:val="1"/>
-              </w:numPr>
-              <w:jc w:val="both"/>
-              <w:rPr>
-                <w:b/>
-                <w:sz w:val="24"/>
-                <w:szCs w:val="24"/>
-                <w:u w:val="single"/>
-              </w:rPr>
-            </w:pPr>
-            <w:r>
-              <w:rPr>
-                <w:b/>
-                <w:sz w:val="24"/>
-                <w:szCs w:val="24"/>
-                <w:u w:val="single"/>
-              </w:rPr>
-              <w:t xml:space="preserve">Toma de decisiones sin información financiera</w:t>
-            </w:r>
-            <w:r>
-              <w:rPr>
-                <w:b/>
-                <w:sz w:val="24"/>
-                <w:szCs w:val="24"/>
-                <w:u w:val="single"/>
-              </w:rPr>
-              <w:t/>
-            </w:r>
-          </w:p>
-          <w:p>
-            <w:pPr>
-              <w:jc w:val="both"/>
-              <w:rPr>
-                <w:sz w:val="24"/>
-                <w:szCs w:val="24"/>
-                <w:u w:val="single"/>
-              </w:rPr>
-            </w:pPr>
-          </w:p>
-          <w:p>
-            <w:pPr>
-              <w:jc w:val="both"/>
-              <w:rPr>
-                <w:b/>
-                <w:sz w:val="24"/>
-                <w:szCs w:val="24"/>
-                <w:u w:val="single"/>
-              </w:rPr>
-            </w:pPr>
-            <w:r>
-              <w:rPr>
-                <w:b/>
-                <w:sz w:val="24"/>
-                <w:szCs w:val="24"/>
-                <w:u w:val="single"/>
-              </w:rPr>
-              <w:t>Condición</w:t>
-            </w:r>
-          </w:p>
-          <w:p>
-            <w:pPr>
-              <w:jc w:val="both"/>
-              <w:rPr>
-                <w:sz w:val="24"/>
-                <w:szCs w:val="24"/>
-              </w:rPr>
-            </w:pPr>
-            <w:r>
-              <w:rPr>
-                <w:sz w:val="24"/>
-                <w:szCs w:val="24"/>
-              </w:rPr>
-              <w:t xml:space="preserve">Como resultado de la auditoría se evidenció que los ejecutivos del Gobierno Autónomo Municipal Valles no recurren a la información financiera para la toma de decisiones.</w:t>
-            </w:r>
-            <w:r>
-              <w:rPr>
-                <w:sz w:val="24"/>
-                <w:szCs w:val="24"/>
-              </w:rPr>
-              <w:t/>
-            </w:r>
-            <w:r>
-              <w:rPr>
-                <w:sz w:val="24"/>
-                <w:szCs w:val="24"/>
-              </w:rPr>
-              <w:t xml:space="preserve"/>
-            </w:r>
-            <w:r>
-              <w:rPr>
-                <w:sz w:val="24"/>
-                <w:szCs w:val="24"/>
-              </w:rPr>
-              <w:t xml:space="preserve"/>
-            </w:r>
-            <w:r>
-              <w:rPr>
-                <w:sz w:val="24"/>
-                <w:szCs w:val="24"/>
-              </w:rPr>
-              <w:lastRenderedPageBreak/>
-              <w:t/>
-            </w:r>
-            <w:r>
-              <w:rPr>
-                <w:sz w:val="24"/>
-                <w:szCs w:val="24"/>
-              </w:rPr>
-              <w:t xml:space="preserve"/>
-            </w:r>
-            <w:r>
-              <w:rPr>
-                <w:sz w:val="24"/>
-                <w:szCs w:val="24"/>
-              </w:rPr>
-              <w:t/>
-            </w:r>
-          </w:p>
-          <w:p>
-            <w:pPr>
-              <w:jc w:val="both"/>
-              <w:rPr>
-                <w:sz w:val="24"/>
-                <w:szCs w:val="24"/>
-              </w:rPr>
-            </w:pPr>
-          </w:p>
-          <w:p>
-            <w:pPr>
-              <w:autoSpaceDE w:val="0"/>
-              <w:autoSpaceDN w:val="0"/>
-              <w:adjustRightInd w:val="0"/>
-              <w:jc w:val="both"/>
-              <w:rPr>
-                <w:b/>
-                <w:sz w:val="24"/>
-                <w:szCs w:val="24"/>
-                <w:u w:val="single"/>
-              </w:rPr>
-            </w:pPr>
-            <w:r>
-              <w:rPr>
-                <w:b/>
-                <w:sz w:val="24"/>
-                <w:szCs w:val="24"/>
-                <w:u w:val="single"/>
-              </w:rPr>
-              <w:t>Criterio</w:t>
-            </w:r>
-          </w:p>
-          <w:p>
-            <w:pPr>
-              <w:autoSpaceDE w:val="0"/>
-              <w:autoSpaceDN w:val="0"/>
-              <w:adjustRightInd w:val="0"/>
-              <w:jc w:val="both"/>
-              <w:rPr>
-                <w:sz w:val="24"/>
-                <w:szCs w:val="24"/>
-              </w:rPr>
-            </w:pPr>
-            <w:r>
-              <w:rPr>
-                <w:sz w:val="24"/>
-                <w:szCs w:val="24"/>
-              </w:rPr>
-              <w:t xml:space="preserve">La Guía de los Principios, Normas Generales y Básicas de Control Interno Gubernamental aprobada mediante Resolución CGR-1-173/2002, en el punto </w:t>
-            </w:r>
-            <w:r>
-              <w:rPr>
-                <w:rFonts w:cs="Times New Roman"/>
-                <w:b/>
-                <w:bCs/>
-                <w:iCs/>
-                <w:sz w:val="24"/>
-                <w:szCs w:val="24"/>
-                <w:lang w:val="es-BO"/>
-              </w:rPr>
-              <w:t>4.1.1. Rol del sistema de información en el proceso de control interno</w:t>
-            </w:r>
-            <w:r>
-              <w:rPr>
-                <w:sz w:val="24"/>
-                <w:szCs w:val="24"/>
-              </w:rPr>
-              <w:t xml:space="preserve">, menciona: </w:t>
-            </w:r>
-            <w:r>
-              <w:rPr>
-                <w:sz w:val="24"/>
-                <w:szCs w:val="24"/>
-              </w:rPr>
-              <w:t>“</w:t>
-            </w:r>
-            <w:r>
-              <w:rPr>
-                <w:sz w:val="24"/>
-                <w:szCs w:val="24"/>
-              </w:rPr>
-              <w:t>La información es indispensable para desarrollar las actividades de control y</w:t>
-            </w:r>
-            <w:r>
-              <w:rPr>
-                <w:sz w:val="24"/>
-                <w:szCs w:val="24"/>
-              </w:rPr>
-              <w:t xml:space="preserve"> </w:t>
-            </w:r>
-            <w:r>
-              <w:rPr>
-                <w:sz w:val="24"/>
-                <w:szCs w:val="24"/>
-              </w:rPr>
-              <w:t>poder evaluar el resultado de las operaciones. Asimismo, es la herramienta</w:t>
-            </w:r>
-            <w:r>
-              <w:rPr>
-                <w:sz w:val="24"/>
-                <w:szCs w:val="24"/>
-              </w:rPr>
-              <w:t xml:space="preserve"> </w:t>
-            </w:r>
-            <w:r>
-              <w:rPr>
-                <w:sz w:val="24"/>
-                <w:szCs w:val="24"/>
-              </w:rPr>
-              <w:t>principal para la toma de decisiones en el proceso de gestión respecto a la</w:t>
-            </w:r>
-            <w:r>
-              <w:rPr>
-                <w:sz w:val="24"/>
-                <w:szCs w:val="24"/>
-              </w:rPr>
-              <w:t xml:space="preserve"> </w:t>
-            </w:r>
-            <w:r>
-              <w:rPr>
-                <w:sz w:val="24"/>
-                <w:szCs w:val="24"/>
-              </w:rPr>
-              <w:t>obtención, uso y aplicación de los recursos. Para todo ello, es necesario que la</w:t>
-            </w:r>
-            <w:r>
-              <w:rPr>
-                <w:sz w:val="24"/>
-                <w:szCs w:val="24"/>
-              </w:rPr>
-              <w:t xml:space="preserve"> </w:t>
-            </w:r>
-            <w:r>
-              <w:rPr>
-                <w:sz w:val="24"/>
-                <w:szCs w:val="24"/>
-              </w:rPr>
-              <w:t>información presente niveles adecuados de calidad en cuanto a su confiabilidad,</w:t>
-            </w:r>
-            <w:r>
-              <w:rPr>
-                <w:sz w:val="24"/>
-                <w:szCs w:val="24"/>
-              </w:rPr>
-              <w:t xml:space="preserve"> </w:t>
-            </w:r>
-            <w:r>
-              <w:rPr>
-                <w:sz w:val="24"/>
-                <w:szCs w:val="24"/>
-              </w:rPr>
-              <w:t>relevancia y oportunidad</w:t>
-            </w:r>
-            <w:r>
-              <w:rPr>
-                <w:sz w:val="24"/>
-                <w:szCs w:val="24"/>
-              </w:rPr>
-              <w:t>”</w:t>
-            </w:r>
-            <w:r>
-              <w:rPr>
-                <w:sz w:val="24"/>
-                <w:szCs w:val="24"/>
-              </w:rPr>
-              <w:t>.</w:t>
-            </w:r>
-          </w:p>
-          <w:p>
-            <w:pPr>
-              <w:jc w:val="both"/>
-              <w:rPr>
-                <w:b/>
-                <w:sz w:val="24"/>
-                <w:szCs w:val="24"/>
-                <w:u w:val="single"/>
-              </w:rPr>
-            </w:pPr>
-          </w:p>
-          <w:p>
-            <w:pPr>
-              <w:jc w:val="both"/>
-              <w:rPr>
-                <w:b/>
-                <w:sz w:val="24"/>
-                <w:szCs w:val="24"/>
-              </w:rPr>
-            </w:pPr>
-            <w:r>
-              <w:rPr>
-                <w:b/>
-                <w:sz w:val="24"/>
-                <w:szCs w:val="24"/>
-                <w:u w:val="single"/>
-              </w:rPr>
-              <w:t>Causa</w:t>
-            </w:r>
-          </w:p>
-          <w:p>
-            <w:pPr>
-              <w:jc w:val="both"/>
-              <w:rPr>
-                <w:sz w:val="24"/>
-                <w:szCs w:val="24"/>
-              </w:rPr>
-            </w:pPr>
-            <w:r>
-              <w:rPr>
-                <w:sz w:val="24"/>
-                <w:szCs w:val="24"/>
-              </w:rPr>
-              <w:t xml:space="preserve">La situación descrita se origina en la falta de control de los ejecutivos de la entidad sobre la información financiera.</w:t>
-            </w:r>
-            <w:r>
-              <w:rPr>
-                <w:sz w:val="24"/>
-                <w:szCs w:val="24"/>
-              </w:rPr>
-              <w:t xml:space="preserve"/>
-            </w:r>
-            <w:r>
-              <w:rPr>
-                <w:sz w:val="24"/>
-                <w:szCs w:val="24"/>
-              </w:rPr>
-              <w:t xml:space="preserve"/>
-            </w:r>
-            <w:r>
-              <w:rPr>
-                <w:sz w:val="24"/>
-                <w:szCs w:val="24"/>
-              </w:rPr>
-              <w:t xml:space="preserve"/>
-            </w:r>
-            <w:r>
-              <w:rPr>
-                <w:sz w:val="24"/>
-                <w:szCs w:val="24"/>
-              </w:rPr>
-              <w:t/>
-            </w:r>
-          </w:p>
-          <w:p>
-            <w:pPr>
-              <w:jc w:val="both"/>
-              <w:rPr>
-                <w:b/>
-                <w:sz w:val="24"/>
-                <w:szCs w:val="24"/>
-                <w:u w:val="single"/>
-              </w:rPr>
-            </w:pPr>
-          </w:p>
-          <w:p>
-            <w:pPr>
-              <w:jc w:val="both"/>
-              <w:rPr>
-                <w:b/>
-                <w:sz w:val="24"/>
-                <w:szCs w:val="24"/>
-                <w:u w:val="single"/>
-              </w:rPr>
-            </w:pPr>
-            <w:r>
-              <w:rPr>
-                <w:b/>
-                <w:sz w:val="24"/>
-                <w:szCs w:val="24"/>
-                <w:u w:val="single"/>
-              </w:rPr>
-              <w:t>Efecto</w:t>
-            </w:r>
-          </w:p>
-          <w:p>
-            <w:pPr>
-              <w:jc w:val="both"/>
-              <w:rPr>
-                <w:sz w:val="24"/>
-                <w:szCs w:val="24"/>
-              </w:rPr>
-            </w:pPr>
-            <w:r>
-              <w:rPr>
-                <w:sz w:val="24"/>
-                <w:szCs w:val="24"/>
-              </w:rPr>
-              <w:t xml:space="preserve">Ello podría provocar que la toma de decisiones no sea oportuna ni confiable.</w:t>
-            </w:r>
-            <w:r>
-              <w:rPr>
-                <w:sz w:val="24"/>
-                <w:szCs w:val="24"/>
-              </w:rPr>
-              <w:t/>
-            </w:r>
-            <w:r>
-              <w:rPr>
-                <w:sz w:val="24"/>
-                <w:szCs w:val="24"/>
-              </w:rPr>
-              <w:t xml:space="preserve"/>
-            </w:r>
-          </w:p>
-          <w:p>
-            <w:pPr>
-              <w:jc w:val="both"/>
-              <w:rPr>
-                <w:sz w:val="24"/>
-                <w:szCs w:val="24"/>
-              </w:rPr>
-            </w:pPr>
-          </w:p>
-          <w:p>
-            <w:pPr>
-              <w:jc w:val="both"/>
-              <w:rPr>
-                <w:b/>
-                <w:sz w:val="24"/>
-                <w:szCs w:val="24"/>
-                <w:u w:val="single"/>
-              </w:rPr>
-            </w:pPr>
-            <w:r>
-              <w:rPr>
-                <w:b/>
-                <w:sz w:val="24"/>
-                <w:szCs w:val="24"/>
-                <w:u w:val="single"/>
-              </w:rPr>
-              <w:t>Recomendación</w:t>
-            </w:r>
-          </w:p>
-          <w:p>
-            <w:pPr>
-              <w:jc w:val="both"/>
-              <w:rPr>
-                <w:sz w:val="24"/>
-                <w:szCs w:val="24"/>
-              </w:rPr>
-            </w:pPr>
-            <w:r>
-              <w:rPr>
-                <w:sz w:val="24"/>
-                <w:szCs w:val="24"/>
-              </w:rPr>
-              <w:t xml:space="preserve">El Alcalde Municipal debería instruir a los ejecutivos de la entidad que adopten medidas que garanticen que la toma de decisiones se respalde en la información financiera del Gobierno Autónomo Municipal Valles.</w:t>
-            </w:r>
-            <w:r>
-              <w:rPr>
-                <w:sz w:val="24"/>
-                <w:szCs w:val="24"/>
-              </w:rPr>
-              <w:t xml:space="preserve"/>
-            </w:r>
-            <w:r>
-              <w:rPr>
-                <w:sz w:val="24"/>
-                <w:szCs w:val="24"/>
-              </w:rPr>
-              <w:t/>
-            </w:r>
-            <w:r>
-              <w:rPr>
-                <w:sz w:val="24"/>
-                <w:szCs w:val="24"/>
-              </w:rPr>
-              <w:t xml:space="preserve"/>
-            </w:r>
-            <w:r>
-              <w:rPr>
-                <w:sz w:val="24"/>
-                <w:szCs w:val="24"/>
-              </w:rPr>
-              <w:t/>
-            </w:r>
-            <w:r>
-              <w:rPr>
-                <w:sz w:val="24"/>
-                <w:szCs w:val="24"/>
-              </w:rPr>
-              <w:t xml:space="preserve"/>
-            </w:r>
-            <w:r>
-              <w:rPr>
-                <w:sz w:val="24"/>
-                <w:szCs w:val="24"/>
-              </w:rPr>
-              <w:t xml:space="preserve"/>
-            </w:r>
-            <w:r>
-              <w:rPr>
-                <w:sz w:val="24"/>
-                <w:szCs w:val="24"/>
-              </w:rPr>
-              <w:t/>
-            </w:r>
-            <w:r>
-              <w:rPr>
-                <w:sz w:val="24"/>
-                <w:szCs w:val="24"/>
-              </w:rPr>
-              <w:t/>
-            </w:r>
-          </w:p>
-          <w:p>
-            <w:pPr>
-              <w:jc w:val="both"/>
-              <w:rPr>
-                <w:sz w:val="24"/>
-                <w:szCs w:val="24"/>
-              </w:rPr>
-            </w:pPr>
-          </w:p>
-          <w:p>
-            <w:pPr>
-              <w:pStyle w:val="Prrafodelista"/>
-              <w:numPr>
-                <w:ilvl w:val="0"/>
-                <w:numId w:val="1"/>
-              </w:numPr>
-              <w:jc w:val="both"/>
-              <w:rPr>
-                <w:b/>
-                <w:sz w:val="24"/>
-                <w:szCs w:val="24"/>
-                <w:u w:val="single"/>
-              </w:rPr>
-            </w:pPr>
-            <w:r>
-              <w:rPr>
-                <w:b/>
-                <w:sz w:val="24"/>
-                <w:szCs w:val="24"/>
-                <w:u w:val="single"/>
-              </w:rPr>
-              <w:t xml:space="preserve">Falta de control en el uso del combustible</w:t>
-            </w:r>
-            <w:r>
-              <w:rPr>
-                <w:b/>
-                <w:sz w:val="24"/>
-                <w:szCs w:val="24"/>
-                <w:u w:val="single"/>
-              </w:rPr>
-              <w:t xml:space="preserve"> 21</w:t>
-            </w:r>
-          </w:p>
-          <w:p>
-            <w:pPr>
-              <w:jc w:val="both"/>
-              <w:rPr>
-                <w:sz w:val="24"/>
-                <w:szCs w:val="24"/>
-                <w:u w:val="single"/>
-              </w:rPr>
-            </w:pPr>
-          </w:p>
-          <w:p>
-            <w:pPr>
-              <w:jc w:val="both"/>
-              <w:rPr>
-                <w:b/>
-                <w:sz w:val="24"/>
-                <w:szCs w:val="24"/>
-                <w:u w:val="single"/>
-              </w:rPr>
-            </w:pPr>
-            <w:r>
-              <w:rPr>
-                <w:b/>
-                <w:sz w:val="24"/>
-                <w:szCs w:val="24"/>
-                <w:u w:val="single"/>
-              </w:rPr>
-              <w:t>Condición</w:t>
-            </w:r>
-          </w:p>
-          <w:p>
-            <w:pPr>
-              <w:jc w:val="both"/>
-              <w:rPr>
-                <w:sz w:val="24"/>
-                <w:szCs w:val="24"/>
-              </w:rPr>
-            </w:pPr>
-            <w:r>
-              <w:rPr>
-                <w:sz w:val="24"/>
-                <w:szCs w:val="24"/>
-              </w:rPr>
-              <w:t xml:space="preserve">Como resultado de la auditoría se evidenció que los ejecutivos del Gobierno Autónomo Municipal Valles no ejercen control sobre el uso del combustible que adquiere la municipalidad.</w:t>
-            </w:r>
-            <w:r>
-              <w:rPr>
-                <w:sz w:val="24"/>
-                <w:szCs w:val="24"/>
-              </w:rPr>
-              <w:t/>
-            </w:r>
-            <w:r>
-              <w:rPr>
-                <w:sz w:val="24"/>
-                <w:szCs w:val="24"/>
-              </w:rPr>
-              <w:t/>
-            </w:r>
-          </w:p>
-          <w:p>
-            <w:pPr>
-              <w:jc w:val="both"/>
-              <w:rPr>
-                <w:sz w:val="24"/>
-                <w:szCs w:val="24"/>
-              </w:rPr>
-            </w:pPr>
-          </w:p>
-          <w:p>
-            <w:pPr>
-              <w:autoSpaceDE w:val="0"/>
-              <w:autoSpaceDN w:val="0"/>
-              <w:adjustRightInd w:val="0"/>
-              <w:jc w:val="both"/>
-              <w:rPr>
-                <w:b/>
-                <w:sz w:val="24"/>
-                <w:szCs w:val="24"/>
-                <w:u w:val="single"/>
-              </w:rPr>
-            </w:pPr>
-            <w:r>
-              <w:rPr>
-                <w:b/>
-                <w:sz w:val="24"/>
-                <w:szCs w:val="24"/>
-                <w:u w:val="single"/>
-              </w:rPr>
-              <w:t>Criterio</w:t>
-            </w:r>
-          </w:p>
-          <w:p>
-            <w:pPr>
-              <w:autoSpaceDE w:val="0"/>
-              <w:autoSpaceDN w:val="0"/>
-              <w:adjustRightInd w:val="0"/>
-              <w:jc w:val="both"/>
-              <w:rPr>
-                <w:sz w:val="24"/>
-                <w:szCs w:val="24"/>
-              </w:rPr>
-            </w:pPr>
-            <w:r>
-              <w:rPr>
-                <w:sz w:val="24"/>
-                <w:szCs w:val="24"/>
-              </w:rPr>
-              <w:t xml:space="preserve">La Guía de los Principios, Normas Generales y Básicas de Control Interno Gubernamental aprobada mediante Resolución CGR-1-173/2002, en el punto </w:t>
-            </w:r>
-            <w:r>
-              <w:rPr>
-                <w:b/>
-                <w:sz w:val="24"/>
-                <w:szCs w:val="24"/>
-              </w:rPr>
-              <w:t>5</w:t>
-            </w:r>
-            <w:r>
-              <w:rPr>
-                <w:rFonts w:cs="Times New Roman"/>
-                <w:b/>
-                <w:bCs/>
-                <w:iCs/>
-                <w:sz w:val="24"/>
-                <w:szCs w:val="24"/>
-                <w:lang w:val="es-BO"/>
-              </w:rPr>
-              <w:t xml:space="preserve">.1.1. </w:t>
-            </w:r>
-            <w:r>
-              <w:rPr>
-                <w:rFonts w:cs="Times New Roman"/>
-                <w:b/>
-                <w:bCs/>
-                <w:i/>
-                <w:iCs/>
-                <w:sz w:val="24"/>
-                <w:szCs w:val="24"/>
-                <w:lang w:val="es-BO"/>
-              </w:rPr>
-              <w:t>Implicancias de la supervisión en el proceso de control interno</w:t>
-            </w:r>
-            <w:r>
-              <w:rPr>
-                <w:sz w:val="24"/>
-                <w:szCs w:val="24"/>
-              </w:rPr>
-              <w:t xml:space="preserve">, menciona: </w:t>
-            </w:r>
-            <w:r>
-              <w:rPr>
-                <w:sz w:val="24"/>
-                <w:szCs w:val="24"/>
-              </w:rPr>
-              <w:t>“</w:t>
-            </w:r>
-            <w:r>
-              <w:rPr>
-                <w:sz w:val="24"/>
-                <w:szCs w:val="24"/>
-              </w:rPr>
-              <w:t>La supervisión en el proceso de control interno es necesaria para asegurar que</w:t>
-            </w:r>
-            <w:r>
-              <w:rPr>
-                <w:sz w:val="24"/>
-                <w:szCs w:val="24"/>
-              </w:rPr>
-              <w:t xml:space="preserve"> </w:t>
-            </w:r>
-            <w:r>
-              <w:rPr>
-                <w:sz w:val="24"/>
-                <w:szCs w:val="24"/>
-              </w:rPr>
-              <w:t>éste continúa funcionando adecuadamente tal como fue diseñado bajo un nivel</w:t>
-            </w:r>
-            <w:r>
-              <w:rPr>
-                <w:sz w:val="24"/>
-                <w:szCs w:val="24"/>
-              </w:rPr>
-              <w:t xml:space="preserve"> </w:t>
-            </w:r>
-            <w:r>
-              <w:rPr>
-                <w:sz w:val="24"/>
-                <w:szCs w:val="24"/>
-              </w:rPr>
-              <w:t>de riesgos y con una estructura organizativa determinada</w:t>
-            </w:r>
-            <w:r>
-              <w:rPr>
-                <w:sz w:val="24"/>
-                <w:szCs w:val="24"/>
-              </w:rPr>
-              <w:t>”</w:t>
-            </w:r>
-            <w:r>
-              <w:rPr>
-                <w:sz w:val="24"/>
-                <w:szCs w:val="24"/>
-              </w:rPr>
-              <w:t>.</w:t>
-            </w:r>
-          </w:p>
-          <w:p>
-            <w:pPr>
-              <w:jc w:val="both"/>
-              <w:rPr>
-                <w:b/>
-                <w:sz w:val="24"/>
-                <w:szCs w:val="24"/>
-                <w:u w:val="single"/>
-              </w:rPr>
-            </w:pPr>
-          </w:p>
-          <w:p>
-            <w:pPr>
-              <w:jc w:val="both"/>
-              <w:rPr>
-                <w:b/>
-                <w:sz w:val="24"/>
-                <w:szCs w:val="24"/>
-              </w:rPr>
-            </w:pPr>
-            <w:r>
-              <w:rPr>
-                <w:b/>
-                <w:sz w:val="24"/>
-                <w:szCs w:val="24"/>
-                <w:u w:val="single"/>
-              </w:rPr>
-              <w:t>Causa</w:t>
-            </w:r>
-          </w:p>
-          <w:p>
-            <w:pPr>
-              <w:jc w:val="both"/>
-              <w:rPr>
-                <w:sz w:val="24"/>
-                <w:szCs w:val="24"/>
-              </w:rPr>
-            </w:pPr>
-            <w:r>
-              <w:rPr>
-                <w:sz w:val="24"/>
-                <w:szCs w:val="24"/>
-              </w:rPr>
-              <w:t xml:space="preserve">La situación descrita se origina en la falta de control de los ejecutivos de la entidad sobre el uso del combustible.</w:t>
-            </w:r>
-            <w:r>
-              <w:rPr>
-                <w:sz w:val="24"/>
-                <w:szCs w:val="24"/>
-              </w:rPr>
-              <w:t xml:space="preserve"/>
-            </w:r>
-            <w:r>
-              <w:rPr>
-                <w:sz w:val="24"/>
-                <w:szCs w:val="24"/>
-              </w:rPr>
-              <w:t/>
-            </w:r>
-            <w:r>
-              <w:rPr>
-                <w:sz w:val="24"/>
-                <w:szCs w:val="24"/>
-              </w:rPr>
-              <w:t/>
-            </w:r>
-          </w:p>
-          <w:p>
-            <w:pPr>
-              <w:jc w:val="both"/>
-              <w:rPr>
-                <w:b/>
-                <w:sz w:val="24"/>
-                <w:szCs w:val="24"/>
-                <w:u w:val="single"/>
-              </w:rPr>
-            </w:pPr>
-          </w:p>
-          <w:p>
-            <w:pPr>
-              <w:jc w:val="both"/>
-              <w:rPr>
-                <w:b/>
-                <w:sz w:val="24"/>
-                <w:szCs w:val="24"/>
-                <w:u w:val="single"/>
-              </w:rPr>
-            </w:pPr>
-            <w:r>
-              <w:rPr>
-                <w:b/>
-                <w:sz w:val="24"/>
-                <w:szCs w:val="24"/>
-                <w:u w:val="single"/>
-              </w:rPr>
-              <w:t>Efecto</w:t>
-            </w:r>
-          </w:p>
-          <w:p>
-            <w:pPr>
-              <w:jc w:val="both"/>
-              <w:rPr>
-                <w:sz w:val="24"/>
-                <w:szCs w:val="24"/>
-              </w:rPr>
-            </w:pPr>
-            <w:r>
-              <w:rPr>
-                <w:sz w:val="24"/>
-                <w:szCs w:val="24"/>
-              </w:rPr>
-              <w:t xml:space="preserve">Ello podría impedir que se disponga de información confiable respecto al uso del combustible.</w:t>
-            </w:r>
-            <w:r>
-              <w:rPr>
-                <w:sz w:val="24"/>
-                <w:szCs w:val="24"/>
-              </w:rPr>
-              <w:t/>
-            </w:r>
-            <w:r>
-              <w:rPr>
-                <w:sz w:val="24"/>
-                <w:szCs w:val="24"/>
-              </w:rPr>
-              <w:t xml:space="preserve"/>
-            </w:r>
-            <w:r>
-              <w:rPr>
-                <w:sz w:val="24"/>
-                <w:szCs w:val="24"/>
-              </w:rPr>
-              <w:t xml:space="preserve"/>
-            </w:r>
-            <w:r>
-              <w:rPr>
-                <w:sz w:val="24"/>
-                <w:szCs w:val="24"/>
-              </w:rPr>
-              <w:t xml:space="preserve"/>
-            </w:r>
-          </w:p>
-          <w:p>
-            <w:pPr>
-              <w:jc w:val="both"/>
-              <w:rPr>
-                <w:sz w:val="24"/>
-                <w:szCs w:val="24"/>
-              </w:rPr>
-            </w:pPr>
-          </w:p>
-          <w:p>
-            <w:pPr>
-              <w:jc w:val="both"/>
-              <w:rPr>
-                <w:b/>
-                <w:sz w:val="24"/>
-                <w:szCs w:val="24"/>
-                <w:u w:val="single"/>
-              </w:rPr>
-            </w:pPr>
-            <w:r>
-              <w:rPr>
-                <w:b/>
-                <w:sz w:val="24"/>
-                <w:szCs w:val="24"/>
-                <w:u w:val="single"/>
-              </w:rPr>
-              <w:lastRenderedPageBreak/>
-              <w:t>Recomendación</w:t>
-            </w:r>
-          </w:p>
-          <w:p>
-            <w:pPr>
-              <w:jc w:val="both"/>
-              <w:rPr>
-                <w:sz w:val="24"/>
-                <w:szCs w:val="24"/>
-              </w:rPr>
-            </w:pPr>
-            <w:r>
-              <w:rPr>
-                <w:sz w:val="24"/>
-                <w:szCs w:val="24"/>
-              </w:rPr>
-              <w:t xml:space="preserve">El Alcalde Municipal debería instruir a los ejecutivos de la entidad que adopten medidas que garanticen el control del uso y destino del combustible adquirido por el Gobierno Autónomo Municipal Valles.</w:t>
-            </w:r>
-            <w:r>
-              <w:rPr>
-                <w:sz w:val="24"/>
-                <w:szCs w:val="24"/>
-              </w:rPr>
-              <w:t xml:space="preserve"/>
-            </w:r>
-            <w:r>
-              <w:rPr>
-                <w:sz w:val="24"/>
-                <w:szCs w:val="24"/>
-              </w:rPr>
-              <w:t/>
-            </w:r>
-            <w:r>
-              <w:rPr>
-                <w:sz w:val="24"/>
-                <w:szCs w:val="24"/>
-              </w:rPr>
-              <w:t xml:space="preserve"/>
-            </w:r>
-            <w:r>
-              <w:rPr>
-                <w:sz w:val="24"/>
-                <w:szCs w:val="24"/>
-              </w:rPr>
-              <w:t xml:space="preserve"/>
-            </w:r>
-            <w:r>
-              <w:rPr>
-                <w:sz w:val="24"/>
-                <w:szCs w:val="24"/>
-              </w:rPr>
-              <w:t/>
-            </w:r>
-            <w:r>
-              <w:rPr>
-                <w:sz w:val="24"/>
-                <w:szCs w:val="24"/>
-              </w:rPr>
-              <w:t/>
-            </w:r>
-          </w:p>
-          <w:p>
-            <w:pPr>
-              <w:jc w:val="both"/>
-              <w:rPr>
-                <w:sz w:val="24"/>
-                <w:szCs w:val="24"/>
-              </w:rPr>
-            </w:pPr>
-          </w:p>
-          <w:p>
-            <w:pPr>
-              <w:pStyle w:val="Prrafodelista"/>
-              <w:numPr>
-                <w:ilvl w:val="0"/>
-                <w:numId w:val="1"/>
-              </w:numPr>
-              <w:jc w:val="both"/>
-              <w:rPr>
-                <w:b/>
-                <w:sz w:val="24"/>
-                <w:szCs w:val="24"/>
-                <w:u w:val="single"/>
-              </w:rPr>
-            </w:pPr>
-            <w:r>
-              <w:rPr>
-                <w:b/>
-                <w:sz w:val="24"/>
-                <w:szCs w:val="24"/>
-                <w:u w:val="single"/>
-              </w:rPr>
-              <w:t xml:space="preserve">Falta de análisis de cantidades de combustible</w:t>
-            </w:r>
-          </w:p>
-          <w:p>
-            <w:pPr>
-              <w:jc w:val="both"/>
-              <w:rPr>
-                <w:sz w:val="24"/>
-                <w:szCs w:val="24"/>
-                <w:u w:val="single"/>
-              </w:rPr>
-            </w:pPr>
-          </w:p>
-          <w:p>
-            <w:pPr>
-              <w:jc w:val="both"/>
-              <w:rPr>
-                <w:b/>
-                <w:sz w:val="24"/>
-                <w:szCs w:val="24"/>
-                <w:u w:val="single"/>
-              </w:rPr>
-            </w:pPr>
-            <w:r>
-              <w:rPr>
-                <w:b/>
-                <w:sz w:val="24"/>
-                <w:szCs w:val="24"/>
-                <w:u w:val="single"/>
-              </w:rPr>
-              <w:t>Condición</w:t>
-            </w:r>
-          </w:p>
-          <w:p>
-            <w:pPr>
-              <w:jc w:val="both"/>
-              <w:rPr>
-                <w:sz w:val="24"/>
-                <w:szCs w:val="24"/>
-              </w:rPr>
-            </w:pPr>
-            <w:r>
-              <w:rPr>
-                <w:sz w:val="24"/>
-                <w:szCs w:val="24"/>
-              </w:rPr>
-              <w:t xml:space="preserve">Como resultado de la auditoría se evidenció que los ejecutivos del Gobierno Autónomo Municipal Valles no examinan los datos de las cantidades de combustible que adquiere la municipalidad.</w:t>
-            </w:r>
-            <w:r>
-              <w:rPr>
-                <w:sz w:val="24"/>
-                <w:szCs w:val="24"/>
-              </w:rPr>
-              <w:t xml:space="preserve"/>
-            </w:r>
-            <w:r>
-              <w:rPr>
-                <w:sz w:val="24"/>
-                <w:szCs w:val="24"/>
-              </w:rPr>
-              <w:t xml:space="preserve"/>
-            </w:r>
-            <w:r>
-              <w:rPr>
-                <w:sz w:val="24"/>
-                <w:szCs w:val="24"/>
-              </w:rPr>
-              <w:t/>
-            </w:r>
-            <w:r>
-              <w:rPr>
-                <w:sz w:val="24"/>
-                <w:szCs w:val="24"/>
-              </w:rPr>
-              <w:t/>
-            </w:r>
-          </w:p>
-          <w:p>
-            <w:pPr>
-              <w:jc w:val="both"/>
-              <w:rPr>
-                <w:sz w:val="24"/>
-                <w:szCs w:val="24"/>
-              </w:rPr>
-            </w:pPr>
-          </w:p>
-          <w:p>
-            <w:pPr>
-              <w:autoSpaceDE w:val="0"/>
-              <w:autoSpaceDN w:val="0"/>
-              <w:adjustRightInd w:val="0"/>
-              <w:jc w:val="both"/>
-              <w:rPr>
-                <w:b/>
-                <w:sz w:val="24"/>
-                <w:szCs w:val="24"/>
-                <w:u w:val="single"/>
-              </w:rPr>
-            </w:pPr>
-            <w:r>
-              <w:rPr>
-                <w:b/>
-                <w:sz w:val="24"/>
-                <w:szCs w:val="24"/>
-                <w:u w:val="single"/>
-              </w:rPr>
-              <w:t>Criterio</w:t>
-            </w:r>
-          </w:p>
-          <w:p>
-            <w:pPr>
-              <w:autoSpaceDE w:val="0"/>
-              <w:autoSpaceDN w:val="0"/>
-              <w:adjustRightInd w:val="0"/>
-              <w:jc w:val="both"/>
-              <w:rPr>
-                <w:sz w:val="24"/>
-                <w:szCs w:val="24"/>
-              </w:rPr>
-            </w:pPr>
-            <w:r>
-              <w:rPr>
-                <w:sz w:val="24"/>
-                <w:szCs w:val="24"/>
-              </w:rPr>
-              <w:t xml:space="preserve">La Guía de los Principios, Normas Generales y Básicas de Control Interno Gubernamental aprobada mediante Resolución CGR-1-173/2002, en el punto </w:t>
-            </w:r>
-            <w:r>
-              <w:rPr>
-                <w:b/>
-                <w:sz w:val="24"/>
-                <w:szCs w:val="24"/>
-              </w:rPr>
-              <w:t>5</w:t>
-            </w:r>
-            <w:r>
-              <w:rPr>
-                <w:rFonts w:cs="Times New Roman"/>
-                <w:b/>
-                <w:bCs/>
-                <w:iCs/>
-                <w:sz w:val="24"/>
-                <w:szCs w:val="24"/>
-                <w:lang w:val="es-BO"/>
-              </w:rPr>
-              <w:t xml:space="preserve">.1.1. </w:t>
-            </w:r>
-            <w:r>
-              <w:rPr>
-                <w:rFonts w:cs="Times New Roman"/>
-                <w:b/>
-                <w:bCs/>
-                <w:i/>
-                <w:iCs/>
-                <w:sz w:val="24"/>
-                <w:szCs w:val="24"/>
-                <w:lang w:val="es-BO"/>
-              </w:rPr>
-              <w:t>Implicancias de la supervisión en el proceso de control interno</w:t>
-            </w:r>
-            <w:r>
-              <w:rPr>
-                <w:sz w:val="24"/>
-                <w:szCs w:val="24"/>
-              </w:rPr>
-              <w:t xml:space="preserve">, menciona: </w:t>
-            </w:r>
-            <w:r>
-              <w:rPr>
-                <w:sz w:val="24"/>
-                <w:szCs w:val="24"/>
-              </w:rPr>
-              <w:t>“</w:t>
-            </w:r>
-            <w:r>
-              <w:rPr>
-                <w:sz w:val="24"/>
-                <w:szCs w:val="24"/>
-              </w:rPr>
-              <w:t>La supervisión en el proceso de control interno es necesaria para asegurar que</w:t>
-            </w:r>
-            <w:r>
-              <w:rPr>
-                <w:sz w:val="24"/>
-                <w:szCs w:val="24"/>
-              </w:rPr>
-              <w:t xml:space="preserve"> </w:t>
-            </w:r>
-            <w:r>
-              <w:rPr>
-                <w:sz w:val="24"/>
-                <w:szCs w:val="24"/>
-              </w:rPr>
-              <w:t>éste continúa funcionando adecuadamente tal como fue diseñado bajo un nivel</w:t>
-            </w:r>
-            <w:r>
-              <w:rPr>
-                <w:sz w:val="24"/>
-                <w:szCs w:val="24"/>
-              </w:rPr>
-              <w:t xml:space="preserve"> </w:t>
-            </w:r>
-            <w:r>
-              <w:rPr>
-                <w:sz w:val="24"/>
-                <w:szCs w:val="24"/>
-              </w:rPr>
-              <w:t>de riesgos y con una estructura organizativa determinada</w:t>
-            </w:r>
-            <w:r>
-              <w:rPr>
-                <w:sz w:val="24"/>
-                <w:szCs w:val="24"/>
-              </w:rPr>
-              <w:t>”</w:t>
-            </w:r>
-            <w:r>
-              <w:rPr>
-                <w:sz w:val="24"/>
-                <w:szCs w:val="24"/>
-              </w:rPr>
-              <w:t>.</w:t>
-            </w:r>
-          </w:p>
-          <w:p>
-            <w:pPr>
-              <w:jc w:val="both"/>
-              <w:rPr>
-                <w:b/>
-                <w:sz w:val="24"/>
-                <w:szCs w:val="24"/>
-                <w:u w:val="single"/>
-              </w:rPr>
-            </w:pPr>
-          </w:p>
-          <w:p>
-            <w:pPr>
-              <w:jc w:val="both"/>
-              <w:rPr>
-                <w:b/>
-                <w:sz w:val="24"/>
-                <w:szCs w:val="24"/>
-              </w:rPr>
-            </w:pPr>
-            <w:r>
-              <w:rPr>
-                <w:b/>
-                <w:sz w:val="24"/>
-                <w:szCs w:val="24"/>
-                <w:u w:val="single"/>
-              </w:rPr>
-              <w:t>Causa</w:t>
-            </w:r>
-          </w:p>
-          <w:p>
-            <w:pPr>
-              <w:jc w:val="both"/>
-              <w:rPr>
-                <w:sz w:val="24"/>
-                <w:szCs w:val="24"/>
-              </w:rPr>
-            </w:pPr>
-            <w:r>
-              <w:rPr>
-                <w:sz w:val="24"/>
-                <w:szCs w:val="24"/>
-              </w:rPr>
-              <w:t xml:space="preserve">La situación descrita se origina en la falta de control de los ejecutivos de la entidad sobre los datos del combustible adquirido.</w:t>
-            </w:r>
-            <w:r>
-              <w:rPr>
-                <w:sz w:val="24"/>
-                <w:szCs w:val="24"/>
-              </w:rPr>
-              <w:t/>
-            </w:r>
-          </w:p>
-          <w:p>
-            <w:pPr>
-              <w:jc w:val="both"/>
-              <w:rPr>
-                <w:b/>
-                <w:sz w:val="24"/>
-                <w:szCs w:val="24"/>
-                <w:u w:val="single"/>
-              </w:rPr>
-            </w:pPr>
-          </w:p>
-          <w:p>
-            <w:pPr>
-              <w:jc w:val="both"/>
-              <w:rPr>
-                <w:b/>
-                <w:sz w:val="24"/>
-                <w:szCs w:val="24"/>
-                <w:u w:val="single"/>
-              </w:rPr>
-            </w:pPr>
-            <w:r>
-              <w:rPr>
-                <w:b/>
-                <w:sz w:val="24"/>
-                <w:szCs w:val="24"/>
-                <w:u w:val="single"/>
-              </w:rPr>
-              <w:t>Efecto</w:t>
-            </w:r>
-          </w:p>
-          <w:p>
-            <w:pPr>
-              <w:jc w:val="both"/>
-              <w:rPr>
-                <w:sz w:val="24"/>
-                <w:szCs w:val="24"/>
-              </w:rPr>
-            </w:pPr>
-            <w:r>
-              <w:rPr>
-                <w:sz w:val="24"/>
-                <w:szCs w:val="24"/>
-              </w:rPr>
-              <w:t xml:space="preserve">Ello podría impedir que se disponga de información confiable respecto a las cantidades de combustible adquirido.</w:t>
-            </w:r>
-            <w:r>
-              <w:rPr>
-                <w:sz w:val="24"/>
-                <w:szCs w:val="24"/>
-              </w:rPr>
-              <w:t/>
-            </w:r>
-            <w:r>
-              <w:rPr>
-                <w:sz w:val="24"/>
-                <w:szCs w:val="24"/>
-              </w:rPr>
-              <w:t xml:space="preserve"/>
-            </w:r>
-          </w:p>
-          <w:p>
-            <w:pPr>
-              <w:jc w:val="both"/>
-              <w:rPr>
-                <w:sz w:val="24"/>
-                <w:szCs w:val="24"/>
-              </w:rPr>
-            </w:pPr>
-          </w:p>
-          <w:p>
-            <w:pPr>
-              <w:jc w:val="both"/>
-              <w:rPr>
-                <w:b/>
-                <w:sz w:val="24"/>
-                <w:szCs w:val="24"/>
-                <w:u w:val="single"/>
-              </w:rPr>
-            </w:pPr>
-            <w:r>
-              <w:rPr>
-                <w:b/>
-                <w:sz w:val="24"/>
-                <w:szCs w:val="24"/>
-                <w:u w:val="single"/>
-              </w:rPr>
-              <w:t>Recomendación</w:t>
-            </w:r>
-          </w:p>
-          <w:p>
-            <w:pPr>
-              <w:jc w:val="both"/>
-              <w:rPr>
-                <w:sz w:val="24"/>
-                <w:szCs w:val="24"/>
-              </w:rPr>
-            </w:pPr>
-            <w:r>
-              <w:rPr>
-                <w:sz w:val="24"/>
-                <w:szCs w:val="24"/>
-              </w:rPr>
-              <w:t xml:space="preserve">El Alcalde Municipal debería instruir a los ejecutivos de la entidad que adopten medidas que garanticen el control de las cantidades de combustible adquirido por el Gobierno Autónomo Municipal Valles.</w:t>
-            </w:r>
-            <w:r>
-              <w:rPr>
-                <w:sz w:val="24"/>
-                <w:szCs w:val="24"/>
-              </w:rPr>
-              <w:t xml:space="preserve"/>
-            </w:r>
-            <w:r>
-              <w:rPr>
-                <w:sz w:val="24"/>
-                <w:szCs w:val="24"/>
-              </w:rPr>
-              <w:t/>
-            </w:r>
-            <w:r>
-              <w:rPr>
-                <w:sz w:val="24"/>
-                <w:szCs w:val="24"/>
-              </w:rPr>
-              <w:t/>
-            </w:r>
-            <w:r>
-              <w:rPr>
-                <w:sz w:val="24"/>
-                <w:szCs w:val="24"/>
-              </w:rPr>
-              <w:t/>
-            </w:r>
-          </w:p>
-          <w:p>
-            <w:pPr>
-              <w:jc w:val="both"/>
-              <w:rPr>
-                <w:b/>
-                <w:u w:val="single"/>
+              <w:t xml:space="preserve">Se recomienda al Alcalde Municipal instruir al Contador del municipio que adopte las acciones necesarias para que los comprobantes contables estén respaldados con documentación íntegra y confiable, sin diferencias en los importes de las operaciones del municipio.</w:t>
+            </w:r>
+            <w:r>
+              <w:rPr>
+                <w:sz w:val="24"/>
+                <w:szCs w:val="24"/>
+              </w:rPr>
+              <w:t/>
+            </w:r>
+          </w:p>
+          <w:p>
+            <w:pPr>
+              <w:jc w:val="both"/>
+              <w:rPr>
+                <w:sz w:val="24"/>
+                <w:szCs w:val="24"/>
               </w:rPr>
             </w:pPr>
           </w:p>
@@ -9174,37 +6973,3484 @@
               <w:rPr>
                 <w:b/>
                 <w:i/>
+                <w:color w:val="0070C0"/>
               </w:rPr>
               <w:lastRenderedPageBreak/>
-              <w:t>Deficiencia incluida en informe de C</w:t>
-            </w:r>
-            <w:r>
-              <w:rPr>
-                <w:b/>
-                <w:i/>
+              <w:t xml:space="preserve">Deficiencia incluida en informe de C.I.</w:t>
+            </w:r>
+            <w:r>
+              <w:rPr>
+                <w:b/>
+                <w:i/>
+                <w:color w:val="0070C0"/>
+              </w:rPr>
+              <w:t/>
+            </w:r>
+            <w:r>
+              <w:rPr>
+                <w:b/>
+                <w:i/>
+                <w:color w:val="0070C0"/>
+              </w:rPr>
+              <w:t/>
+            </w:r>
+            <w:r>
+              <w:rPr>
+                <w:b/>
+                <w:i/>
+                <w:color w:val="0070C0"/>
+              </w:rPr>
+              <w:t/>
+            </w:r>
+            <w:r>
+              <w:rPr>
+                <w:b/>
+                <w:i/>
+                <w:color w:val="0070C0"/>
+              </w:rPr>
+              <w:t xml:space="preserve"/>
+            </w:r>
+          </w:p>
+        </w:tc>
+      </w:tr>
+      <w:tr>
+        <w:tc>
+          <w:tcPr>
+            <w:tcW w:w="709" w:type="dxa"/>
+            <w:vAlign w:val="center"/>
+          </w:tcPr>
+          <w:p>
+            <w:pPr>
+              <w:jc w:val="center"/>
+              <w:rPr>
+                <w:b/>
+              </w:rPr>
+            </w:pPr>
+            <w:r>
+              <w:rPr>
+                <w:b/>
+                <w:color w:val="FF0000"/>
+              </w:rPr>
+              <w:t xml:space="preserve">LPI 1-1</w:t>
+            </w:r>
+          </w:p>
+        </w:tc>
+        <w:tc>
+          <w:tcPr>
+            <w:tcW w:w="8647" w:type="dxa"/>
+          </w:tcPr>
+          <w:p>
+            <w:pPr>
+              <w:pStyle w:val="Prrafodelista"/>
+              <w:numPr>
+                <w:ilvl w:val="0"/>
+                <w:numId w:val="1"/>
+              </w:numPr>
+              <w:jc w:val="both"/>
+              <w:rPr>
+                <w:b/>
+                <w:sz w:val="24"/>
+                <w:szCs w:val="24"/>
+                <w:u w:val="single"/>
+              </w:rPr>
+            </w:pPr>
+            <w:r>
+              <w:rPr>
+                <w:b/>
+                <w:sz w:val="24"/>
+                <w:szCs w:val="24"/>
+                <w:u w:val="single"/>
+              </w:rPr>
+              <w:t xml:space="preserve">Imputación Contable</w:t>
+            </w:r>
+            <w:r>
+              <w:rPr>
+                <w:b/>
+                <w:sz w:val="24"/>
+                <w:szCs w:val="24"/>
+                <w:u w:val="single"/>
+              </w:rPr>
+              <w:t xml:space="preserve"/>
+            </w:r>
+            <w:r>
+              <w:rPr>
+                <w:b/>
+                <w:sz w:val="24"/>
+                <w:szCs w:val="24"/>
+                <w:u w:val="single"/>
+              </w:rPr>
+              <w:t/>
+            </w:r>
+          </w:p>
+          <w:p>
+            <w:pPr>
+              <w:jc w:val="both"/>
+              <w:rPr>
+                <w:sz w:val="24"/>
+                <w:szCs w:val="24"/>
+                <w:u w:val="single"/>
+              </w:rPr>
+            </w:pPr>
+          </w:p>
+          <w:p>
+            <w:pPr>
+              <w:jc w:val="both"/>
+              <w:rPr>
+                <w:b/>
+                <w:sz w:val="24"/>
+                <w:szCs w:val="24"/>
+                <w:u w:val="single"/>
+              </w:rPr>
+            </w:pPr>
+            <w:r>
+              <w:rPr>
+                <w:b/>
+                <w:sz w:val="24"/>
+                <w:szCs w:val="24"/>
+                <w:u w:val="single"/>
+              </w:rPr>
+              <w:t>Condición</w:t>
+            </w:r>
+          </w:p>
+          <w:p>
+            <w:pPr>
+              <w:jc w:val="both"/>
+              <w:rPr>
+                <w:sz w:val="24"/>
+                <w:szCs w:val="24"/>
+              </w:rPr>
+            </w:pPr>
+            <w:r>
+              <w:rPr>
+                <w:sz w:val="24"/>
+                <w:szCs w:val="24"/>
+              </w:rPr>
+              <w:t xml:space="preserve">Se verificó que la compra de combustible registrada mediante los comprobantes contables Nº 500 y 600 de fecha 30 de enero de 2018 se imputó a una cuenta que no corresponde, sin considerar el clasificador presupuestario.</w:t>
+            </w:r>
+            <w:r>
+              <w:rPr>
+                <w:sz w:val="24"/>
+                <w:szCs w:val="24"/>
+              </w:rPr>
+              <w:lastRenderedPageBreak/>
+              <w:t/>
+            </w:r>
+            <w:r>
+              <w:rPr>
+                <w:sz w:val="24"/>
+                <w:szCs w:val="24"/>
+              </w:rPr>
+              <w:t xml:space="preserve"/>
+            </w:r>
+            <w:r>
+              <w:rPr>
+                <w:sz w:val="24"/>
+                <w:szCs w:val="24"/>
+              </w:rPr>
+              <w:t/>
+            </w:r>
+          </w:p>
+          <w:p>
+            <w:pPr>
+              <w:jc w:val="both"/>
+              <w:rPr>
+                <w:sz w:val="24"/>
+                <w:szCs w:val="24"/>
+              </w:rPr>
+            </w:pPr>
+          </w:p>
+          <w:p>
+            <w:pPr>
+              <w:jc w:val="both"/>
+              <w:rPr>
+                <w:b/>
+                <w:sz w:val="24"/>
+                <w:szCs w:val="24"/>
+                <w:u w:val="single"/>
+              </w:rPr>
+            </w:pPr>
+            <w:r>
+              <w:rPr>
+                <w:b/>
+                <w:sz w:val="24"/>
+                <w:szCs w:val="24"/>
+                <w:u w:val="single"/>
+              </w:rPr>
+              <w:t>Criterio</w:t>
+            </w:r>
+          </w:p>
+          <w:p>
+            <w:pPr>
+              <w:jc w:val="both"/>
+              <w:rPr>
+                <w:i/>
+                <w:sz w:val="24"/>
+                <w:szCs w:val="24"/>
+              </w:rPr>
+            </w:pPr>
+            <w:r>
+              <w:rPr>
+                <w:sz w:val="24"/>
+                <w:szCs w:val="24"/>
+              </w:rPr>
+              <w:t xml:space="preserve">Al respecto las Normas Básicas del Sistema de Contabilidad Integrada, aprobadas mediante R.S. </w:t>
+            </w:r>
+            <w:r>
+              <w:rPr>
+                <w:sz w:val="24"/>
+                <w:szCs w:val="24"/>
+              </w:rPr>
+              <w:t>222957 de fecha 4 de marzo de 2005,</w:t>
+            </w:r>
+            <w:r>
+              <w:rPr>
+                <w:sz w:val="24"/>
+                <w:szCs w:val="24"/>
+              </w:rPr>
+              <w:t xml:space="preserve"> en su </w:t>
+            </w:r>
+            <w:r>
+              <w:rPr>
+                <w:rFonts w:ascii="Arial,Bold" w:hAnsi="Arial,Bold" w:cs="Arial,Bold"/>
+                <w:bCs/>
+                <w:sz w:val="20"/>
+                <w:szCs w:val="20"/>
+              </w:rPr>
+              <w:t>A</w:t>
+            </w:r>
+            <w:r>
+              <w:rPr>
+                <w:sz w:val="24"/>
+                <w:szCs w:val="24"/>
+              </w:rPr>
+              <w:t xml:space="preserve">rtículo 27 </w:t>
+            </w:r>
+            <w:r>
+              <w:rPr>
+                <w:b/>
+                <w:sz w:val="24"/>
+                <w:szCs w:val="24"/>
+              </w:rPr>
+              <w:t>Clasificadores y Tablas del Sistema</w:t>
+            </w:r>
+            <w:r>
+              <w:rPr>
+                <w:b/>
+                <w:sz w:val="24"/>
+                <w:szCs w:val="24"/>
+              </w:rPr>
+              <w:t xml:space="preserve">, </w:t>
+            </w:r>
+            <w:r>
+              <w:rPr>
+                <w:sz w:val="24"/>
+                <w:szCs w:val="24"/>
+              </w:rPr>
+              <w:t>indica:</w:t>
+            </w:r>
+            <w:r>
+              <w:rPr>
+                <w:sz w:val="24"/>
+                <w:szCs w:val="24"/>
+              </w:rPr>
+              <w:t xml:space="preserve"> “</w:t>
+            </w:r>
+            <w:r>
+              <w:rPr>
+                <w:i/>
+                <w:sz w:val="24"/>
+                <w:szCs w:val="24"/>
+              </w:rPr>
+              <w:t>El SCI opera a través de un conjunto ordenado de clasificadores, tablas, plan único de cuentas contables, auxiliares y matrices de conversión, debidamente integrados, que facilitan el proceso contable y estos son:</w:t>
+            </w:r>
+          </w:p>
+          <w:p>
+            <w:pPr>
+              <w:jc w:val="both"/>
+              <w:rPr>
+                <w:i/>
+                <w:sz w:val="24"/>
+                <w:szCs w:val="24"/>
+              </w:rPr>
+            </w:pPr>
+          </w:p>
+          <w:p>
+            <w:pPr>
+              <w:jc w:val="both"/>
+              <w:rPr>
+                <w:i/>
+                <w:sz w:val="24"/>
+                <w:szCs w:val="24"/>
+              </w:rPr>
+            </w:pPr>
+            <w:r>
+              <w:rPr>
+                <w:b/>
+                <w:i/>
+                <w:sz w:val="24"/>
+                <w:szCs w:val="24"/>
+              </w:rPr>
+              <w:t>a) Clasificadores presupuestarios</w:t>
+            </w:r>
+            <w:r>
+              <w:rPr>
+                <w:i/>
+                <w:sz w:val="24"/>
+                <w:szCs w:val="24"/>
+              </w:rPr>
+              <w:t>: entre los que se tiene el institucional, de categorías programáticas, por fuentes de financiamiento, por organismos financiadores, por objeto del gasto, por rubros de recursos, por entidad de transferencia origen y destino, de sectores y subsectores económicos, de funciones, geográfico y otros.</w:t>
+            </w:r>
+          </w:p>
+          <w:p>
+            <w:pPr>
+              <w:jc w:val="both"/>
+              <w:rPr>
+                <w:i/>
+                <w:sz w:val="24"/>
+                <w:szCs w:val="24"/>
+              </w:rPr>
+            </w:pPr>
+          </w:p>
+          <w:p>
+            <w:pPr>
+              <w:jc w:val="both"/>
+              <w:rPr>
+                <w:sz w:val="24"/>
+                <w:szCs w:val="24"/>
+              </w:rPr>
+            </w:pPr>
+            <w:r>
+              <w:rPr>
+                <w:b/>
+                <w:i/>
+                <w:sz w:val="24"/>
+                <w:szCs w:val="24"/>
+              </w:rPr>
+              <w:t>b) Plan Único de Cuentas</w:t>
+            </w:r>
+            <w:r>
+              <w:rPr>
+                <w:i/>
+                <w:sz w:val="24"/>
+                <w:szCs w:val="24"/>
+              </w:rPr>
+              <w:t>, estructurado en activo, pasivo, patrimonio, recursos, gastos, cuentas de cierre y de orden</w:t>
+            </w:r>
+            <w:r>
+              <w:rPr>
+                <w:i/>
+                <w:sz w:val="24"/>
+                <w:szCs w:val="24"/>
+              </w:rPr>
+              <w:t>”</w:t>
+            </w:r>
+            <w:r>
+              <w:rPr>
+                <w:sz w:val="24"/>
+                <w:szCs w:val="24"/>
               </w:rPr>
               <w:t>.</w:t>
             </w:r>
-            <w:r>
-              <w:rPr>
-                <w:b/>
-                <w:i/>
-              </w:rPr>
-              <w:t>I</w:t>
-            </w:r>
-            <w:r>
-              <w:rPr>
-                <w:b/>
-                <w:i/>
+          </w:p>
+          <w:p>
+            <w:pPr>
+              <w:jc w:val="both"/>
+              <w:rPr>
+                <w:b/>
+                <w:sz w:val="24"/>
+                <w:szCs w:val="24"/>
+                <w:u w:val="single"/>
+              </w:rPr>
+            </w:pPr>
+          </w:p>
+          <w:p>
+            <w:pPr>
+              <w:jc w:val="both"/>
+              <w:rPr>
+                <w:b/>
+                <w:sz w:val="24"/>
+                <w:szCs w:val="24"/>
+              </w:rPr>
+            </w:pPr>
+            <w:r>
+              <w:rPr>
+                <w:b/>
+                <w:sz w:val="24"/>
+                <w:szCs w:val="24"/>
+                <w:u w:val="single"/>
+              </w:rPr>
+              <w:t>Causa</w:t>
+            </w:r>
+          </w:p>
+          <w:p>
+            <w:pPr>
+              <w:jc w:val="both"/>
+              <w:rPr>
+                <w:sz w:val="24"/>
+                <w:szCs w:val="24"/>
+              </w:rPr>
+            </w:pPr>
+            <w:r>
+              <w:rPr>
+                <w:sz w:val="24"/>
+                <w:szCs w:val="24"/>
+              </w:rPr>
+              <w:t xml:space="preserve">Esta situación se debe a que el Contador del municipio no aplicó las NBSCI en lo referido al registro contable de acuerdo al clasificador presupuestario y al Plan Único de Cuentas.</w:t>
+            </w:r>
+            <w:r>
+              <w:rPr>
+                <w:sz w:val="24"/>
+                <w:szCs w:val="24"/>
+              </w:rPr>
+              <w:t xml:space="preserve"/>
+            </w:r>
+            <w:r>
+              <w:rPr>
+                <w:sz w:val="24"/>
+                <w:szCs w:val="24"/>
+              </w:rPr>
+              <w:t/>
+            </w:r>
+            <w:r>
+              <w:rPr>
+                <w:sz w:val="24"/>
+                <w:szCs w:val="24"/>
+              </w:rPr>
+              <w:t xml:space="preserve"/>
+            </w:r>
+            <w:r>
+              <w:rPr>
+                <w:sz w:val="24"/>
+                <w:szCs w:val="24"/>
+              </w:rPr>
+              <w:t/>
+            </w:r>
+            <w:r>
+              <w:rPr>
+                <w:sz w:val="24"/>
+                <w:szCs w:val="24"/>
+              </w:rPr>
+              <w:t/>
+            </w:r>
+            <w:r>
+              <w:rPr>
+                <w:sz w:val="24"/>
+                <w:szCs w:val="24"/>
+              </w:rPr>
+              <w:t xml:space="preserve"/>
+            </w:r>
+          </w:p>
+          <w:p>
+            <w:pPr>
+              <w:jc w:val="both"/>
+              <w:rPr>
+                <w:sz w:val="24"/>
+                <w:szCs w:val="24"/>
+                <w:u w:val="single"/>
+              </w:rPr>
+            </w:pPr>
+          </w:p>
+          <w:p>
+            <w:pPr>
+              <w:jc w:val="both"/>
+              <w:rPr>
+                <w:b/>
+                <w:sz w:val="24"/>
+                <w:szCs w:val="24"/>
+                <w:u w:val="single"/>
+              </w:rPr>
+            </w:pPr>
+            <w:r>
+              <w:rPr>
+                <w:b/>
+                <w:sz w:val="24"/>
+                <w:szCs w:val="24"/>
+                <w:u w:val="single"/>
+              </w:rPr>
+              <w:t>Efecto</w:t>
+            </w:r>
+          </w:p>
+          <w:p>
+            <w:pPr>
+              <w:jc w:val="both"/>
+              <w:rPr>
+                <w:sz w:val="24"/>
+                <w:szCs w:val="24"/>
+              </w:rPr>
+            </w:pPr>
+            <w:r>
+              <w:rPr>
+                <w:sz w:val="24"/>
+                <w:szCs w:val="24"/>
+              </w:rPr>
+              <w:t xml:space="preserve">Esta situación puede generar que los saldos expuestos en los Estados Financieros estén sobrevaluados.</w:t>
+            </w:r>
+            <w:r>
+              <w:rPr>
+                <w:sz w:val="24"/>
+                <w:szCs w:val="24"/>
+              </w:rPr>
+              <w:t xml:space="preserve"/>
+            </w:r>
+            <w:r>
+              <w:rPr>
+                <w:sz w:val="24"/>
+                <w:szCs w:val="24"/>
+              </w:rPr>
+              <w:t xml:space="preserve"/>
+            </w:r>
+            <w:r>
+              <w:rPr>
+                <w:sz w:val="24"/>
+                <w:szCs w:val="24"/>
+              </w:rPr>
+              <w:t/>
+            </w:r>
+            <w:r>
+              <w:rPr>
+                <w:sz w:val="24"/>
+                <w:szCs w:val="24"/>
+              </w:rPr>
+              <w:t xml:space="preserve"/>
+            </w:r>
+          </w:p>
+          <w:p>
+            <w:pPr>
+              <w:jc w:val="both"/>
+              <w:rPr>
+                <w:sz w:val="24"/>
+                <w:szCs w:val="24"/>
+              </w:rPr>
+            </w:pPr>
+          </w:p>
+          <w:p>
+            <w:pPr>
+              <w:jc w:val="both"/>
+              <w:rPr>
+                <w:b/>
+                <w:sz w:val="24"/>
+                <w:szCs w:val="24"/>
+                <w:u w:val="single"/>
+              </w:rPr>
+            </w:pPr>
+            <w:r>
+              <w:rPr>
+                <w:b/>
+                <w:sz w:val="24"/>
+                <w:szCs w:val="24"/>
+                <w:u w:val="single"/>
+              </w:rPr>
+              <w:t>Recomendación</w:t>
+            </w:r>
+          </w:p>
+          <w:p>
+            <w:pPr>
+              <w:jc w:val="both"/>
+              <w:rPr>
+                <w:sz w:val="24"/>
+                <w:szCs w:val="24"/>
+              </w:rPr>
+            </w:pPr>
+            <w:r>
+              <w:rPr>
+                <w:sz w:val="24"/>
+                <w:szCs w:val="24"/>
+              </w:rPr>
+              <w:t xml:space="preserve">Se recomienda al Alcalde Municipal instruir al Contador que la imputación contable de las transacciones del municipio se realice de acuerdo a la naturaleza del gasto, aplicando el Clasificador Presupuestario y el Plan Único de Cuentas, en cumplimiento de las NBSCI.</w:t>
+            </w:r>
+            <w:r>
+              <w:rPr>
+                <w:sz w:val="24"/>
+                <w:szCs w:val="24"/>
+              </w:rPr>
+              <w:t xml:space="preserve"/>
+            </w:r>
+            <w:r>
+              <w:rPr>
+                <w:sz w:val="24"/>
+                <w:szCs w:val="24"/>
+              </w:rPr>
+              <w:t/>
+            </w:r>
+            <w:r>
+              <w:rPr>
+                <w:sz w:val="24"/>
+                <w:szCs w:val="24"/>
+              </w:rPr>
+              <w:t xml:space="preserve"/>
+            </w:r>
+            <w:r>
+              <w:rPr>
+                <w:sz w:val="24"/>
+                <w:szCs w:val="24"/>
+              </w:rPr>
+              <w:t xml:space="preserve"/>
+            </w:r>
+            <w:r>
+              <w:rPr>
+                <w:sz w:val="24"/>
+                <w:szCs w:val="24"/>
+              </w:rPr>
+              <w:t/>
+            </w:r>
+            <w:r>
+              <w:rPr>
+                <w:sz w:val="24"/>
+                <w:szCs w:val="24"/>
+              </w:rPr>
+              <w:t xml:space="preserve"/>
+            </w:r>
+            <w:r>
+              <w:rPr>
+                <w:sz w:val="24"/>
+                <w:szCs w:val="24"/>
+              </w:rPr>
+              <w:t xml:space="preserve"/>
+            </w:r>
+            <w:r>
+              <w:rPr>
+                <w:sz w:val="24"/>
+                <w:szCs w:val="24"/>
+              </w:rPr>
+              <w:t xml:space="preserve"/>
+            </w:r>
+          </w:p>
+          <w:p>
+            <w:pPr>
+              <w:jc w:val="both"/>
+              <w:rPr>
+                <w:b/>
+                <w:u w:val="single"/>
+              </w:rPr>
+            </w:pPr>
+          </w:p>
+        </w:tc>
+        <w:tc>
+          <w:tcPr>
+            <w:tcW w:w="1276" w:type="dxa"/>
+            <w:vAlign w:val="center"/>
+          </w:tcPr>
+          <w:p>
+            <w:pPr>
+              <w:jc w:val="center"/>
+              <w:rPr>
+                <w:b/>
+                <w:i/>
+              </w:rPr>
+            </w:pPr>
+            <w:r>
+              <w:rPr>
+                <w:b/>
+                <w:i/>
+                <w:color w:val="0070C0"/>
+              </w:rPr>
+              <w:lastRenderedPageBreak/>
+              <w:t xml:space="preserve">Deficiencia incluida en informe de C.I.</w:t>
+            </w:r>
+            <w:r>
+              <w:rPr>
+                <w:b/>
+                <w:i/>
+                <w:color w:val="0070C0"/>
+              </w:rPr>
+              <w:t/>
+            </w:r>
+            <w:r>
+              <w:rPr>
+                <w:b/>
+                <w:i/>
+                <w:color w:val="0070C0"/>
+              </w:rPr>
+              <w:t/>
+            </w:r>
+            <w:r>
+              <w:rPr>
+                <w:b/>
+                <w:i/>
+                <w:color w:val="0070C0"/>
+              </w:rPr>
+              <w:t/>
+            </w:r>
+            <w:r>
+              <w:rPr>
+                <w:b/>
+                <w:i/>
+                <w:color w:val="0070C0"/>
+              </w:rPr>
+              <w:t xml:space="preserve"/>
+            </w:r>
+          </w:p>
+        </w:tc>
+      </w:tr>
+      <w:tr>
+        <w:tc>
+          <w:tcPr>
+            <w:tcW w:w="709" w:type="dxa"/>
+            <w:vAlign w:val="center"/>
+          </w:tcPr>
+          <w:p>
+            <w:pPr>
+              <w:jc w:val="center"/>
+              <w:rPr>
+                <w:b/>
+              </w:rPr>
+            </w:pPr>
+            <w:r>
+              <w:rPr>
+                <w:b/>
+                <w:color w:val="FF0000"/>
+              </w:rPr>
+              <w:t xml:space="preserve">LPI 1-2</w:t>
+            </w:r>
+          </w:p>
+        </w:tc>
+        <w:tc>
+          <w:tcPr>
+            <w:tcW w:w="8647" w:type="dxa"/>
+          </w:tcPr>
+          <w:p>
+            <w:pPr>
+              <w:pStyle w:val="Prrafodelista"/>
+              <w:numPr>
+                <w:ilvl w:val="0"/>
+                <w:numId w:val="1"/>
+              </w:numPr>
+              <w:jc w:val="both"/>
+              <w:rPr>
+                <w:b/>
+                <w:sz w:val="24"/>
+                <w:szCs w:val="24"/>
+                <w:u w:val="single"/>
+              </w:rPr>
+            </w:pPr>
+            <w:r>
+              <w:rPr>
+                <w:b/>
+                <w:sz w:val="24"/>
+                <w:szCs w:val="24"/>
+                <w:u w:val="single"/>
+              </w:rPr>
+              <w:t xml:space="preserve">Gastos de acuerdo al Presupuesto Aprobado</w:t>
+            </w:r>
+            <w:r>
+              <w:rPr>
+                <w:b/>
+                <w:sz w:val="24"/>
+                <w:szCs w:val="24"/>
+                <w:u w:val="single"/>
+              </w:rPr>
+              <w:t/>
+            </w:r>
+            <w:r>
+              <w:rPr>
+                <w:b/>
+                <w:sz w:val="24"/>
+                <w:szCs w:val="24"/>
+                <w:u w:val="single"/>
+              </w:rPr>
+              <w:t xml:space="preserve"/>
+            </w:r>
+            <w:r>
+              <w:rPr>
+                <w:b/>
+                <w:sz w:val="24"/>
+                <w:szCs w:val="24"/>
+                <w:u w:val="single"/>
+              </w:rPr>
+              <w:t/>
+            </w:r>
+          </w:p>
+          <w:p>
+            <w:pPr>
+              <w:jc w:val="both"/>
+              <w:rPr>
+                <w:sz w:val="24"/>
+                <w:szCs w:val="24"/>
+                <w:u w:val="single"/>
+              </w:rPr>
+            </w:pPr>
+          </w:p>
+          <w:p>
+            <w:pPr>
+              <w:jc w:val="both"/>
+              <w:rPr>
+                <w:b/>
+                <w:sz w:val="24"/>
+                <w:szCs w:val="24"/>
+                <w:u w:val="single"/>
+              </w:rPr>
+            </w:pPr>
+            <w:r>
+              <w:rPr>
+                <w:b/>
+                <w:sz w:val="24"/>
+                <w:szCs w:val="24"/>
+                <w:u w:val="single"/>
+              </w:rPr>
+              <w:t>Condición</w:t>
+            </w:r>
+          </w:p>
+          <w:p>
+            <w:pPr>
+              <w:jc w:val="both"/>
+              <w:rPr>
+                <w:sz w:val="24"/>
+                <w:szCs w:val="24"/>
+              </w:rPr>
+            </w:pPr>
+            <w:r>
+              <w:rPr>
+                <w:sz w:val="24"/>
+                <w:szCs w:val="24"/>
+              </w:rPr>
+              <w:t xml:space="preserve">Se verificó que en el Gobierno Autónomo Municipal Valles ciertos gastos se ejecutan sin el respaldo del presupuesto aprobado.</w:t>
+            </w:r>
+            <w:r>
+              <w:rPr>
+                <w:sz w:val="24"/>
+                <w:szCs w:val="24"/>
+              </w:rPr>
+              <w:t/>
+            </w:r>
+            <w:r>
+              <w:rPr>
+                <w:sz w:val="24"/>
+                <w:szCs w:val="24"/>
+              </w:rPr>
+              <w:t xml:space="preserve"/>
+            </w:r>
+            <w:r>
+              <w:rPr>
+                <w:sz w:val="24"/>
+                <w:szCs w:val="24"/>
+              </w:rPr>
+              <w:t xml:space="preserve"/>
+            </w:r>
+            <w:r>
+              <w:rPr>
+                <w:sz w:val="24"/>
+                <w:szCs w:val="24"/>
+              </w:rPr>
+              <w:t/>
+            </w:r>
+            <w:r>
+              <w:rPr>
+                <w:sz w:val="24"/>
+                <w:szCs w:val="24"/>
+              </w:rPr>
+              <w:t/>
+            </w:r>
+            <w:r>
+              <w:rPr>
+                <w:sz w:val="24"/>
+                <w:szCs w:val="24"/>
+              </w:rPr>
+              <w:t/>
+            </w:r>
+          </w:p>
+          <w:p>
+            <w:pPr>
+              <w:jc w:val="both"/>
+              <w:rPr>
+                <w:sz w:val="24"/>
+                <w:szCs w:val="24"/>
+              </w:rPr>
+            </w:pPr>
+          </w:p>
+          <w:p>
+            <w:pPr>
+              <w:jc w:val="both"/>
+              <w:rPr>
+                <w:b/>
+                <w:sz w:val="24"/>
+                <w:szCs w:val="24"/>
+                <w:u w:val="single"/>
+              </w:rPr>
+            </w:pPr>
+            <w:r>
+              <w:rPr>
+                <w:b/>
+                <w:sz w:val="24"/>
+                <w:szCs w:val="24"/>
+                <w:u w:val="single"/>
+              </w:rPr>
+              <w:t>Criterio</w:t>
+            </w:r>
+          </w:p>
+          <w:p>
+            <w:pPr>
+              <w:jc w:val="both"/>
+              <w:rPr>
+                <w:sz w:val="24"/>
+                <w:szCs w:val="24"/>
+              </w:rPr>
+            </w:pPr>
+            <w:r>
+              <w:rPr>
+                <w:sz w:val="24"/>
+                <w:szCs w:val="24"/>
+              </w:rPr>
+              <w:t xml:space="preserve">Al respecto las Normas Básicas del Sistema de Contabilidad Integrada, aprobadas mediante R.S. </w:t>
+            </w:r>
+            <w:r>
+              <w:rPr>
+                <w:sz w:val="24"/>
+                <w:szCs w:val="24"/>
+              </w:rPr>
+              <w:t>222957 de fecha 4 de marzo de 2005,</w:t>
+            </w:r>
+            <w:r>
+              <w:rPr>
+                <w:sz w:val="24"/>
+                <w:szCs w:val="24"/>
+              </w:rPr>
+              <w:t xml:space="preserve"> en su </w:t>
+            </w:r>
+            <w:r>
+              <w:rPr>
+                <w:rFonts w:ascii="Arial,Bold" w:hAnsi="Arial,Bold" w:cs="Arial,Bold"/>
+                <w:bCs/>
+                <w:sz w:val="20"/>
+                <w:szCs w:val="20"/>
+              </w:rPr>
+              <w:t>A</w:t>
+            </w:r>
+            <w:r>
+              <w:rPr>
+                <w:sz w:val="24"/>
+                <w:szCs w:val="24"/>
+              </w:rPr>
+              <w:t xml:space="preserve">rtículo 22 </w:t>
+            </w:r>
+            <w:r>
+              <w:rPr>
+                <w:b/>
+                <w:sz w:val="24"/>
+                <w:szCs w:val="24"/>
+              </w:rPr>
+              <w:t>Momentos de Registro de Gastos</w:t>
+            </w:r>
+            <w:r>
+              <w:rPr>
+                <w:b/>
+                <w:sz w:val="24"/>
+                <w:szCs w:val="24"/>
+              </w:rPr>
+              <w:t xml:space="preserve">, </w:t>
+            </w:r>
+            <w:r>
+              <w:rPr>
+                <w:sz w:val="24"/>
+                <w:szCs w:val="24"/>
+              </w:rPr>
+              <w:t>inciso a) Apropiación o Asignación</w:t>
+            </w:r>
+            <w:r>
+              <w:rPr>
+                <w:sz w:val="24"/>
+                <w:szCs w:val="24"/>
+              </w:rPr>
+              <w:t xml:space="preserve">, indica: </w:t>
+            </w:r>
+            <w:r>
+              <w:rPr>
+                <w:i/>
+                <w:sz w:val="24"/>
+                <w:szCs w:val="24"/>
+              </w:rPr>
+              <w:t>“La apropiación o asignación de gastos es el momento en el cual se registran en el sistema, los importes aprobados en el presupuesto de las entidades del sector público, para cada una de las partidas por objeto del gasto. Apertura los registros auxiliares de la ejecución presupuestaria de gastos”</w:t>
+            </w:r>
+            <w:r>
+              <w:rPr>
+                <w:sz w:val="24"/>
+                <w:szCs w:val="24"/>
               </w:rPr>
               <w:t>.</w:t>
             </w:r>
-            <w:r>
-              <w:rPr>
-                <w:b/>
-                <w:i/>
-              </w:rPr>
-              <w:t xml:space="preserve"> punto…</w:t>
+          </w:p>
+          <w:p>
+            <w:pPr>
+              <w:jc w:val="both"/>
+              <w:rPr>
+                <w:b/>
+                <w:sz w:val="24"/>
+                <w:szCs w:val="24"/>
+                <w:u w:val="single"/>
+              </w:rPr>
+            </w:pPr>
+          </w:p>
+          <w:p>
+            <w:pPr>
+              <w:jc w:val="both"/>
+              <w:rPr>
+                <w:b/>
+                <w:sz w:val="24"/>
+                <w:szCs w:val="24"/>
+              </w:rPr>
+            </w:pPr>
+            <w:r>
+              <w:rPr>
+                <w:b/>
+                <w:sz w:val="24"/>
+                <w:szCs w:val="24"/>
+                <w:u w:val="single"/>
+              </w:rPr>
+              <w:t>Causa</w:t>
+            </w:r>
+          </w:p>
+          <w:p>
+            <w:pPr>
+              <w:jc w:val="both"/>
+              <w:rPr>
+                <w:sz w:val="24"/>
+                <w:szCs w:val="24"/>
+              </w:rPr>
+            </w:pPr>
+            <w:r>
+              <w:rPr>
+                <w:sz w:val="24"/>
+                <w:szCs w:val="24"/>
+              </w:rPr>
+              <w:t xml:space="preserve">Esta situación se debe a que el Director Financiero no controla que los gastos se realicen conforme al presupuesto aprobado.</w:t>
+            </w:r>
+            <w:r>
+              <w:rPr>
+                <w:sz w:val="24"/>
+                <w:szCs w:val="24"/>
+              </w:rPr>
+              <w:t xml:space="preserve"/>
+            </w:r>
+            <w:r>
+              <w:rPr>
+                <w:sz w:val="24"/>
+                <w:szCs w:val="24"/>
+              </w:rPr>
+              <w:t/>
+            </w:r>
+          </w:p>
+          <w:p>
+            <w:pPr>
+              <w:jc w:val="both"/>
+              <w:rPr>
+                <w:sz w:val="24"/>
+                <w:szCs w:val="24"/>
+                <w:u w:val="single"/>
+              </w:rPr>
+            </w:pPr>
+          </w:p>
+          <w:p>
+            <w:pPr>
+              <w:jc w:val="both"/>
+              <w:rPr>
+                <w:b/>
+                <w:sz w:val="24"/>
+                <w:szCs w:val="24"/>
+                <w:u w:val="single"/>
+              </w:rPr>
+            </w:pPr>
+            <w:r>
+              <w:rPr>
+                <w:b/>
+                <w:sz w:val="24"/>
+                <w:szCs w:val="24"/>
+                <w:u w:val="single"/>
+              </w:rPr>
+              <w:t>Efecto</w:t>
+            </w:r>
+          </w:p>
+          <w:p>
+            <w:pPr>
+              <w:jc w:val="both"/>
+              <w:rPr>
+                <w:sz w:val="24"/>
+                <w:szCs w:val="24"/>
+              </w:rPr>
+            </w:pPr>
+            <w:r>
+              <w:rPr>
+                <w:sz w:val="24"/>
+                <w:szCs w:val="24"/>
+              </w:rPr>
+              <w:t xml:space="preserve">Esta situación puede generar que los gastos efectuados fuera del presupuesto aprobado afecten a otras partidas previstas para las actividades del municipio.</w:t>
+            </w:r>
+            <w:r>
+              <w:rPr>
+                <w:sz w:val="24"/>
+                <w:szCs w:val="24"/>
+              </w:rPr>
+              <w:t xml:space="preserve"/>
+            </w:r>
+            <w:r>
+              <w:rPr>
+                <w:sz w:val="24"/>
+                <w:szCs w:val="24"/>
+              </w:rPr>
+              <w:t/>
+            </w:r>
+            <w:r>
+              <w:rPr>
+                <w:sz w:val="24"/>
+                <w:szCs w:val="24"/>
+              </w:rPr>
+              <w:t xml:space="preserve"/>
+            </w:r>
+            <w:r>
+              <w:rPr>
+                <w:sz w:val="24"/>
+                <w:szCs w:val="24"/>
+              </w:rPr>
+              <w:t xml:space="preserve"/>
+            </w:r>
+          </w:p>
+          <w:p>
+            <w:pPr>
+              <w:jc w:val="both"/>
+              <w:rPr>
+                <w:sz w:val="24"/>
+                <w:szCs w:val="24"/>
+              </w:rPr>
+            </w:pPr>
+          </w:p>
+          <w:p>
+            <w:pPr>
+              <w:jc w:val="both"/>
+              <w:rPr>
+                <w:b/>
+                <w:sz w:val="24"/>
+                <w:szCs w:val="24"/>
+                <w:u w:val="single"/>
+              </w:rPr>
+            </w:pPr>
+            <w:r>
+              <w:rPr>
+                <w:b/>
+                <w:sz w:val="24"/>
+                <w:szCs w:val="24"/>
+                <w:u w:val="single"/>
+              </w:rPr>
+              <w:t>Recomendación</w:t>
+            </w:r>
+          </w:p>
+          <w:p>
+            <w:pPr>
+              <w:jc w:val="both"/>
+              <w:rPr>
+                <w:sz w:val="24"/>
+                <w:szCs w:val="24"/>
+              </w:rPr>
+            </w:pPr>
+            <w:r>
+              <w:rPr>
+                <w:sz w:val="24"/>
+                <w:szCs w:val="24"/>
+              </w:rPr>
+              <w:t xml:space="preserve">Se recomienda al Alcalde Municipal instruir al Contador que los registros contables de las operaciones del municipio se realicen en función del presupuesto aprobado, en cumplimiento de las NBSCI.</w:t>
+            </w:r>
+            <w:r>
+              <w:rPr>
+                <w:sz w:val="24"/>
+                <w:szCs w:val="24"/>
+              </w:rPr>
+              <w:t xml:space="preserve"/>
+            </w:r>
+          </w:p>
+          <w:p>
+            <w:pPr>
+              <w:jc w:val="both"/>
+              <w:rPr>
+                <w:b/>
+                <w:u w:val="single"/>
+              </w:rPr>
+            </w:pPr>
+          </w:p>
+        </w:tc>
+        <w:tc>
+          <w:tcPr>
+            <w:tcW w:w="1276" w:type="dxa"/>
+            <w:vAlign w:val="center"/>
+          </w:tcPr>
+          <w:p>
+            <w:pPr>
+              <w:jc w:val="center"/>
+              <w:rPr>
+                <w:b/>
+                <w:i/>
+              </w:rPr>
+            </w:pPr>
+            <w:r>
+              <w:rPr>
+                <w:b/>
+                <w:i/>
+                <w:color w:val="0070C0"/>
+              </w:rPr>
+              <w:lastRenderedPageBreak/>
+              <w:t xml:space="preserve">Deficiencia incluida en informe de C.I.</w:t>
+            </w:r>
+            <w:r>
+              <w:rPr>
+                <w:b/>
+                <w:i/>
+                <w:color w:val="0070C0"/>
+              </w:rPr>
+              <w:t/>
+            </w:r>
+            <w:r>
+              <w:rPr>
+                <w:b/>
+                <w:i/>
+                <w:color w:val="0070C0"/>
+              </w:rPr>
+              <w:t/>
+            </w:r>
+            <w:r>
+              <w:rPr>
+                <w:b/>
+                <w:i/>
+                <w:color w:val="0070C0"/>
+              </w:rPr>
+              <w:t/>
+            </w:r>
+            <w:r>
+              <w:rPr>
+                <w:b/>
+                <w:i/>
+                <w:color w:val="0070C0"/>
+              </w:rPr>
+              <w:t xml:space="preserve"/>
+            </w:r>
+          </w:p>
+        </w:tc>
+      </w:tr>
+      <w:tr>
+        <w:tc>
+          <w:tcPr>
+            <w:tcW w:w="709" w:type="dxa"/>
+            <w:vAlign w:val="center"/>
+          </w:tcPr>
+          <w:p>
+            <w:pPr>
+              <w:jc w:val="center"/>
+              <w:rPr>
+                <w:b/>
+              </w:rPr>
+            </w:pPr>
+            <w:r>
+              <w:rPr>
+                <w:b/>
+                <w:color w:val="FF0000"/>
+              </w:rPr>
+              <w:t xml:space="preserve">LPI 1-2</w:t>
+            </w:r>
+          </w:p>
+        </w:tc>
+        <w:tc>
+          <w:tcPr>
+            <w:tcW w:w="8647" w:type="dxa"/>
+          </w:tcPr>
+          <w:p>
+            <w:pPr>
+              <w:pStyle w:val="Prrafodelista"/>
+              <w:numPr>
+                <w:ilvl w:val="0"/>
+                <w:numId w:val="1"/>
+              </w:numPr>
+              <w:jc w:val="both"/>
+              <w:rPr>
+                <w:b/>
+                <w:sz w:val="24"/>
+                <w:szCs w:val="24"/>
+                <w:u w:val="single"/>
+              </w:rPr>
+            </w:pPr>
+            <w:r>
+              <w:rPr>
+                <w:b/>
+                <w:sz w:val="24"/>
+                <w:szCs w:val="24"/>
+                <w:u w:val="single"/>
+              </w:rPr>
+              <w:t xml:space="preserve">Información Financiera Diaria y Semanal</w:t>
+            </w:r>
+            <w:r>
+              <w:rPr>
+                <w:b/>
+                <w:sz w:val="24"/>
+                <w:szCs w:val="24"/>
+                <w:u w:val="single"/>
+              </w:rPr>
+              <w:t xml:space="preserve"/>
+            </w:r>
+          </w:p>
+          <w:p>
+            <w:pPr>
+              <w:jc w:val="both"/>
+              <w:rPr>
+                <w:sz w:val="24"/>
+                <w:szCs w:val="24"/>
+                <w:u w:val="single"/>
+              </w:rPr>
+            </w:pPr>
+          </w:p>
+          <w:p>
+            <w:pPr>
+              <w:jc w:val="both"/>
+              <w:rPr>
+                <w:b/>
+                <w:sz w:val="24"/>
+                <w:szCs w:val="24"/>
+                <w:u w:val="single"/>
+              </w:rPr>
+            </w:pPr>
+            <w:r>
+              <w:rPr>
+                <w:b/>
+                <w:sz w:val="24"/>
+                <w:szCs w:val="24"/>
+                <w:u w:val="single"/>
+              </w:rPr>
+              <w:t>Condición</w:t>
+            </w:r>
+          </w:p>
+          <w:p>
+            <w:pPr>
+              <w:jc w:val="both"/>
+              <w:rPr>
+                <w:sz w:val="24"/>
+                <w:szCs w:val="24"/>
+              </w:rPr>
+            </w:pPr>
+            <w:r>
+              <w:rPr>
+                <w:sz w:val="24"/>
+                <w:szCs w:val="24"/>
+              </w:rPr>
+              <w:t xml:space="preserve">Se verificó, durante la auditoría, que el Gobierno Autónomo Municipal Valles no genera información financiera diaria y/o semanal de sus operaciones.</w:t>
+            </w:r>
+            <w:r>
+              <w:rPr>
+                <w:sz w:val="24"/>
+                <w:szCs w:val="24"/>
+              </w:rPr>
+              <w:t/>
+            </w:r>
+            <w:r>
+              <w:rPr>
+                <w:sz w:val="24"/>
+                <w:szCs w:val="24"/>
+              </w:rPr>
+              <w:t xml:space="preserve"/>
+            </w:r>
+            <w:r>
+              <w:rPr>
+                <w:sz w:val="24"/>
+                <w:szCs w:val="24"/>
+              </w:rPr>
+              <w:t xml:space="preserve"/>
+            </w:r>
+            <w:r>
+              <w:rPr>
+                <w:sz w:val="24"/>
+                <w:szCs w:val="24"/>
+              </w:rPr>
+              <w:t xml:space="preserve"/>
+            </w:r>
+            <w:r>
+              <w:rPr>
+                <w:sz w:val="24"/>
+                <w:szCs w:val="24"/>
+              </w:rPr>
+              <w:t xml:space="preserve"/>
+            </w:r>
+            <w:r>
+              <w:rPr>
+                <w:sz w:val="24"/>
+                <w:szCs w:val="24"/>
+              </w:rPr>
+              <w:t/>
+            </w:r>
+          </w:p>
+          <w:p>
+            <w:pPr>
+              <w:jc w:val="both"/>
+              <w:rPr>
+                <w:sz w:val="24"/>
+                <w:szCs w:val="24"/>
+              </w:rPr>
+            </w:pPr>
+          </w:p>
+          <w:p>
+            <w:pPr>
+              <w:autoSpaceDE w:val="0"/>
+              <w:autoSpaceDN w:val="0"/>
+              <w:adjustRightInd w:val="0"/>
+              <w:jc w:val="both"/>
+              <w:rPr>
+                <w:b/>
+                <w:sz w:val="24"/>
+                <w:szCs w:val="24"/>
+                <w:u w:val="single"/>
+              </w:rPr>
+            </w:pPr>
+            <w:r>
+              <w:rPr>
+                <w:b/>
+                <w:sz w:val="24"/>
+                <w:szCs w:val="24"/>
+                <w:u w:val="single"/>
+              </w:rPr>
+              <w:t>Criterio</w:t>
+            </w:r>
+          </w:p>
+          <w:p>
+            <w:pPr>
+              <w:autoSpaceDE w:val="0"/>
+              <w:autoSpaceDN w:val="0"/>
+              <w:adjustRightInd w:val="0"/>
+              <w:jc w:val="both"/>
+              <w:rPr>
+                <w:sz w:val="24"/>
+                <w:szCs w:val="24"/>
+              </w:rPr>
+            </w:pPr>
+            <w:r>
+              <w:rPr>
+                <w:sz w:val="24"/>
+                <w:szCs w:val="24"/>
+              </w:rPr>
+              <w:t xml:space="preserve">La Guía de los Principios, Normas Generales y Básicas de Control Interno Gubernamental aprobada mediante Resolución CGR-1-173/2002, en el punto </w:t>
+            </w:r>
+            <w:r>
+              <w:rPr>
+                <w:rFonts w:cs="Times New Roman"/>
+                <w:b/>
+                <w:bCs/>
+                <w:iCs/>
+                <w:sz w:val="24"/>
+                <w:szCs w:val="24"/>
+                <w:lang w:val="es-BO"/>
+              </w:rPr>
+              <w:t>4.1.1. Rol del sistema de información en el proceso de control interno</w:t>
+            </w:r>
+            <w:r>
+              <w:rPr>
+                <w:sz w:val="24"/>
+                <w:szCs w:val="24"/>
+              </w:rPr>
+              <w:t xml:space="preserve">, señala: </w:t>
+            </w:r>
+            <w:r>
+              <w:rPr>
+                <w:sz w:val="24"/>
+                <w:szCs w:val="24"/>
+              </w:rPr>
+              <w:t>“</w:t>
+            </w:r>
+            <w:r>
+              <w:rPr>
+                <w:sz w:val="24"/>
+                <w:szCs w:val="24"/>
+              </w:rPr>
+              <w:t>La entidad debe implantar un sistema de información que genere los reportes correspondientes para la satisfacción de las necesidades de información operacional, financiera y de cumplimiento haciendo posible su conducción y control</w:t>
+            </w:r>
+            <w:r>
+              <w:rPr>
+                <w:sz w:val="24"/>
+                <w:szCs w:val="24"/>
+              </w:rPr>
+              <w:t>”</w:t>
+            </w:r>
+            <w:r>
+              <w:rPr>
+                <w:sz w:val="24"/>
+                <w:szCs w:val="24"/>
+              </w:rPr>
+              <w:t>.</w:t>
+            </w:r>
+          </w:p>
+          <w:p>
+            <w:pPr>
+              <w:jc w:val="both"/>
+              <w:rPr>
+                <w:b/>
+                <w:sz w:val="24"/>
+                <w:szCs w:val="24"/>
+              </w:rPr>
+            </w:pPr>
+            <w:r>
+              <w:rPr>
+                <w:b/>
+                <w:sz w:val="24"/>
+                <w:szCs w:val="24"/>
+                <w:u w:val="single"/>
+              </w:rPr>
+              <w:t>Causa</w:t>
+            </w:r>
+          </w:p>
+          <w:p>
+            <w:pPr>
+              <w:jc w:val="both"/>
+              <w:rPr>
+                <w:sz w:val="24"/>
+                <w:szCs w:val="24"/>
+              </w:rPr>
+            </w:pPr>
+            <w:r>
+              <w:rPr>
+                <w:sz w:val="24"/>
+                <w:szCs w:val="24"/>
+              </w:rPr>
+              <w:t xml:space="preserve">Esta situación se debe a que el Contador no ejerce control sobre la emisión de la información financiera.</w:t>
+            </w:r>
+            <w:r>
+              <w:rPr>
+                <w:sz w:val="24"/>
+                <w:szCs w:val="24"/>
+              </w:rPr>
+              <w:t xml:space="preserve"/>
+            </w:r>
+            <w:r>
+              <w:rPr>
+                <w:sz w:val="24"/>
+                <w:szCs w:val="24"/>
+              </w:rPr>
+              <w:t/>
+            </w:r>
+            <w:r>
+              <w:rPr>
+                <w:sz w:val="24"/>
+                <w:szCs w:val="24"/>
+              </w:rPr>
+              <w:t/>
+            </w:r>
+          </w:p>
+          <w:p>
+            <w:pPr>
+              <w:jc w:val="both"/>
+              <w:rPr>
+                <w:b/>
+                <w:sz w:val="24"/>
+                <w:szCs w:val="24"/>
+                <w:u w:val="single"/>
+              </w:rPr>
+            </w:pPr>
+          </w:p>
+          <w:p>
+            <w:pPr>
+              <w:jc w:val="both"/>
+              <w:rPr>
+                <w:b/>
+                <w:sz w:val="24"/>
+                <w:szCs w:val="24"/>
+                <w:u w:val="single"/>
+              </w:rPr>
+            </w:pPr>
+            <w:r>
+              <w:rPr>
+                <w:b/>
+                <w:sz w:val="24"/>
+                <w:szCs w:val="24"/>
+                <w:u w:val="single"/>
+              </w:rPr>
+              <w:t>Efecto</w:t>
+            </w:r>
+          </w:p>
+          <w:p>
+            <w:pPr>
+              <w:jc w:val="both"/>
+              <w:rPr>
+                <w:sz w:val="24"/>
+                <w:szCs w:val="24"/>
+              </w:rPr>
+            </w:pPr>
+            <w:r>
+              <w:rPr>
+                <w:sz w:val="24"/>
+                <w:szCs w:val="24"/>
+              </w:rPr>
+              <w:t xml:space="preserve">Esta situación puede generar que no exista información financiera confiable con periodicidad diaria y/o semanal.</w:t>
+            </w:r>
+            <w:r>
+              <w:rPr>
+                <w:sz w:val="24"/>
+                <w:szCs w:val="24"/>
+              </w:rPr>
+              <w:t xml:space="preserve"/>
+            </w:r>
+            <w:r>
+              <w:rPr>
+                <w:sz w:val="24"/>
+                <w:szCs w:val="24"/>
+              </w:rPr>
+              <w:t xml:space="preserve"/>
+            </w:r>
+            <w:r>
+              <w:rPr>
+                <w:sz w:val="24"/>
+                <w:szCs w:val="24"/>
+              </w:rPr>
+              <w:t xml:space="preserve"/>
+            </w:r>
+          </w:p>
+          <w:p>
+            <w:pPr>
+              <w:jc w:val="both"/>
+              <w:rPr>
+                <w:sz w:val="24"/>
+                <w:szCs w:val="24"/>
+              </w:rPr>
+            </w:pPr>
+          </w:p>
+          <w:p>
+            <w:pPr>
+              <w:jc w:val="both"/>
+              <w:rPr>
+                <w:b/>
+                <w:sz w:val="24"/>
+                <w:szCs w:val="24"/>
+                <w:u w:val="single"/>
+              </w:rPr>
+            </w:pPr>
+            <w:r>
+              <w:rPr>
+                <w:b/>
+                <w:sz w:val="24"/>
+                <w:szCs w:val="24"/>
+                <w:u w:val="single"/>
+              </w:rPr>
+              <w:t>Recomendación</w:t>
+            </w:r>
+          </w:p>
+          <w:p>
+            <w:pPr>
+              <w:jc w:val="both"/>
+              <w:rPr>
+                <w:sz w:val="24"/>
+                <w:szCs w:val="24"/>
+              </w:rPr>
+            </w:pPr>
+            <w:r>
+              <w:rPr>
+                <w:sz w:val="24"/>
+                <w:szCs w:val="24"/>
+              </w:rPr>
+              <w:t xml:space="preserve">Se recomienda al Alcalde Municipal instruir al Contador del municipio que garantice la emisión de información financiera de las operaciones de la entidad en forma diaria y semanal, disponible a cualquier fecha.</w:t>
+            </w:r>
+            <w:r>
+              <w:rPr>
+                <w:sz w:val="24"/>
+                <w:szCs w:val="24"/>
+              </w:rPr>
+              <w:t/>
+            </w:r>
+            <w:r>
+              <w:rPr>
+                <w:sz w:val="24"/>
+                <w:szCs w:val="24"/>
+              </w:rPr>
+              <w:t xml:space="preserve"/>
+            </w:r>
+            <w:r>
+              <w:rPr>
+                <w:sz w:val="24"/>
+                <w:szCs w:val="24"/>
+              </w:rPr>
+              <w:t xml:space="preserve"/>
+            </w:r>
+            <w:r>
+              <w:rPr>
+                <w:sz w:val="24"/>
+                <w:szCs w:val="24"/>
+              </w:rPr>
+              <w:t/>
+            </w:r>
+            <w:r>
+              <w:rPr>
+                <w:sz w:val="24"/>
+                <w:szCs w:val="24"/>
+              </w:rPr>
+              <w:t xml:space="preserve"/>
+            </w:r>
+          </w:p>
+          <w:p>
+            <w:pPr>
+              <w:jc w:val="both"/>
+              <w:rPr>
+                <w:sz w:val="24"/>
+                <w:szCs w:val="24"/>
+              </w:rPr>
+            </w:pPr>
+            <w:r>
+              <w:rPr>
+                <w:sz w:val="24"/>
+                <w:szCs w:val="24"/>
+              </w:rPr>
+              <w:t xml:space="preserve"> </w:t>
+            </w:r>
+          </w:p>
+        </w:tc>
+        <w:tc>
+          <w:tcPr>
+            <w:tcW w:w="1276" w:type="dxa"/>
+            <w:vAlign w:val="center"/>
+          </w:tcPr>
+          <w:p>
+            <w:pPr>
+              <w:jc w:val="center"/>
+              <w:rPr>
+                <w:b/>
+                <w:i/>
+              </w:rPr>
+            </w:pPr>
+            <w:r>
+              <w:rPr>
+                <w:b/>
+                <w:i/>
+                <w:color w:val="0070C0"/>
+              </w:rPr>
+              <w:lastRenderedPageBreak/>
+              <w:t xml:space="preserve">Deficiencia incluida en informe de C.I.</w:t>
+            </w:r>
+            <w:r>
+              <w:rPr>
+                <w:b/>
+                <w:i/>
+                <w:color w:val="0070C0"/>
+              </w:rPr>
+              <w:t/>
+            </w:r>
+            <w:r>
+              <w:rPr>
+                <w:b/>
+                <w:i/>
+                <w:color w:val="0070C0"/>
+              </w:rPr>
+              <w:t/>
+            </w:r>
+            <w:r>
+              <w:rPr>
+                <w:b/>
+                <w:i/>
+                <w:color w:val="0070C0"/>
+              </w:rPr>
+              <w:t/>
+            </w:r>
+            <w:r>
+              <w:rPr>
+                <w:b/>
+                <w:i/>
+                <w:color w:val="0070C0"/>
+              </w:rPr>
+              <w:t xml:space="preserve"/>
+            </w:r>
+          </w:p>
+        </w:tc>
+      </w:tr>
+      <w:tr>
+        <w:tc>
+          <w:tcPr>
+            <w:tcW w:w="709" w:type="dxa"/>
+            <w:vAlign w:val="center"/>
+          </w:tcPr>
+          <w:p>
+            <w:pPr>
+              <w:jc w:val="center"/>
+              <w:rPr>
+                <w:b/>
+              </w:rPr>
+            </w:pPr>
+            <w:r>
+              <w:rPr>
+                <w:b/>
+                <w:color w:val="FF0000"/>
+              </w:rPr>
+              <w:t xml:space="preserve">LPI 1-2</w:t>
+            </w:r>
+          </w:p>
+        </w:tc>
+        <w:tc>
+          <w:tcPr>
+            <w:tcW w:w="8647" w:type="dxa"/>
+          </w:tcPr>
+          <w:p>
+            <w:pPr>
+              <w:pStyle w:val="Prrafodelista"/>
+              <w:numPr>
+                <w:ilvl w:val="0"/>
+                <w:numId w:val="1"/>
+              </w:numPr>
+              <w:jc w:val="both"/>
+              <w:rPr>
+                <w:b/>
+                <w:sz w:val="24"/>
+                <w:szCs w:val="24"/>
+                <w:u w:val="single"/>
+              </w:rPr>
+            </w:pPr>
+            <w:r>
+              <w:rPr>
+                <w:b/>
+                <w:sz w:val="24"/>
+                <w:szCs w:val="24"/>
+                <w:u w:val="single"/>
+              </w:rPr>
+              <w:t xml:space="preserve">Información Financiera para la toma de decisiones</w:t>
+            </w:r>
+            <w:r>
+              <w:rPr>
+                <w:b/>
+                <w:sz w:val="24"/>
+                <w:szCs w:val="24"/>
+                <w:u w:val="single"/>
+              </w:rPr>
+              <w:t/>
+            </w:r>
+          </w:p>
+          <w:p>
+            <w:pPr>
+              <w:jc w:val="both"/>
+              <w:rPr>
+                <w:sz w:val="24"/>
+                <w:szCs w:val="24"/>
+                <w:u w:val="single"/>
+              </w:rPr>
+            </w:pPr>
+          </w:p>
+          <w:p>
+            <w:pPr>
+              <w:jc w:val="both"/>
+              <w:rPr>
+                <w:b/>
+                <w:sz w:val="24"/>
+                <w:szCs w:val="24"/>
+                <w:u w:val="single"/>
+              </w:rPr>
+            </w:pPr>
+            <w:r>
+              <w:rPr>
+                <w:b/>
+                <w:sz w:val="24"/>
+                <w:szCs w:val="24"/>
+                <w:u w:val="single"/>
+              </w:rPr>
+              <w:t>Condición</w:t>
+            </w:r>
+          </w:p>
+          <w:p>
+            <w:pPr>
+              <w:jc w:val="both"/>
+              <w:rPr>
+                <w:sz w:val="24"/>
+                <w:szCs w:val="24"/>
+              </w:rPr>
+            </w:pPr>
+            <w:r>
+              <w:rPr>
+                <w:sz w:val="24"/>
+                <w:szCs w:val="24"/>
+              </w:rPr>
+              <w:t xml:space="preserve">Se verificó, durante la auditoría, que los ejecutivos del Gobierno Autónomo Municipal Valles toman decisiones sin requerir la información financiera de la entidad.</w:t>
+            </w:r>
+            <w:r>
+              <w:rPr>
+                <w:sz w:val="24"/>
+                <w:szCs w:val="24"/>
+              </w:rPr>
+              <w:t/>
+            </w:r>
+            <w:r>
+              <w:rPr>
+                <w:sz w:val="24"/>
+                <w:szCs w:val="24"/>
+              </w:rPr>
+              <w:t xml:space="preserve"/>
+            </w:r>
+            <w:r>
+              <w:rPr>
+                <w:sz w:val="24"/>
+                <w:szCs w:val="24"/>
+              </w:rPr>
+              <w:t xml:space="preserve"/>
+            </w:r>
+            <w:r>
+              <w:rPr>
+                <w:sz w:val="24"/>
+                <w:szCs w:val="24"/>
+              </w:rPr>
+              <w:lastRenderedPageBreak/>
+              <w:t/>
+            </w:r>
+            <w:r>
+              <w:rPr>
+                <w:sz w:val="24"/>
+                <w:szCs w:val="24"/>
+              </w:rPr>
+              <w:t xml:space="preserve"/>
+            </w:r>
+            <w:r>
+              <w:rPr>
+                <w:sz w:val="24"/>
+                <w:szCs w:val="24"/>
+              </w:rPr>
+              <w:t/>
+            </w:r>
+          </w:p>
+          <w:p>
+            <w:pPr>
+              <w:jc w:val="both"/>
+              <w:rPr>
+                <w:sz w:val="24"/>
+                <w:szCs w:val="24"/>
+              </w:rPr>
+            </w:pPr>
+          </w:p>
+          <w:p>
+            <w:pPr>
+              <w:autoSpaceDE w:val="0"/>
+              <w:autoSpaceDN w:val="0"/>
+              <w:adjustRightInd w:val="0"/>
+              <w:jc w:val="both"/>
+              <w:rPr>
+                <w:b/>
+                <w:sz w:val="24"/>
+                <w:szCs w:val="24"/>
+                <w:u w:val="single"/>
+              </w:rPr>
+            </w:pPr>
+            <w:r>
+              <w:rPr>
+                <w:b/>
+                <w:sz w:val="24"/>
+                <w:szCs w:val="24"/>
+                <w:u w:val="single"/>
+              </w:rPr>
+              <w:t>Criterio</w:t>
+            </w:r>
+          </w:p>
+          <w:p>
+            <w:pPr>
+              <w:autoSpaceDE w:val="0"/>
+              <w:autoSpaceDN w:val="0"/>
+              <w:adjustRightInd w:val="0"/>
+              <w:jc w:val="both"/>
+              <w:rPr>
+                <w:sz w:val="24"/>
+                <w:szCs w:val="24"/>
+              </w:rPr>
+            </w:pPr>
+            <w:r>
+              <w:rPr>
+                <w:sz w:val="24"/>
+                <w:szCs w:val="24"/>
+              </w:rPr>
+              <w:t xml:space="preserve">La Guía de los Principios, Normas Generales y Básicas de Control Interno Gubernamental aprobada mediante Resolución CGR-1-173/2002, en el punto </w:t>
+            </w:r>
+            <w:r>
+              <w:rPr>
+                <w:rFonts w:cs="Times New Roman"/>
+                <w:b/>
+                <w:bCs/>
+                <w:iCs/>
+                <w:sz w:val="24"/>
+                <w:szCs w:val="24"/>
+                <w:lang w:val="es-BO"/>
+              </w:rPr>
+              <w:t>4.1.1. Rol del sistema de información en el proceso de control interno</w:t>
+            </w:r>
+            <w:r>
+              <w:rPr>
+                <w:sz w:val="24"/>
+                <w:szCs w:val="24"/>
+              </w:rPr>
+              <w:t xml:space="preserve">, señala: </w:t>
+            </w:r>
+            <w:r>
+              <w:rPr>
+                <w:sz w:val="24"/>
+                <w:szCs w:val="24"/>
+              </w:rPr>
+              <w:t>“</w:t>
+            </w:r>
+            <w:r>
+              <w:rPr>
+                <w:sz w:val="24"/>
+                <w:szCs w:val="24"/>
+              </w:rPr>
+              <w:t>La información es indispensable para desarrollar las actividades de control y</w:t>
+            </w:r>
+            <w:r>
+              <w:rPr>
+                <w:sz w:val="24"/>
+                <w:szCs w:val="24"/>
+              </w:rPr>
+              <w:t xml:space="preserve"> </w:t>
+            </w:r>
+            <w:r>
+              <w:rPr>
+                <w:sz w:val="24"/>
+                <w:szCs w:val="24"/>
+              </w:rPr>
+              <w:t>poder evaluar el resultado de las operaciones. Asimismo, es la herramienta</w:t>
+            </w:r>
+            <w:r>
+              <w:rPr>
+                <w:sz w:val="24"/>
+                <w:szCs w:val="24"/>
+              </w:rPr>
+              <w:t xml:space="preserve"> </w:t>
+            </w:r>
+            <w:r>
+              <w:rPr>
+                <w:sz w:val="24"/>
+                <w:szCs w:val="24"/>
+              </w:rPr>
+              <w:t>principal para la toma de decisiones en el proceso de gestión respecto a la</w:t>
+            </w:r>
+            <w:r>
+              <w:rPr>
+                <w:sz w:val="24"/>
+                <w:szCs w:val="24"/>
+              </w:rPr>
+              <w:t xml:space="preserve"> </w:t>
+            </w:r>
+            <w:r>
+              <w:rPr>
+                <w:sz w:val="24"/>
+                <w:szCs w:val="24"/>
+              </w:rPr>
+              <w:t>obtención, uso y aplicación de los recursos. Para todo ello, es necesario que la</w:t>
+            </w:r>
+            <w:r>
+              <w:rPr>
+                <w:sz w:val="24"/>
+                <w:szCs w:val="24"/>
+              </w:rPr>
+              <w:t xml:space="preserve"> </w:t>
+            </w:r>
+            <w:r>
+              <w:rPr>
+                <w:sz w:val="24"/>
+                <w:szCs w:val="24"/>
+              </w:rPr>
+              <w:t>información presente niveles adecuados de calidad en cuanto a su confiabilidad,</w:t>
+            </w:r>
+            <w:r>
+              <w:rPr>
+                <w:sz w:val="24"/>
+                <w:szCs w:val="24"/>
+              </w:rPr>
+              <w:t xml:space="preserve"> </w:t>
+            </w:r>
+            <w:r>
+              <w:rPr>
+                <w:sz w:val="24"/>
+                <w:szCs w:val="24"/>
+              </w:rPr>
+              <w:t>relevancia y oportunidad</w:t>
+            </w:r>
+            <w:r>
+              <w:rPr>
+                <w:sz w:val="24"/>
+                <w:szCs w:val="24"/>
+              </w:rPr>
+              <w:t>”</w:t>
+            </w:r>
+            <w:r>
+              <w:rPr>
+                <w:sz w:val="24"/>
+                <w:szCs w:val="24"/>
+              </w:rPr>
+              <w:t>.</w:t>
+            </w:r>
+          </w:p>
+          <w:p>
+            <w:pPr>
+              <w:jc w:val="both"/>
+              <w:rPr>
+                <w:b/>
+                <w:sz w:val="24"/>
+                <w:szCs w:val="24"/>
+                <w:u w:val="single"/>
+              </w:rPr>
+            </w:pPr>
+          </w:p>
+          <w:p>
+            <w:pPr>
+              <w:jc w:val="both"/>
+              <w:rPr>
+                <w:b/>
+                <w:sz w:val="24"/>
+                <w:szCs w:val="24"/>
+              </w:rPr>
+            </w:pPr>
+            <w:r>
+              <w:rPr>
+                <w:b/>
+                <w:sz w:val="24"/>
+                <w:szCs w:val="24"/>
+                <w:u w:val="single"/>
+              </w:rPr>
+              <w:t>Causa</w:t>
+            </w:r>
+          </w:p>
+          <w:p>
+            <w:pPr>
+              <w:jc w:val="both"/>
+              <w:rPr>
+                <w:sz w:val="24"/>
+                <w:szCs w:val="24"/>
+              </w:rPr>
+            </w:pPr>
+            <w:r>
+              <w:rPr>
+                <w:sz w:val="24"/>
+                <w:szCs w:val="24"/>
+              </w:rPr>
+              <w:t xml:space="preserve">Esta situación se debe a la ausencia de control de los ejecutivos de la entidad sobre la información financiera.</w:t>
+            </w:r>
+            <w:r>
+              <w:rPr>
+                <w:sz w:val="24"/>
+                <w:szCs w:val="24"/>
+              </w:rPr>
+              <w:t xml:space="preserve"/>
+            </w:r>
+            <w:r>
+              <w:rPr>
+                <w:sz w:val="24"/>
+                <w:szCs w:val="24"/>
+              </w:rPr>
+              <w:t xml:space="preserve"/>
+            </w:r>
+            <w:r>
+              <w:rPr>
+                <w:sz w:val="24"/>
+                <w:szCs w:val="24"/>
+              </w:rPr>
+              <w:t xml:space="preserve"/>
+            </w:r>
+            <w:r>
+              <w:rPr>
+                <w:sz w:val="24"/>
+                <w:szCs w:val="24"/>
+              </w:rPr>
+              <w:t/>
+            </w:r>
+          </w:p>
+          <w:p>
+            <w:pPr>
+              <w:jc w:val="both"/>
+              <w:rPr>
+                <w:b/>
+                <w:sz w:val="24"/>
+                <w:szCs w:val="24"/>
+                <w:u w:val="single"/>
+              </w:rPr>
+            </w:pPr>
+          </w:p>
+          <w:p>
+            <w:pPr>
+              <w:jc w:val="both"/>
+              <w:rPr>
+                <w:b/>
+                <w:sz w:val="24"/>
+                <w:szCs w:val="24"/>
+                <w:u w:val="single"/>
+              </w:rPr>
+            </w:pPr>
+            <w:r>
+              <w:rPr>
+                <w:b/>
+                <w:sz w:val="24"/>
+                <w:szCs w:val="24"/>
+                <w:u w:val="single"/>
+              </w:rPr>
+              <w:t>Efecto</w:t>
+            </w:r>
+          </w:p>
+          <w:p>
+            <w:pPr>
+              <w:jc w:val="both"/>
+              <w:rPr>
+                <w:sz w:val="24"/>
+                <w:szCs w:val="24"/>
+              </w:rPr>
+            </w:pPr>
+            <w:r>
+              <w:rPr>
+                <w:sz w:val="24"/>
+                <w:szCs w:val="24"/>
+              </w:rPr>
+              <w:t xml:space="preserve">Esta situación puede generar que las decisiones de la entidad no sean oportunas ni confiables.</w:t>
+            </w:r>
+            <w:r>
+              <w:rPr>
+                <w:sz w:val="24"/>
+                <w:szCs w:val="24"/>
+              </w:rPr>
+              <w:t/>
+            </w:r>
+            <w:r>
+              <w:rPr>
+                <w:sz w:val="24"/>
+                <w:szCs w:val="24"/>
+              </w:rPr>
+              <w:t xml:space="preserve"/>
+            </w:r>
+          </w:p>
+          <w:p>
+            <w:pPr>
+              <w:jc w:val="both"/>
+              <w:rPr>
+                <w:sz w:val="24"/>
+                <w:szCs w:val="24"/>
+              </w:rPr>
+            </w:pPr>
+          </w:p>
+          <w:p>
+            <w:pPr>
+              <w:jc w:val="both"/>
+              <w:rPr>
+                <w:b/>
+                <w:sz w:val="24"/>
+                <w:szCs w:val="24"/>
+                <w:u w:val="single"/>
+              </w:rPr>
+            </w:pPr>
+            <w:r>
+              <w:rPr>
+                <w:b/>
+                <w:sz w:val="24"/>
+                <w:szCs w:val="24"/>
+                <w:u w:val="single"/>
+              </w:rPr>
+              <w:t>Recomendación</w:t>
+            </w:r>
+          </w:p>
+          <w:p>
+            <w:pPr>
+              <w:jc w:val="both"/>
+              <w:rPr>
+                <w:sz w:val="24"/>
+                <w:szCs w:val="24"/>
+              </w:rPr>
+            </w:pPr>
+            <w:r>
+              <w:rPr>
+                <w:sz w:val="24"/>
+                <w:szCs w:val="24"/>
+              </w:rPr>
+              <w:t xml:space="preserve">Se recomienda al Alcalde Municipal instruir a los ejecutivos de la entidad que implementen acciones para que toda decisión se sustente en la información financiera del Gobierno Autónomo Municipal Valles.</w:t>
+            </w:r>
+            <w:r>
+              <w:rPr>
+                <w:sz w:val="24"/>
+                <w:szCs w:val="24"/>
+              </w:rPr>
+              <w:t xml:space="preserve"/>
+            </w:r>
+            <w:r>
+              <w:rPr>
+                <w:sz w:val="24"/>
+                <w:szCs w:val="24"/>
+              </w:rPr>
+              <w:t/>
+            </w:r>
+            <w:r>
+              <w:rPr>
+                <w:sz w:val="24"/>
+                <w:szCs w:val="24"/>
+              </w:rPr>
+              <w:t xml:space="preserve"/>
+            </w:r>
+            <w:r>
+              <w:rPr>
+                <w:sz w:val="24"/>
+                <w:szCs w:val="24"/>
+              </w:rPr>
+              <w:t/>
+            </w:r>
+            <w:r>
+              <w:rPr>
+                <w:sz w:val="24"/>
+                <w:szCs w:val="24"/>
+              </w:rPr>
+              <w:t xml:space="preserve"/>
+            </w:r>
+            <w:r>
+              <w:rPr>
+                <w:sz w:val="24"/>
+                <w:szCs w:val="24"/>
+              </w:rPr>
+              <w:t xml:space="preserve"/>
+            </w:r>
+            <w:r>
+              <w:rPr>
+                <w:sz w:val="24"/>
+                <w:szCs w:val="24"/>
+              </w:rPr>
+              <w:t/>
+            </w:r>
+            <w:r>
+              <w:rPr>
+                <w:sz w:val="24"/>
+                <w:szCs w:val="24"/>
+              </w:rPr>
+              <w:t/>
+            </w:r>
+          </w:p>
+          <w:p>
+            <w:pPr>
+              <w:jc w:val="both"/>
+              <w:rPr>
+                <w:sz w:val="24"/>
+                <w:szCs w:val="24"/>
+              </w:rPr>
+            </w:pPr>
+          </w:p>
+        </w:tc>
+        <w:tc>
+          <w:tcPr>
+            <w:tcW w:w="1276" w:type="dxa"/>
+            <w:vAlign w:val="center"/>
+          </w:tcPr>
+          <w:p>
+            <w:pPr>
+              <w:jc w:val="center"/>
+              <w:rPr>
+                <w:b/>
+                <w:i/>
+              </w:rPr>
+            </w:pPr>
+            <w:r>
+              <w:rPr>
+                <w:b/>
+                <w:i/>
+                <w:color w:val="0070C0"/>
+              </w:rPr>
+              <w:lastRenderedPageBreak/>
+              <w:t xml:space="preserve">Deficiencia incluida en informe de C.I.</w:t>
+            </w:r>
+            <w:r>
+              <w:rPr>
+                <w:b/>
+                <w:i/>
+                <w:color w:val="0070C0"/>
+              </w:rPr>
+              <w:t/>
+            </w:r>
+            <w:r>
+              <w:rPr>
+                <w:b/>
+                <w:i/>
+                <w:color w:val="0070C0"/>
+              </w:rPr>
+              <w:t/>
+            </w:r>
+            <w:r>
+              <w:rPr>
+                <w:b/>
+                <w:i/>
+                <w:color w:val="0070C0"/>
+              </w:rPr>
+              <w:t/>
+            </w:r>
+            <w:r>
+              <w:rPr>
+                <w:b/>
+                <w:i/>
+                <w:color w:val="0070C0"/>
+              </w:rPr>
+              <w:t xml:space="preserve"/>
+            </w:r>
+          </w:p>
+        </w:tc>
+      </w:tr>
+      <w:tr>
+        <w:tc>
+          <w:tcPr>
+            <w:tcW w:w="709" w:type="dxa"/>
+            <w:vAlign w:val="center"/>
+          </w:tcPr>
+          <w:p>
+            <w:pPr>
+              <w:jc w:val="center"/>
+              <w:rPr>
+                <w:b/>
+              </w:rPr>
+            </w:pPr>
+            <w:r>
+              <w:rPr>
+                <w:b/>
+                <w:color w:val="FF0000"/>
+              </w:rPr>
+              <w:t xml:space="preserve">LPI 1-2</w:t>
+            </w:r>
+          </w:p>
+        </w:tc>
+        <w:tc>
+          <w:tcPr>
+            <w:tcW w:w="8647" w:type="dxa"/>
+          </w:tcPr>
+          <w:p>
+            <w:pPr>
+              <w:pStyle w:val="Prrafodelista"/>
+              <w:numPr>
+                <w:ilvl w:val="0"/>
+                <w:numId w:val="1"/>
+              </w:numPr>
+              <w:jc w:val="both"/>
+              <w:rPr>
+                <w:b/>
+                <w:sz w:val="24"/>
+                <w:szCs w:val="24"/>
+                <w:u w:val="single"/>
+              </w:rPr>
+            </w:pPr>
+            <w:r>
+              <w:rPr>
+                <w:b/>
+                <w:sz w:val="24"/>
+                <w:szCs w:val="24"/>
+                <w:u w:val="single"/>
+              </w:rPr>
+              <w:t xml:space="preserve">Supervisión de las cantidades de combustible adquirido</w:t>
+            </w:r>
+          </w:p>
+          <w:p>
+            <w:pPr>
+              <w:jc w:val="both"/>
+              <w:rPr>
+                <w:sz w:val="24"/>
+                <w:szCs w:val="24"/>
+                <w:u w:val="single"/>
+              </w:rPr>
+            </w:pPr>
+          </w:p>
+          <w:p>
+            <w:pPr>
+              <w:jc w:val="both"/>
+              <w:rPr>
+                <w:b/>
+                <w:sz w:val="24"/>
+                <w:szCs w:val="24"/>
+                <w:u w:val="single"/>
+              </w:rPr>
+            </w:pPr>
+            <w:r>
+              <w:rPr>
+                <w:b/>
+                <w:sz w:val="24"/>
+                <w:szCs w:val="24"/>
+                <w:u w:val="single"/>
+              </w:rPr>
+              <w:t>Condición</w:t>
+            </w:r>
+          </w:p>
+          <w:p>
+            <w:pPr>
+              <w:jc w:val="both"/>
+              <w:rPr>
+                <w:sz w:val="24"/>
+                <w:szCs w:val="24"/>
+              </w:rPr>
+            </w:pPr>
+            <w:r>
+              <w:rPr>
+                <w:sz w:val="24"/>
+                <w:szCs w:val="24"/>
+              </w:rPr>
+              <w:t xml:space="preserve">Se verificó, durante la auditoría, que los ejecutivos del Gobierno Autónomo Municipal Valles no efectúan el análisis de las cantidades de combustible que adquiere la municipalidad.</w:t>
+            </w:r>
+            <w:r>
+              <w:rPr>
+                <w:sz w:val="24"/>
+                <w:szCs w:val="24"/>
+              </w:rPr>
+              <w:t xml:space="preserve"/>
+            </w:r>
+            <w:r>
+              <w:rPr>
+                <w:sz w:val="24"/>
+                <w:szCs w:val="24"/>
+              </w:rPr>
+              <w:t xml:space="preserve"/>
+            </w:r>
+            <w:r>
+              <w:rPr>
+                <w:sz w:val="24"/>
+                <w:szCs w:val="24"/>
+              </w:rPr>
+              <w:t/>
+            </w:r>
+            <w:r>
+              <w:rPr>
+                <w:sz w:val="24"/>
+                <w:szCs w:val="24"/>
+              </w:rPr>
+              <w:t/>
+            </w:r>
+          </w:p>
+          <w:p>
+            <w:pPr>
+              <w:jc w:val="both"/>
+              <w:rPr>
+                <w:sz w:val="24"/>
+                <w:szCs w:val="24"/>
+              </w:rPr>
+            </w:pPr>
+          </w:p>
+          <w:p>
+            <w:pPr>
+              <w:autoSpaceDE w:val="0"/>
+              <w:autoSpaceDN w:val="0"/>
+              <w:adjustRightInd w:val="0"/>
+              <w:jc w:val="both"/>
+              <w:rPr>
+                <w:b/>
+                <w:sz w:val="24"/>
+                <w:szCs w:val="24"/>
+                <w:u w:val="single"/>
+              </w:rPr>
+            </w:pPr>
+            <w:r>
+              <w:rPr>
+                <w:b/>
+                <w:sz w:val="24"/>
+                <w:szCs w:val="24"/>
+                <w:u w:val="single"/>
+              </w:rPr>
+              <w:t>Criterio</w:t>
+            </w:r>
+          </w:p>
+          <w:p>
+            <w:pPr>
+              <w:autoSpaceDE w:val="0"/>
+              <w:autoSpaceDN w:val="0"/>
+              <w:adjustRightInd w:val="0"/>
+              <w:jc w:val="both"/>
+              <w:rPr>
+                <w:sz w:val="24"/>
+                <w:szCs w:val="24"/>
+              </w:rPr>
+            </w:pPr>
+            <w:r>
+              <w:rPr>
+                <w:sz w:val="24"/>
+                <w:szCs w:val="24"/>
+              </w:rPr>
+              <w:t xml:space="preserve">La Guía de los Principios, Normas Generales y Básicas de Control Interno Gubernamental aprobada mediante Resolución CGR-1-173/2002, en el punto </w:t>
+            </w:r>
+            <w:r>
+              <w:rPr>
+                <w:b/>
+                <w:sz w:val="24"/>
+                <w:szCs w:val="24"/>
+              </w:rPr>
+              <w:t>5</w:t>
+            </w:r>
+            <w:r>
+              <w:rPr>
+                <w:rFonts w:cs="Times New Roman"/>
+                <w:b/>
+                <w:bCs/>
+                <w:iCs/>
+                <w:sz w:val="24"/>
+                <w:szCs w:val="24"/>
+                <w:lang w:val="es-BO"/>
+              </w:rPr>
+              <w:t xml:space="preserve">.1.1. </w:t>
+            </w:r>
+            <w:r>
+              <w:rPr>
+                <w:rFonts w:cs="Times New Roman"/>
+                <w:b/>
+                <w:bCs/>
+                <w:i/>
+                <w:iCs/>
+                <w:sz w:val="24"/>
+                <w:szCs w:val="24"/>
+                <w:lang w:val="es-BO"/>
+              </w:rPr>
+              <w:t>Implicancias de la supervisión en el proceso de control interno</w:t>
+            </w:r>
+            <w:r>
+              <w:rPr>
+                <w:sz w:val="24"/>
+                <w:szCs w:val="24"/>
+              </w:rPr>
+              <w:t xml:space="preserve">, señala: </w:t>
+            </w:r>
+            <w:r>
+              <w:rPr>
+                <w:sz w:val="24"/>
+                <w:szCs w:val="24"/>
+              </w:rPr>
+              <w:t>“</w:t>
+            </w:r>
+            <w:r>
+              <w:rPr>
+                <w:sz w:val="24"/>
+                <w:szCs w:val="24"/>
+              </w:rPr>
+              <w:t>La supervisión en el proceso de control interno es necesaria para asegurar que</w:t>
+            </w:r>
+            <w:r>
+              <w:rPr>
+                <w:sz w:val="24"/>
+                <w:szCs w:val="24"/>
+              </w:rPr>
+              <w:t xml:space="preserve"> </w:t>
+            </w:r>
+            <w:r>
+              <w:rPr>
+                <w:sz w:val="24"/>
+                <w:szCs w:val="24"/>
+              </w:rPr>
+              <w:t>éste continúa funcionando adecuadamente tal como fue diseñado bajo un nivel</w:t>
+            </w:r>
+            <w:r>
+              <w:rPr>
+                <w:sz w:val="24"/>
+                <w:szCs w:val="24"/>
+              </w:rPr>
+              <w:t xml:space="preserve"> </w:t>
+            </w:r>
+            <w:r>
+              <w:rPr>
+                <w:sz w:val="24"/>
+                <w:szCs w:val="24"/>
+              </w:rPr>
+              <w:t>de riesgos y con una estructura organizativa determinada</w:t>
+            </w:r>
+            <w:r>
+              <w:rPr>
+                <w:sz w:val="24"/>
+                <w:szCs w:val="24"/>
+              </w:rPr>
+              <w:t>”</w:t>
+            </w:r>
+            <w:r>
+              <w:rPr>
+                <w:sz w:val="24"/>
+                <w:szCs w:val="24"/>
+              </w:rPr>
+              <w:t>.</w:t>
+            </w:r>
+          </w:p>
+          <w:p>
+            <w:pPr>
+              <w:jc w:val="both"/>
+              <w:rPr>
+                <w:b/>
+                <w:sz w:val="24"/>
+                <w:szCs w:val="24"/>
+                <w:u w:val="single"/>
+              </w:rPr>
+            </w:pPr>
+          </w:p>
+          <w:p>
+            <w:pPr>
+              <w:jc w:val="both"/>
+              <w:rPr>
+                <w:b/>
+                <w:sz w:val="24"/>
+                <w:szCs w:val="24"/>
+              </w:rPr>
+            </w:pPr>
+            <w:r>
+              <w:rPr>
+                <w:b/>
+                <w:sz w:val="24"/>
+                <w:szCs w:val="24"/>
+                <w:u w:val="single"/>
+              </w:rPr>
+              <w:t>Causa</w:t>
+            </w:r>
+          </w:p>
+          <w:p>
+            <w:pPr>
+              <w:jc w:val="both"/>
+              <w:rPr>
+                <w:sz w:val="24"/>
+                <w:szCs w:val="24"/>
+              </w:rPr>
+            </w:pPr>
+            <w:r>
+              <w:rPr>
+                <w:sz w:val="24"/>
+                <w:szCs w:val="24"/>
+              </w:rPr>
+              <w:t xml:space="preserve">Esta situación se debe a la ausencia de supervisión de los ejecutivos de la entidad sobre las cantidades de combustible adquirido.</w:t>
+            </w:r>
+            <w:r>
+              <w:rPr>
+                <w:sz w:val="24"/>
+                <w:szCs w:val="24"/>
+              </w:rPr>
+              <w:t/>
+            </w:r>
+          </w:p>
+          <w:p>
+            <w:pPr>
+              <w:jc w:val="both"/>
+              <w:rPr>
+                <w:b/>
+                <w:sz w:val="24"/>
+                <w:szCs w:val="24"/>
+                <w:u w:val="single"/>
+              </w:rPr>
+            </w:pPr>
+          </w:p>
+          <w:p>
+            <w:pPr>
+              <w:jc w:val="both"/>
+              <w:rPr>
+                <w:b/>
+                <w:sz w:val="24"/>
+                <w:szCs w:val="24"/>
+                <w:u w:val="single"/>
+              </w:rPr>
+            </w:pPr>
+            <w:r>
+              <w:rPr>
+                <w:b/>
+                <w:sz w:val="24"/>
+                <w:szCs w:val="24"/>
+                <w:u w:val="single"/>
+              </w:rPr>
+              <w:t>Efecto</w:t>
+            </w:r>
+          </w:p>
+          <w:p>
+            <w:pPr>
+              <w:jc w:val="both"/>
+              <w:rPr>
+                <w:sz w:val="24"/>
+                <w:szCs w:val="24"/>
+              </w:rPr>
+            </w:pPr>
+            <w:r>
+              <w:rPr>
+                <w:sz w:val="24"/>
+                <w:szCs w:val="24"/>
+              </w:rPr>
+              <w:t xml:space="preserve">Esta situación puede generar que las cantidades de combustible adquirido no cuenten con información confiable.</w:t>
+            </w:r>
+            <w:r>
+              <w:rPr>
+                <w:sz w:val="24"/>
+                <w:szCs w:val="24"/>
+              </w:rPr>
+              <w:t/>
+            </w:r>
+            <w:r>
+              <w:rPr>
+                <w:sz w:val="24"/>
+                <w:szCs w:val="24"/>
+              </w:rPr>
+              <w:t xml:space="preserve"/>
+            </w:r>
+          </w:p>
+          <w:p>
+            <w:pPr>
+              <w:jc w:val="both"/>
+              <w:rPr>
+                <w:sz w:val="24"/>
+                <w:szCs w:val="24"/>
+              </w:rPr>
+            </w:pPr>
+          </w:p>
+          <w:p>
+            <w:pPr>
+              <w:jc w:val="both"/>
+              <w:rPr>
+                <w:b/>
+                <w:sz w:val="24"/>
+                <w:szCs w:val="24"/>
+                <w:u w:val="single"/>
+              </w:rPr>
+            </w:pPr>
+            <w:r>
+              <w:rPr>
+                <w:b/>
+                <w:sz w:val="24"/>
+                <w:szCs w:val="24"/>
+                <w:u w:val="single"/>
+              </w:rPr>
+              <w:t>Recomendación</w:t>
+            </w:r>
+          </w:p>
+          <w:p>
+            <w:pPr>
+              <w:jc w:val="both"/>
+              <w:rPr>
+                <w:sz w:val="24"/>
+                <w:szCs w:val="24"/>
+              </w:rPr>
+            </w:pPr>
+            <w:r>
+              <w:rPr>
+                <w:sz w:val="24"/>
+                <w:szCs w:val="24"/>
+              </w:rPr>
+              <w:t xml:space="preserve">Se recomienda al Alcalde Municipal instruir a los ejecutivos de la entidad que implementen acciones de supervisión sobre las cantidades de combustible adquirido por el Gobierno Autónomo Municipal Valles.</w:t>
+            </w:r>
+            <w:r>
+              <w:rPr>
+                <w:sz w:val="24"/>
+                <w:szCs w:val="24"/>
+              </w:rPr>
+              <w:t xml:space="preserve"/>
+            </w:r>
+            <w:r>
+              <w:rPr>
+                <w:sz w:val="24"/>
+                <w:szCs w:val="24"/>
+              </w:rPr>
+              <w:t/>
+            </w:r>
+            <w:r>
+              <w:rPr>
+                <w:sz w:val="24"/>
+                <w:szCs w:val="24"/>
+              </w:rPr>
+              <w:t/>
+            </w:r>
+            <w:r>
+              <w:rPr>
+                <w:sz w:val="24"/>
+                <w:szCs w:val="24"/>
+              </w:rPr>
+              <w:t/>
+            </w:r>
+          </w:p>
+          <w:p>
+            <w:pPr>
+              <w:jc w:val="both"/>
+              <w:rPr>
+                <w:b/>
+                <w:u w:val="single"/>
+              </w:rPr>
+            </w:pPr>
+          </w:p>
+        </w:tc>
+        <w:tc>
+          <w:tcPr>
+            <w:tcW w:w="1276" w:type="dxa"/>
+            <w:vAlign w:val="center"/>
+          </w:tcPr>
+          <w:p>
+            <w:pPr>
+              <w:jc w:val="center"/>
+              <w:rPr>
+                <w:b/>
+                <w:i/>
+              </w:rPr>
+            </w:pPr>
+            <w:r>
+              <w:rPr>
+                <w:b/>
+                <w:i/>
+                <w:color w:val="0070C0"/>
+              </w:rPr>
+              <w:lastRenderedPageBreak/>
+              <w:t xml:space="preserve">Deficiencia incluida en informe de C.I.</w:t>
+            </w:r>
+            <w:r>
+              <w:rPr>
+                <w:b/>
+                <w:i/>
+                <w:color w:val="0070C0"/>
+              </w:rPr>
+              <w:t/>
+            </w:r>
+            <w:r>
+              <w:rPr>
+                <w:b/>
+                <w:i/>
+                <w:color w:val="0070C0"/>
+              </w:rPr>
+              <w:t/>
+            </w:r>
+            <w:r>
+              <w:rPr>
+                <w:b/>
+                <w:i/>
+                <w:color w:val="0070C0"/>
+              </w:rPr>
+              <w:t/>
+            </w:r>
+            <w:r>
+              <w:rPr>
+                <w:b/>
+                <w:i/>
+                <w:color w:val="0070C0"/>
+              </w:rPr>
+              <w:t xml:space="preserve"/>
+            </w:r>
+          </w:p>
+        </w:tc>
+      </w:tr>
+      <w:tr>
+        <w:tc>
+          <w:tcPr>
+            <w:tcW w:w="709" w:type="dxa"/>
+            <w:vAlign w:val="center"/>
+          </w:tcPr>
+          <w:p>
+            <w:pPr>
+              <w:jc w:val="center"/>
+              <w:rPr>
+                <w:b/>
+              </w:rPr>
+            </w:pPr>
+            <w:r>
+              <w:rPr>
+                <w:b/>
+                <w:color w:val="FF0000"/>
+              </w:rPr>
+              <w:t xml:space="preserve">LPI 1-2</w:t>
+            </w:r>
+          </w:p>
+        </w:tc>
+        <w:tc>
+          <w:tcPr>
+            <w:tcW w:w="8647" w:type="dxa"/>
+          </w:tcPr>
+          <w:p>
+            <w:pPr>
+              <w:pStyle w:val="Prrafodelista"/>
+              <w:numPr>
+                <w:ilvl w:val="0"/>
+                <w:numId w:val="1"/>
+              </w:numPr>
+              <w:jc w:val="both"/>
+              <w:rPr>
+                <w:b/>
+                <w:sz w:val="24"/>
+                <w:szCs w:val="24"/>
+                <w:u w:val="single"/>
+              </w:rPr>
+            </w:pPr>
+            <w:r>
+              <w:rPr>
+                <w:b/>
+                <w:sz w:val="24"/>
+                <w:szCs w:val="24"/>
+                <w:u w:val="single"/>
+              </w:rPr>
+              <w:t xml:space="preserve">Debilidades del Sistema de Control Interno</w:t>
+            </w:r>
+            <w:r>
+              <w:rPr>
+                <w:b/>
+                <w:sz w:val="24"/>
+                <w:szCs w:val="24"/>
+                <w:u w:val="single"/>
+              </w:rPr>
+              <w:t xml:space="preserve"/>
+            </w:r>
+          </w:p>
+          <w:p>
+            <w:pPr>
+              <w:jc w:val="both"/>
+              <w:rPr>
+                <w:sz w:val="24"/>
+                <w:szCs w:val="24"/>
+                <w:u w:val="single"/>
+              </w:rPr>
+            </w:pPr>
+          </w:p>
+          <w:p>
+            <w:pPr>
+              <w:jc w:val="both"/>
+              <w:rPr>
+                <w:b/>
+                <w:sz w:val="24"/>
+                <w:szCs w:val="24"/>
+                <w:u w:val="single"/>
+              </w:rPr>
+            </w:pPr>
+            <w:r>
+              <w:rPr>
+                <w:b/>
+                <w:sz w:val="24"/>
+                <w:szCs w:val="24"/>
+                <w:u w:val="single"/>
+              </w:rPr>
+              <w:t>Condición</w:t>
+            </w:r>
+          </w:p>
+          <w:p>
+            <w:pPr>
+              <w:jc w:val="both"/>
+              <w:rPr>
+                <w:sz w:val="24"/>
+                <w:szCs w:val="24"/>
+              </w:rPr>
+            </w:pPr>
+            <w:r>
+              <w:rPr>
+                <w:sz w:val="24"/>
+                <w:szCs w:val="24"/>
+              </w:rPr>
+              <w:t xml:space="preserve">Se verificó, a partir de las deficiencias identificadas en la evaluación del control interno, que el sistema de control interno del Gobierno Autónomo Municipal Valles sobre la compra y uso de combustible no es eficaz para prevenir o detectar errores e irregularidades.</w:t>
+            </w:r>
+            <w:r>
+              <w:rPr>
+                <w:sz w:val="24"/>
+                <w:szCs w:val="24"/>
+              </w:rPr>
+              <w:t/>
+            </w:r>
+            <w:r>
+              <w:rPr>
+                <w:sz w:val="24"/>
+                <w:szCs w:val="24"/>
+              </w:rPr>
+              <w:t/>
+            </w:r>
+          </w:p>
+          <w:p>
+            <w:pPr>
+              <w:jc w:val="both"/>
+              <w:rPr>
+                <w:sz w:val="24"/>
+                <w:szCs w:val="24"/>
+              </w:rPr>
+            </w:pPr>
+          </w:p>
+          <w:p>
+            <w:pPr>
+              <w:autoSpaceDE w:val="0"/>
+              <w:autoSpaceDN w:val="0"/>
+              <w:adjustRightInd w:val="0"/>
+              <w:jc w:val="both"/>
+              <w:rPr>
+                <w:b/>
+                <w:sz w:val="24"/>
+                <w:szCs w:val="24"/>
+                <w:u w:val="single"/>
+              </w:rPr>
+            </w:pPr>
+            <w:r>
+              <w:rPr>
+                <w:b/>
+                <w:sz w:val="24"/>
+                <w:szCs w:val="24"/>
+                <w:u w:val="single"/>
+              </w:rPr>
+              <w:t>Criterio</w:t>
+            </w:r>
+          </w:p>
+          <w:p>
+            <w:pPr>
+              <w:autoSpaceDE w:val="0"/>
+              <w:autoSpaceDN w:val="0"/>
+              <w:adjustRightInd w:val="0"/>
+              <w:jc w:val="both"/>
+              <w:rPr>
+                <w:sz w:val="24"/>
+                <w:szCs w:val="24"/>
+              </w:rPr>
+            </w:pPr>
+            <w:r>
+              <w:rPr>
+                <w:sz w:val="24"/>
+                <w:szCs w:val="24"/>
+              </w:rPr>
+              <w:t xml:space="preserve">La Ley Nº 1178 de Administración y Control Gubernamentales, de 20 de julio de 1990, en su Artículo 13, señala: “El Control Gubernamental tendrá por objetivo mejorar la eficiencia en la captación y uso de los recursos públicos y en las operaciones del Estado; la confiabilidad de la información que se genere sobre los mismos; los procedimientos para que toda autoridad y ejecutivo rinda cuenta oportuna de los resultados de su gestión; y la capacidad administrativa para impedir o identificar y comprobar el manejo inadecuado de los recursos del Estado”.</w:t>
+            </w:r>
+            <w:r>
+              <w:rPr>
+                <w:b/>
+                <w:sz w:val="24"/>
+                <w:szCs w:val="24"/>
+              </w:rPr>
+              <w:t/>
+            </w:r>
+            <w:r>
+              <w:rPr>
+                <w:rFonts w:cs="Times New Roman"/>
+                <w:b/>
+                <w:bCs/>
+                <w:iCs/>
+                <w:sz w:val="24"/>
+                <w:szCs w:val="24"/>
+                <w:lang w:val="es-BO"/>
+              </w:rPr>
+              <w:t xml:space="preserve"/>
+            </w:r>
+            <w:r>
+              <w:rPr>
+                <w:rFonts w:cs="Times New Roman"/>
+                <w:b/>
+                <w:bCs/>
+                <w:i/>
+                <w:iCs/>
+                <w:sz w:val="24"/>
+                <w:szCs w:val="24"/>
+                <w:lang w:val="es-BO"/>
+              </w:rPr>
+              <w:t/>
+            </w:r>
+            <w:r>
+              <w:rPr>
+                <w:sz w:val="24"/>
+                <w:szCs w:val="24"/>
+              </w:rPr>
+              <w:t xml:space="preserve"/>
+            </w:r>
+            <w:r>
+              <w:rPr>
+                <w:sz w:val="24"/>
+                <w:szCs w:val="24"/>
+              </w:rPr>
+              <w:t/>
+            </w:r>
+            <w:r>
+              <w:rPr>
+                <w:sz w:val="24"/>
+                <w:szCs w:val="24"/>
+              </w:rPr>
+              <w:t/>
+            </w:r>
+            <w:r>
+              <w:rPr>
+                <w:sz w:val="24"/>
+                <w:szCs w:val="24"/>
+              </w:rPr>
+              <w:t xml:space="preserve"/>
+            </w:r>
+            <w:r>
+              <w:rPr>
+                <w:sz w:val="24"/>
+                <w:szCs w:val="24"/>
+              </w:rPr>
+              <w:t/>
+            </w:r>
+            <w:r>
+              <w:rPr>
+                <w:sz w:val="24"/>
+                <w:szCs w:val="24"/>
+              </w:rPr>
+              <w:t xml:space="preserve"/>
+            </w:r>
+            <w:r>
+              <w:rPr>
+                <w:sz w:val="24"/>
+                <w:szCs w:val="24"/>
+              </w:rPr>
+              <w:t/>
+            </w:r>
+            <w:r>
+              <w:rPr>
+                <w:sz w:val="24"/>
+                <w:szCs w:val="24"/>
+              </w:rPr>
+              <w:t/>
+            </w:r>
+            <w:r>
+              <w:rPr>
+                <w:sz w:val="24"/>
+                <w:szCs w:val="24"/>
+              </w:rPr>
+              <w:t/>
+            </w:r>
+          </w:p>
+          <w:p>
+            <w:pPr>
+              <w:jc w:val="both"/>
+              <w:rPr>
+                <w:b/>
+                <w:sz w:val="24"/>
+                <w:szCs w:val="24"/>
+                <w:u w:val="single"/>
+              </w:rPr>
+            </w:pPr>
+          </w:p>
+          <w:p>
+            <w:pPr>
+              <w:jc w:val="both"/>
+              <w:rPr>
+                <w:b/>
+                <w:sz w:val="24"/>
+                <w:szCs w:val="24"/>
+              </w:rPr>
+            </w:pPr>
+            <w:r>
+              <w:rPr>
+                <w:b/>
+                <w:sz w:val="24"/>
+                <w:szCs w:val="24"/>
+                <w:u w:val="single"/>
+              </w:rPr>
+              <w:t>Causa</w:t>
+            </w:r>
+          </w:p>
+          <w:p>
+            <w:pPr>
+              <w:jc w:val="both"/>
+              <w:rPr>
+                <w:sz w:val="24"/>
+                <w:szCs w:val="24"/>
+              </w:rPr>
+            </w:pPr>
+            <w:r>
+              <w:rPr>
+                <w:sz w:val="24"/>
+                <w:szCs w:val="24"/>
+              </w:rPr>
+              <w:t xml:space="preserve">Esta situación se debe a la inobservancia de la Guía de los Principios, Normas Generales y Básicas de Control Interno Gubernamental por parte de las autoridades y ejecutivos del municipio.</w:t>
+            </w:r>
+            <w:r>
+              <w:rPr>
+                <w:sz w:val="24"/>
+                <w:szCs w:val="24"/>
+              </w:rPr>
+              <w:t xml:space="preserve"/>
+            </w:r>
+            <w:r>
+              <w:rPr>
+                <w:sz w:val="24"/>
+                <w:szCs w:val="24"/>
+              </w:rPr>
+              <w:t/>
+            </w:r>
+            <w:r>
+              <w:rPr>
+                <w:sz w:val="24"/>
+                <w:szCs w:val="24"/>
+              </w:rPr>
+              <w:t/>
+            </w:r>
+          </w:p>
+          <w:p>
+            <w:pPr>
+              <w:jc w:val="both"/>
+              <w:rPr>
+                <w:b/>
+                <w:sz w:val="24"/>
+                <w:szCs w:val="24"/>
+                <w:u w:val="single"/>
+              </w:rPr>
+            </w:pPr>
+          </w:p>
+          <w:p>
+            <w:pPr>
+              <w:jc w:val="both"/>
+              <w:rPr>
+                <w:b/>
+                <w:sz w:val="24"/>
+                <w:szCs w:val="24"/>
+                <w:u w:val="single"/>
+              </w:rPr>
+            </w:pPr>
+            <w:r>
+              <w:rPr>
+                <w:b/>
+                <w:sz w:val="24"/>
+                <w:szCs w:val="24"/>
+                <w:u w:val="single"/>
+              </w:rPr>
+              <w:t>Efecto</w:t>
+            </w:r>
+          </w:p>
+          <w:p>
+            <w:pPr>
+              <w:jc w:val="both"/>
+              <w:rPr>
+                <w:sz w:val="24"/>
+                <w:szCs w:val="24"/>
+              </w:rPr>
+            </w:pPr>
+            <w:r>
+              <w:rPr>
+                <w:sz w:val="24"/>
+                <w:szCs w:val="24"/>
+              </w:rPr>
+              <w:t xml:space="preserve">Esta situación puede generar que se presenten errores o irregularidades en el manejo del combustible que no sean prevenidos ni detectados oportunamente.</w:t>
+            </w:r>
+            <w:r>
+              <w:rPr>
+                <w:sz w:val="24"/>
+                <w:szCs w:val="24"/>
+              </w:rPr>
+              <w:t/>
+            </w:r>
+            <w:r>
+              <w:rPr>
+                <w:sz w:val="24"/>
+                <w:szCs w:val="24"/>
+              </w:rPr>
+              <w:t xml:space="preserve"/>
+            </w:r>
+            <w:r>
+              <w:rPr>
+                <w:sz w:val="24"/>
+                <w:szCs w:val="24"/>
+              </w:rPr>
+              <w:t xml:space="preserve"/>
+            </w:r>
+            <w:r>
+              <w:rPr>
+                <w:sz w:val="24"/>
+                <w:szCs w:val="24"/>
+              </w:rPr>
+              <w:t xml:space="preserve"/>
+            </w:r>
+          </w:p>
+          <w:p>
+            <w:pPr>
+              <w:jc w:val="both"/>
+              <w:rPr>
+                <w:sz w:val="24"/>
+                <w:szCs w:val="24"/>
+              </w:rPr>
+            </w:pPr>
+          </w:p>
+          <w:p>
+            <w:pPr>
+              <w:jc w:val="both"/>
+              <w:rPr>
+                <w:b/>
+                <w:sz w:val="24"/>
+                <w:szCs w:val="24"/>
+                <w:u w:val="single"/>
+              </w:rPr>
+            </w:pPr>
+            <w:r>
+              <w:rPr>
+                <w:b/>
+                <w:sz w:val="24"/>
+                <w:szCs w:val="24"/>
+                <w:u w:val="single"/>
+              </w:rPr>
+              <w:lastRenderedPageBreak/>
+              <w:t>Recomendación</w:t>
+            </w:r>
+          </w:p>
+          <w:p>
+            <w:pPr>
+              <w:jc w:val="both"/>
+              <w:rPr>
+                <w:sz w:val="24"/>
+                <w:szCs w:val="24"/>
+              </w:rPr>
+            </w:pPr>
+            <w:r>
+              <w:rPr>
+                <w:sz w:val="24"/>
+                <w:szCs w:val="24"/>
+              </w:rPr>
+              <w:t xml:space="preserve">Se recomienda al Alcalde Municipal instruir al Secretario General la elaboración de un cronograma de implantación de las recomendaciones del presente informe, para mejorar la eficacia del sistema de control interno del Gobierno Autónomo Municipal Valles.</w:t>
+            </w:r>
+            <w:r>
+              <w:rPr>
+                <w:sz w:val="24"/>
+                <w:szCs w:val="24"/>
+              </w:rPr>
+              <w:t xml:space="preserve"/>
+            </w:r>
+            <w:r>
+              <w:rPr>
+                <w:sz w:val="24"/>
+                <w:szCs w:val="24"/>
+              </w:rPr>
+              <w:t/>
+            </w:r>
+            <w:r>
+              <w:rPr>
+                <w:sz w:val="24"/>
+                <w:szCs w:val="24"/>
+              </w:rPr>
+              <w:t xml:space="preserve"/>
+            </w:r>
+            <w:r>
+              <w:rPr>
+                <w:sz w:val="24"/>
+                <w:szCs w:val="24"/>
+              </w:rPr>
+              <w:t xml:space="preserve"/>
+            </w:r>
+            <w:r>
+              <w:rPr>
+                <w:sz w:val="24"/>
+                <w:szCs w:val="24"/>
+              </w:rPr>
+              <w:t/>
+            </w:r>
+            <w:r>
+              <w:rPr>
+                <w:sz w:val="24"/>
+                <w:szCs w:val="24"/>
+              </w:rPr>
+              <w:t/>
+            </w:r>
+          </w:p>
+          <w:p>
+            <w:pPr>
+              <w:jc w:val="both"/>
+              <w:rPr>
+                <w:sz w:val="24"/>
+                <w:szCs w:val="24"/>
+              </w:rPr>
+            </w:pPr>
+          </w:p>
+        </w:tc>
+        <w:tc>
+          <w:tcPr>
+            <w:tcW w:w="1276" w:type="dxa"/>
+            <w:vAlign w:val="center"/>
+          </w:tcPr>
+          <w:p>
+            <w:pPr>
+              <w:jc w:val="center"/>
+              <w:rPr>
+                <w:b/>
+                <w:i/>
+              </w:rPr>
+            </w:pPr>
+            <w:r>
+              <w:rPr>
+                <w:b/>
+                <w:i/>
+                <w:color w:val="0070C0"/>
+              </w:rPr>
+              <w:lastRenderedPageBreak/>
+              <w:t xml:space="preserve">Deficiencia incluida en informe de C.I.</w:t>
+            </w:r>
+            <w:r>
+              <w:rPr>
+                <w:b/>
+                <w:i/>
+                <w:color w:val="0070C0"/>
+              </w:rPr>
+              <w:t/>
+            </w:r>
+            <w:r>
+              <w:rPr>
+                <w:b/>
+                <w:i/>
+                <w:color w:val="0070C0"/>
+              </w:rPr>
+              <w:t/>
+            </w:r>
+            <w:r>
+              <w:rPr>
+                <w:b/>
+                <w:i/>
+                <w:color w:val="0070C0"/>
+              </w:rPr>
+              <w:t/>
+            </w:r>
+            <w:r>
+              <w:rPr>
+                <w:b/>
+                <w:i/>
+                <w:color w:val="0070C0"/>
+              </w:rPr>
+              <w:t xml:space="preserve"/>
             </w:r>
           </w:p>
         </w:tc>
